--- a/documents/final_report.docx
+++ b/documents/final_report.docx
@@ -881,6 +881,14 @@
       <w:r>
         <w:rPr>
           <w:b/>
+          <w:spacing w:val="-17"/>
+          <w:sz w:val="28"/>
+        </w:rPr>
+        <w:t xml:space="preserve">GOVERMENT </w:t>
+      </w:r>
+      <w:r>
+        <w:rPr>
+          <w:b/>
           <w:sz w:val="28"/>
         </w:rPr>
         <w:t>INSTITUTE</w:t>
@@ -1080,6 +1088,7 @@
         </w:rPr>
       </w:pPr>
       <w:r>
+        <w:lastRenderedPageBreak/>
         <w:t xml:space="preserve">February </w:t>
       </w:r>
       <w:r>
@@ -1129,7 +1138,6 @@
           <w:noProof/>
           <w:sz w:val="20"/>
         </w:rPr>
-        <w:lastRenderedPageBreak/>
         <w:drawing>
           <wp:inline distT="0" distB="0" distL="0" distR="0" wp14:anchorId="70D0B5CD" wp14:editId="11DB702A">
             <wp:extent cx="1623060" cy="1501140"/>
@@ -1597,11 +1605,6 @@
       <w:r>
         <w:t xml:space="preserve"> Project is a record of the students’ original work carried out by them in partial fulfilment of the requirements for the award of the degree of Bachelor of Technology in Computer Science and Engineering from Dr. A.P.J. Abdul Kalam Institute of Technology, Tanakpur (Campus Institute of VMSBUTU, Dehradun), Uttarakhand, India.</w:t>
       </w:r>
-    </w:p>
-    <w:p>
-      <w:pPr>
-        <w:pStyle w:val="BodyText"/>
-      </w:pPr>
     </w:p>
     <w:p>
       <w:pPr>
@@ -6325,11 +6328,6 @@
     <w:p>
       <w:pPr>
         <w:pStyle w:val="BodyText"/>
-      </w:pPr>
-    </w:p>
-    <w:p>
-      <w:pPr>
-        <w:pStyle w:val="BodyText"/>
         <w:jc w:val="center"/>
         <w:rPr>
           <w:b/>
@@ -6345,6 +6343,7 @@
           <w:sz w:val="32"/>
           <w:szCs w:val="32"/>
         </w:rPr>
+        <w:lastRenderedPageBreak/>
         <w:t>TABLE OF CONTENT</w:t>
       </w:r>
     </w:p>
@@ -8032,7 +8031,6 @@
           <w:b/>
           <w:bCs/>
         </w:rPr>
-        <w:lastRenderedPageBreak/>
         <w:t xml:space="preserve">Chapter 4. PROPOSED HYBRID RAG FRAMEWORK </w:t>
       </w:r>
       <w:r>
@@ -8097,6 +8095,7 @@
         <w:ind w:left="720"/>
       </w:pPr>
       <w:r>
+        <w:lastRenderedPageBreak/>
         <w:t xml:space="preserve">4.2 </w:t>
       </w:r>
       <w:r>
@@ -8405,7 +8404,7 @@
           <w:b/>
           <w:bCs/>
         </w:rPr>
-        <w:t>…………..</w:t>
+        <w:t>……….</w:t>
       </w:r>
       <w:r>
         <w:rPr>
@@ -8419,7 +8418,14 @@
           <w:b/>
           <w:bCs/>
         </w:rPr>
-        <w:t xml:space="preserve">.. </w:t>
+        <w:t>…..</w:t>
+      </w:r>
+      <w:r>
+        <w:rPr>
+          <w:b/>
+          <w:bCs/>
+        </w:rPr>
+        <w:t xml:space="preserve">. </w:t>
       </w:r>
       <w:r>
         <w:rPr>
@@ -9222,19 +9228,7 @@
         <w:ind w:left="720"/>
       </w:pPr>
       <w:r>
-        <w:t>8.</w:t>
-      </w:r>
-      <w:r>
-        <w:t>4</w:t>
-      </w:r>
-      <w:r>
-        <w:t xml:space="preserve"> </w:t>
-      </w:r>
-      <w:r>
-        <w:t>Final Remarks</w:t>
-      </w:r>
-      <w:r>
-        <w:t xml:space="preserve"> ..............</w:t>
+        <w:t>8.4 Final Remarks ..............</w:t>
       </w:r>
       <w:r>
         <w:t>...................................</w:t>
@@ -11239,15 +11233,7 @@
           <w:szCs w:val="24"/>
           <w:lang w:val="en-IN"/>
         </w:rPr>
-        <w:t xml:space="preserve">One of the key contributions of the survey is its systematic classification of RAG architectures and identification of major challenges facing current RA-LLM systems. The authors emphasize issues such as retrieval quality, context length limitations, retrieval-generation alignment, computational efficiency, scalability, and hallucination mitigation. Additionally, the paper outlines several future research directions, including adaptive retrieval mechanisms, </w:t>
-      </w:r>
-      <w:r>
-        <w:rPr>
-          <w:szCs w:val="24"/>
-          <w:lang w:val="en-IN"/>
-        </w:rPr>
-        <w:lastRenderedPageBreak/>
-        <w:t>multimodal retrieval systems, dynamic knowledge integration, and more efficient retrieval-generation collaboration</w:t>
+        <w:t>One of the key contributions of the survey is its systematic classification of RAG architectures and identification of major challenges facing current RA-LLM systems. The authors emphasize issues such as retrieval quality, context length limitations, retrieval-generation alignment, computational efficiency, scalability, and hallucination mitigation. Additionally, the paper outlines several future research directions, including adaptive retrieval mechanisms, multimodal retrieval systems, dynamic knowledge integration, and more efficient retrieval-generation collaboration</w:t>
       </w:r>
     </w:p>
     <w:p>
@@ -11429,30 +11415,23 @@
           <w:szCs w:val="24"/>
           <w:lang w:val="en-IN"/>
         </w:rPr>
-        <w:t xml:space="preserve">, which examines the role of Retrieval-Augmented Generation in addressing the unique challenges of healthcare information systems. The study highlights the growing adoption of Large Language Models (LLMs) in healthcare for tasks such as clinical decision support, medical question answering, diagnostics, treatment planning, and patient communication. However, the authors emphasize that traditional LLMs face significant limitations in healthcare environments, including hallucination, outdated medical knowledge, lack of transparency, and difficulties in providing evidence-based recommendations. To overcome these challenges, the survey explores how </w:t>
-      </w:r>
+        <w:t>, which examines the role of Retrieval-Augmented Generation in addressing the unique challenges of healthcare information systems. The study highlights the growing adoption of Large Language Models (LLMs) in healthcare for tasks such as clinical decision support, medical question answering, diagnostics, treatment planning, and patient communication. However, the authors emphasize that traditional LLMs face significant limitations in healthcare environments, including hallucination, outdated medical knowledge, lack of transparency, and difficulties in providing evidence-based recommendations. To overcome these challenges, the survey explores how RAG architectures integrate external medical knowledge sources with language models to improve the reliability and accuracy of generated responses.</w:t>
+      </w:r>
+    </w:p>
+    <w:p>
+      <w:pPr>
+        <w:spacing w:line="276" w:lineRule="auto"/>
+        <w:rPr>
+          <w:szCs w:val="24"/>
+          <w:lang w:val="en-IN"/>
+        </w:rPr>
+      </w:pPr>
       <w:r>
         <w:rPr>
           <w:szCs w:val="24"/>
           <w:lang w:val="en-IN"/>
         </w:rPr>
         <w:lastRenderedPageBreak/>
-        <w:t>RAG architectures integrate external medical knowledge sources with language models to improve the reliability and accuracy of generated responses.</w:t>
-      </w:r>
-    </w:p>
-    <w:p>
-      <w:pPr>
-        <w:spacing w:line="276" w:lineRule="auto"/>
-        <w:rPr>
-          <w:szCs w:val="24"/>
-          <w:lang w:val="en-IN"/>
-        </w:rPr>
-      </w:pPr>
-      <w:r>
-        <w:rPr>
-          <w:szCs w:val="24"/>
-          <w:lang w:val="en-IN"/>
-        </w:rPr>
         <w:t xml:space="preserve">The survey categorizes healthcare RAG systems into three major architectures: </w:t>
       </w:r>
       <w:r>
@@ -11648,7 +11627,11 @@
           <w:lang w:val="en-IN"/>
         </w:rPr>
       </w:pPr>
-      <w:r>
+    </w:p>
+    <w:p>
+      <w:pPr>
+        <w:spacing w:line="276" w:lineRule="auto"/>
+        <w:jc w:val="center"/>
         <w:rPr>
           <w:b/>
           <w:bCs/>
@@ -11656,6 +11639,28 @@
           <w:szCs w:val="32"/>
           <w:lang w:val="en-IN"/>
         </w:rPr>
+      </w:pPr>
+    </w:p>
+    <w:p>
+      <w:pPr>
+        <w:spacing w:line="276" w:lineRule="auto"/>
+        <w:jc w:val="center"/>
+        <w:rPr>
+          <w:b/>
+          <w:bCs/>
+          <w:sz w:val="32"/>
+          <w:szCs w:val="32"/>
+          <w:lang w:val="en-IN"/>
+        </w:rPr>
+      </w:pPr>
+      <w:r>
+        <w:rPr>
+          <w:b/>
+          <w:bCs/>
+          <w:sz w:val="32"/>
+          <w:szCs w:val="32"/>
+          <w:lang w:val="en-IN"/>
+        </w:rPr>
         <w:lastRenderedPageBreak/>
         <w:t>CHAPTER 3</w:t>
       </w:r>
@@ -11692,6 +11697,19 @@
         </w:rPr>
         <w:t>TECHNOLOGY AND METHODS</w:t>
       </w:r>
+    </w:p>
+    <w:p>
+      <w:pPr>
+        <w:spacing w:line="276" w:lineRule="auto"/>
+        <w:jc w:val="center"/>
+        <w:rPr>
+          <w:b/>
+          <w:bCs/>
+          <w:sz w:val="32"/>
+          <w:szCs w:val="32"/>
+          <w:lang w:val="en-IN"/>
+        </w:rPr>
+      </w:pPr>
     </w:p>
     <w:p>
       <w:pPr>
@@ -11883,9 +11901,8 @@
         <w:tblLook w:val="04A0" w:firstRow="1" w:lastRow="0" w:firstColumn="1" w:lastColumn="0" w:noHBand="0" w:noVBand="1"/>
       </w:tblPr>
       <w:tblGrid>
-        <w:gridCol w:w="2494"/>
-        <w:gridCol w:w="3493"/>
-        <w:gridCol w:w="3033"/>
+        <w:gridCol w:w="2423"/>
+        <w:gridCol w:w="4722"/>
       </w:tblGrid>
       <w:tr>
         <w:trPr>
@@ -11910,7 +11927,7 @@
                 <w:szCs w:val="24"/>
                 <w:lang w:val="en-IN"/>
               </w:rPr>
-              <w:t>Category</w:t>
+              <w:t>Component</w:t>
             </w:r>
           </w:p>
         </w:tc>
@@ -11933,30 +11950,7 @@
                 <w:szCs w:val="24"/>
                 <w:lang w:val="en-IN"/>
               </w:rPr>
-              <w:t>Technology / Tool</w:t>
-            </w:r>
-          </w:p>
-        </w:tc>
-        <w:tc>
-          <w:tcPr>
-            <w:tcW w:w="0" w:type="auto"/>
-            <w:hideMark/>
-          </w:tcPr>
-          <w:p>
-            <w:pPr>
-              <w:spacing w:line="276" w:lineRule="auto"/>
-              <w:cnfStyle w:val="100000000000" w:firstRow="1" w:lastRow="0" w:firstColumn="0" w:lastColumn="0" w:oddVBand="0" w:evenVBand="0" w:oddHBand="0" w:evenHBand="0" w:firstRowFirstColumn="0" w:firstRowLastColumn="0" w:lastRowFirstColumn="0" w:lastRowLastColumn="0"/>
-              <w:rPr>
-                <w:szCs w:val="24"/>
-                <w:lang w:val="en-IN"/>
-              </w:rPr>
-            </w:pPr>
-            <w:r>
-              <w:rPr>
-                <w:szCs w:val="24"/>
-                <w:lang w:val="en-IN"/>
-              </w:rPr>
-              <w:t>Purpose</w:t>
+              <w:t>Technology</w:t>
             </w:r>
           </w:p>
         </w:tc>
@@ -11981,7 +11975,7 @@
                 <w:szCs w:val="24"/>
                 <w:lang w:val="en-IN"/>
               </w:rPr>
-              <w:t>Programming Language</w:t>
+              <w:t>Frontend</w:t>
             </w:r>
           </w:p>
         </w:tc>
@@ -11995,39 +11989,20 @@
               <w:spacing w:line="276" w:lineRule="auto"/>
               <w:cnfStyle w:val="000000000000" w:firstRow="0" w:lastRow="0" w:firstColumn="0" w:lastColumn="0" w:oddVBand="0" w:evenVBand="0" w:oddHBand="0" w:evenHBand="0" w:firstRowFirstColumn="0" w:firstRowLastColumn="0" w:lastRowFirstColumn="0" w:lastRowLastColumn="0"/>
               <w:rPr>
+                <w:b/>
+                <w:bCs/>
                 <w:szCs w:val="24"/>
                 <w:lang w:val="en-IN"/>
               </w:rPr>
             </w:pPr>
             <w:r>
               <w:rPr>
+                <w:b/>
+                <w:bCs/>
                 <w:szCs w:val="24"/>
                 <w:lang w:val="en-IN"/>
               </w:rPr>
-              <w:t>Python 3.10+</w:t>
-            </w:r>
-          </w:p>
-        </w:tc>
-        <w:tc>
-          <w:tcPr>
-            <w:tcW w:w="0" w:type="auto"/>
-            <w:hideMark/>
-          </w:tcPr>
-          <w:p>
-            <w:pPr>
-              <w:spacing w:line="276" w:lineRule="auto"/>
-              <w:cnfStyle w:val="000000000000" w:firstRow="0" w:lastRow="0" w:firstColumn="0" w:lastColumn="0" w:oddVBand="0" w:evenVBand="0" w:oddHBand="0" w:evenHBand="0" w:firstRowFirstColumn="0" w:firstRowLastColumn="0" w:lastRowFirstColumn="0" w:lastRowLastColumn="0"/>
-              <w:rPr>
-                <w:szCs w:val="24"/>
-                <w:lang w:val="en-IN"/>
-              </w:rPr>
-            </w:pPr>
-            <w:r>
-              <w:rPr>
-                <w:szCs w:val="24"/>
-                <w:lang w:val="en-IN"/>
-              </w:rPr>
-              <w:t>Core system development</w:t>
+              <w:t>HTML5, CSS3, JavaScript, Bootstrap</w:t>
             </w:r>
           </w:p>
         </w:tc>
@@ -12052,7 +12027,7 @@
                 <w:szCs w:val="24"/>
                 <w:lang w:val="en-IN"/>
               </w:rPr>
-              <w:t>Development Environment</w:t>
+              <w:t>Backend</w:t>
             </w:r>
           </w:p>
         </w:tc>
@@ -12066,39 +12041,20 @@
               <w:spacing w:line="276" w:lineRule="auto"/>
               <w:cnfStyle w:val="000000000000" w:firstRow="0" w:lastRow="0" w:firstColumn="0" w:lastColumn="0" w:oddVBand="0" w:evenVBand="0" w:oddHBand="0" w:evenHBand="0" w:firstRowFirstColumn="0" w:firstRowLastColumn="0" w:lastRowFirstColumn="0" w:lastRowLastColumn="0"/>
               <w:rPr>
+                <w:b/>
+                <w:bCs/>
                 <w:szCs w:val="24"/>
                 <w:lang w:val="en-IN"/>
               </w:rPr>
             </w:pPr>
             <w:r>
               <w:rPr>
+                <w:b/>
+                <w:bCs/>
                 <w:szCs w:val="24"/>
                 <w:lang w:val="en-IN"/>
               </w:rPr>
-              <w:t>Visual Studio Code (VS Code)</w:t>
-            </w:r>
-          </w:p>
-        </w:tc>
-        <w:tc>
-          <w:tcPr>
-            <w:tcW w:w="0" w:type="auto"/>
-            <w:hideMark/>
-          </w:tcPr>
-          <w:p>
-            <w:pPr>
-              <w:spacing w:line="276" w:lineRule="auto"/>
-              <w:cnfStyle w:val="000000000000" w:firstRow="0" w:lastRow="0" w:firstColumn="0" w:lastColumn="0" w:oddVBand="0" w:evenVBand="0" w:oddHBand="0" w:evenHBand="0" w:firstRowFirstColumn="0" w:firstRowLastColumn="0" w:lastRowFirstColumn="0" w:lastRowLastColumn="0"/>
-              <w:rPr>
-                <w:szCs w:val="24"/>
-                <w:lang w:val="en-IN"/>
-              </w:rPr>
-            </w:pPr>
-            <w:r>
-              <w:rPr>
-                <w:szCs w:val="24"/>
-                <w:lang w:val="en-IN"/>
-              </w:rPr>
-              <w:t>Code development and debugging</w:t>
+              <w:t>Java 17, Spring Boot, Maven</w:t>
             </w:r>
           </w:p>
         </w:tc>
@@ -12123,7 +12079,7 @@
                 <w:szCs w:val="24"/>
                 <w:lang w:val="en-IN"/>
               </w:rPr>
-              <w:t>Notebook Environment</w:t>
+              <w:t>AI Service</w:t>
             </w:r>
           </w:p>
         </w:tc>
@@ -12137,25 +12093,56 @@
               <w:spacing w:line="276" w:lineRule="auto"/>
               <w:cnfStyle w:val="000000000000" w:firstRow="0" w:lastRow="0" w:firstColumn="0" w:lastColumn="0" w:oddVBand="0" w:evenVBand="0" w:oddHBand="0" w:evenHBand="0" w:firstRowFirstColumn="0" w:firstRowLastColumn="0" w:lastRowFirstColumn="0" w:lastRowLastColumn="0"/>
               <w:rPr>
+                <w:b/>
+                <w:bCs/>
                 <w:szCs w:val="24"/>
                 <w:lang w:val="en-IN"/>
               </w:rPr>
             </w:pPr>
+            <w:r>
+              <w:rPr>
+                <w:b/>
+                <w:bCs/>
+                <w:szCs w:val="24"/>
+                <w:lang w:val="en-IN"/>
+              </w:rPr>
+              <w:t xml:space="preserve">Python, FastAPI, </w:t>
+            </w:r>
             <w:proofErr w:type="spellStart"/>
             <w:r>
               <w:rPr>
+                <w:b/>
+                <w:bCs/>
                 <w:szCs w:val="24"/>
                 <w:lang w:val="en-IN"/>
               </w:rPr>
-              <w:t>Jupyter</w:t>
+              <w:t>LangChain</w:t>
             </w:r>
             <w:proofErr w:type="spellEnd"/>
+          </w:p>
+        </w:tc>
+      </w:tr>
+      <w:tr>
+        <w:tc>
+          <w:tcPr>
+            <w:cnfStyle w:val="001000000000" w:firstRow="0" w:lastRow="0" w:firstColumn="1" w:lastColumn="0" w:oddVBand="0" w:evenVBand="0" w:oddHBand="0" w:evenHBand="0" w:firstRowFirstColumn="0" w:firstRowLastColumn="0" w:lastRowFirstColumn="0" w:lastRowLastColumn="0"/>
+            <w:tcW w:w="0" w:type="auto"/>
+            <w:hideMark/>
+          </w:tcPr>
+          <w:p>
+            <w:pPr>
+              <w:spacing w:line="276" w:lineRule="auto"/>
+              <w:rPr>
+                <w:szCs w:val="24"/>
+                <w:lang w:val="en-IN"/>
+              </w:rPr>
+            </w:pPr>
             <w:r>
               <w:rPr>
                 <w:szCs w:val="24"/>
                 <w:lang w:val="en-IN"/>
               </w:rPr>
-              <w:t xml:space="preserve"> Notebook</w:t>
+              <w:t>Document Processing</w:t>
             </w:r>
           </w:p>
         </w:tc>
@@ -12169,6 +12156,57 @@
               <w:spacing w:line="276" w:lineRule="auto"/>
               <w:cnfStyle w:val="000000000000" w:firstRow="0" w:lastRow="0" w:firstColumn="0" w:lastColumn="0" w:oddVBand="0" w:evenVBand="0" w:oddHBand="0" w:evenHBand="0" w:firstRowFirstColumn="0" w:firstRowLastColumn="0" w:lastRowFirstColumn="0" w:lastRowLastColumn="0"/>
               <w:rPr>
+                <w:b/>
+                <w:bCs/>
+                <w:szCs w:val="24"/>
+                <w:lang w:val="en-IN"/>
+              </w:rPr>
+            </w:pPr>
+            <w:proofErr w:type="spellStart"/>
+            <w:r>
+              <w:rPr>
+                <w:b/>
+                <w:bCs/>
+                <w:szCs w:val="24"/>
+                <w:lang w:val="en-IN"/>
+              </w:rPr>
+              <w:t>PyPDFLoader</w:t>
+            </w:r>
+            <w:proofErr w:type="spellEnd"/>
+            <w:r>
+              <w:rPr>
+                <w:b/>
+                <w:bCs/>
+                <w:szCs w:val="24"/>
+                <w:lang w:val="en-IN"/>
+              </w:rPr>
+              <w:t xml:space="preserve">, </w:t>
+            </w:r>
+            <w:proofErr w:type="spellStart"/>
+            <w:r>
+              <w:rPr>
+                <w:b/>
+                <w:bCs/>
+                <w:szCs w:val="24"/>
+                <w:lang w:val="en-IN"/>
+              </w:rPr>
+              <w:t>PyPDF</w:t>
+            </w:r>
+            <w:proofErr w:type="spellEnd"/>
+          </w:p>
+        </w:tc>
+      </w:tr>
+      <w:tr>
+        <w:tc>
+          <w:tcPr>
+            <w:cnfStyle w:val="001000000000" w:firstRow="0" w:lastRow="0" w:firstColumn="1" w:lastColumn="0" w:oddVBand="0" w:evenVBand="0" w:oddHBand="0" w:evenHBand="0" w:firstRowFirstColumn="0" w:firstRowLastColumn="0" w:lastRowFirstColumn="0" w:lastRowLastColumn="0"/>
+            <w:tcW w:w="0" w:type="auto"/>
+            <w:hideMark/>
+          </w:tcPr>
+          <w:p>
+            <w:pPr>
+              <w:spacing w:line="276" w:lineRule="auto"/>
+              <w:rPr>
                 <w:szCs w:val="24"/>
                 <w:lang w:val="en-IN"/>
               </w:rPr>
@@ -12178,7 +12216,88 @@
                 <w:szCs w:val="24"/>
                 <w:lang w:val="en-IN"/>
               </w:rPr>
-              <w:t>Experimentation and testing</w:t>
+              <w:t>Text Chunking</w:t>
+            </w:r>
+          </w:p>
+        </w:tc>
+        <w:tc>
+          <w:tcPr>
+            <w:tcW w:w="0" w:type="auto"/>
+            <w:hideMark/>
+          </w:tcPr>
+          <w:p>
+            <w:pPr>
+              <w:spacing w:line="276" w:lineRule="auto"/>
+              <w:cnfStyle w:val="000000000000" w:firstRow="0" w:lastRow="0" w:firstColumn="0" w:lastColumn="0" w:oddVBand="0" w:evenVBand="0" w:oddHBand="0" w:evenHBand="0" w:firstRowFirstColumn="0" w:firstRowLastColumn="0" w:lastRowFirstColumn="0" w:lastRowLastColumn="0"/>
+              <w:rPr>
+                <w:b/>
+                <w:bCs/>
+                <w:szCs w:val="24"/>
+                <w:lang w:val="en-IN"/>
+              </w:rPr>
+            </w:pPr>
+            <w:proofErr w:type="spellStart"/>
+            <w:r>
+              <w:rPr>
+                <w:b/>
+                <w:bCs/>
+                <w:szCs w:val="24"/>
+                <w:lang w:val="en-IN"/>
+              </w:rPr>
+              <w:t>RecursiveCharacterTextSplitter</w:t>
+            </w:r>
+            <w:proofErr w:type="spellEnd"/>
+          </w:p>
+        </w:tc>
+      </w:tr>
+      <w:tr>
+        <w:tc>
+          <w:tcPr>
+            <w:cnfStyle w:val="001000000000" w:firstRow="0" w:lastRow="0" w:firstColumn="1" w:lastColumn="0" w:oddVBand="0" w:evenVBand="0" w:oddHBand="0" w:evenHBand="0" w:firstRowFirstColumn="0" w:firstRowLastColumn="0" w:lastRowFirstColumn="0" w:lastRowLastColumn="0"/>
+            <w:tcW w:w="0" w:type="auto"/>
+            <w:hideMark/>
+          </w:tcPr>
+          <w:p>
+            <w:pPr>
+              <w:spacing w:line="276" w:lineRule="auto"/>
+              <w:rPr>
+                <w:szCs w:val="24"/>
+                <w:lang w:val="en-IN"/>
+              </w:rPr>
+            </w:pPr>
+            <w:r>
+              <w:rPr>
+                <w:szCs w:val="24"/>
+                <w:lang w:val="en-IN"/>
+              </w:rPr>
+              <w:t>Embeddings</w:t>
+            </w:r>
+          </w:p>
+        </w:tc>
+        <w:tc>
+          <w:tcPr>
+            <w:tcW w:w="0" w:type="auto"/>
+            <w:hideMark/>
+          </w:tcPr>
+          <w:p>
+            <w:pPr>
+              <w:spacing w:line="276" w:lineRule="auto"/>
+              <w:cnfStyle w:val="000000000000" w:firstRow="0" w:lastRow="0" w:firstColumn="0" w:lastColumn="0" w:oddVBand="0" w:evenVBand="0" w:oddHBand="0" w:evenHBand="0" w:firstRowFirstColumn="0" w:firstRowLastColumn="0" w:lastRowFirstColumn="0" w:lastRowLastColumn="0"/>
+              <w:rPr>
+                <w:b/>
+                <w:bCs/>
+                <w:szCs w:val="24"/>
+                <w:lang w:val="en-IN"/>
+              </w:rPr>
+            </w:pPr>
+            <w:r>
+              <w:rPr>
+                <w:b/>
+                <w:bCs/>
+                <w:szCs w:val="24"/>
+                <w:lang w:val="en-IN"/>
+              </w:rPr>
+              <w:t>Sentence Transformers (all-MiniLM-L6-v2)</w:t>
             </w:r>
           </w:p>
         </w:tc>
@@ -12203,7 +12322,7 @@
                 <w:szCs w:val="24"/>
                 <w:lang w:val="en-IN"/>
               </w:rPr>
-              <w:t>Frontend Framework</w:t>
+              <w:t>Vector Database</w:t>
             </w:r>
           </w:p>
         </w:tc>
@@ -12217,41 +12336,20 @@
               <w:spacing w:line="276" w:lineRule="auto"/>
               <w:cnfStyle w:val="000000000000" w:firstRow="0" w:lastRow="0" w:firstColumn="0" w:lastColumn="0" w:oddVBand="0" w:evenVBand="0" w:oddHBand="0" w:evenHBand="0" w:firstRowFirstColumn="0" w:firstRowLastColumn="0" w:lastRowFirstColumn="0" w:lastRowLastColumn="0"/>
               <w:rPr>
-                <w:szCs w:val="24"/>
-                <w:lang w:val="en-IN"/>
-              </w:rPr>
-            </w:pPr>
-            <w:proofErr w:type="spellStart"/>
-            <w:r>
-              <w:rPr>
-                <w:szCs w:val="24"/>
-                <w:lang w:val="en-IN"/>
-              </w:rPr>
-              <w:t>Streamlit</w:t>
-            </w:r>
-            <w:proofErr w:type="spellEnd"/>
-          </w:p>
-        </w:tc>
-        <w:tc>
-          <w:tcPr>
-            <w:tcW w:w="0" w:type="auto"/>
-            <w:hideMark/>
-          </w:tcPr>
-          <w:p>
-            <w:pPr>
-              <w:spacing w:line="276" w:lineRule="auto"/>
-              <w:cnfStyle w:val="000000000000" w:firstRow="0" w:lastRow="0" w:firstColumn="0" w:lastColumn="0" w:oddVBand="0" w:evenVBand="0" w:oddHBand="0" w:evenHBand="0" w:firstRowFirstColumn="0" w:firstRowLastColumn="0" w:lastRowFirstColumn="0" w:lastRowLastColumn="0"/>
-              <w:rPr>
+                <w:b/>
+                <w:bCs/>
                 <w:szCs w:val="24"/>
                 <w:lang w:val="en-IN"/>
               </w:rPr>
             </w:pPr>
             <w:r>
               <w:rPr>
+                <w:b/>
+                <w:bCs/>
                 <w:szCs w:val="24"/>
                 <w:lang w:val="en-IN"/>
               </w:rPr>
-              <w:t>User interface development</w:t>
+              <w:t>FAISS</w:t>
             </w:r>
           </w:p>
         </w:tc>
@@ -12276,7 +12374,7 @@
                 <w:szCs w:val="24"/>
                 <w:lang w:val="en-IN"/>
               </w:rPr>
-              <w:t>Backend Framework</w:t>
+              <w:t>Retrieval</w:t>
             </w:r>
           </w:p>
         </w:tc>
@@ -12290,19 +12388,57 @@
               <w:spacing w:line="276" w:lineRule="auto"/>
               <w:cnfStyle w:val="000000000000" w:firstRow="0" w:lastRow="0" w:firstColumn="0" w:lastColumn="0" w:oddVBand="0" w:evenVBand="0" w:oddHBand="0" w:evenHBand="0" w:firstRowFirstColumn="0" w:firstRowLastColumn="0" w:lastRowFirstColumn="0" w:lastRowLastColumn="0"/>
               <w:rPr>
+                <w:b/>
+                <w:bCs/>
                 <w:szCs w:val="24"/>
                 <w:lang w:val="en-IN"/>
               </w:rPr>
             </w:pPr>
+            <w:r>
+              <w:rPr>
+                <w:b/>
+                <w:bCs/>
+                <w:szCs w:val="24"/>
+                <w:lang w:val="en-IN"/>
+              </w:rPr>
+              <w:t xml:space="preserve">BM25 + FAISS + Cross-Encoder </w:t>
+            </w:r>
             <w:proofErr w:type="spellStart"/>
             <w:r>
               <w:rPr>
+                <w:b/>
+                <w:bCs/>
                 <w:szCs w:val="24"/>
                 <w:lang w:val="en-IN"/>
               </w:rPr>
-              <w:t>LangChain</w:t>
+              <w:t>Reranker</w:t>
             </w:r>
             <w:proofErr w:type="spellEnd"/>
+          </w:p>
+        </w:tc>
+      </w:tr>
+      <w:tr>
+        <w:tc>
+          <w:tcPr>
+            <w:cnfStyle w:val="001000000000" w:firstRow="0" w:lastRow="0" w:firstColumn="1" w:lastColumn="0" w:oddVBand="0" w:evenVBand="0" w:oddHBand="0" w:evenHBand="0" w:firstRowFirstColumn="0" w:firstRowLastColumn="0" w:lastRowFirstColumn="0" w:lastRowLastColumn="0"/>
+            <w:tcW w:w="0" w:type="auto"/>
+            <w:hideMark/>
+          </w:tcPr>
+          <w:p>
+            <w:pPr>
+              <w:spacing w:line="276" w:lineRule="auto"/>
+              <w:rPr>
+                <w:szCs w:val="24"/>
+                <w:lang w:val="en-IN"/>
+              </w:rPr>
+            </w:pPr>
+            <w:r>
+              <w:rPr>
+                <w:szCs w:val="24"/>
+                <w:lang w:val="en-IN"/>
+              </w:rPr>
+              <w:t>Offline AI</w:t>
+            </w:r>
           </w:p>
         </w:tc>
         <w:tc>
@@ -12315,6 +12451,37 @@
               <w:spacing w:line="276" w:lineRule="auto"/>
               <w:cnfStyle w:val="000000000000" w:firstRow="0" w:lastRow="0" w:firstColumn="0" w:lastColumn="0" w:oddVBand="0" w:evenVBand="0" w:oddHBand="0" w:evenHBand="0" w:firstRowFirstColumn="0" w:firstRowLastColumn="0" w:lastRowFirstColumn="0" w:lastRowLastColumn="0"/>
               <w:rPr>
+                <w:b/>
+                <w:bCs/>
+                <w:szCs w:val="24"/>
+                <w:lang w:val="en-IN"/>
+              </w:rPr>
+            </w:pPr>
+            <w:proofErr w:type="spellStart"/>
+            <w:r>
+              <w:rPr>
+                <w:b/>
+                <w:bCs/>
+                <w:szCs w:val="24"/>
+                <w:lang w:val="en-IN"/>
+              </w:rPr>
+              <w:t>Ollama</w:t>
+            </w:r>
+            <w:proofErr w:type="spellEnd"/>
+          </w:p>
+        </w:tc>
+      </w:tr>
+      <w:tr>
+        <w:tc>
+          <w:tcPr>
+            <w:cnfStyle w:val="001000000000" w:firstRow="0" w:lastRow="0" w:firstColumn="1" w:lastColumn="0" w:oddVBand="0" w:evenVBand="0" w:oddHBand="0" w:evenHBand="0" w:firstRowFirstColumn="0" w:firstRowLastColumn="0" w:lastRowFirstColumn="0" w:lastRowLastColumn="0"/>
+            <w:tcW w:w="0" w:type="auto"/>
+            <w:hideMark/>
+          </w:tcPr>
+          <w:p>
+            <w:pPr>
+              <w:spacing w:line="276" w:lineRule="auto"/>
+              <w:rPr>
                 <w:szCs w:val="24"/>
                 <w:lang w:val="en-IN"/>
               </w:rPr>
@@ -12324,7 +12491,54 @@
                 <w:szCs w:val="24"/>
                 <w:lang w:val="en-IN"/>
               </w:rPr>
-              <w:t>Workflow and retrieval management</w:t>
+              <w:t>Online AI</w:t>
+            </w:r>
+          </w:p>
+        </w:tc>
+        <w:tc>
+          <w:tcPr>
+            <w:tcW w:w="0" w:type="auto"/>
+            <w:hideMark/>
+          </w:tcPr>
+          <w:p>
+            <w:pPr>
+              <w:spacing w:line="276" w:lineRule="auto"/>
+              <w:cnfStyle w:val="000000000000" w:firstRow="0" w:lastRow="0" w:firstColumn="0" w:lastColumn="0" w:oddVBand="0" w:evenVBand="0" w:oddHBand="0" w:evenHBand="0" w:firstRowFirstColumn="0" w:firstRowLastColumn="0" w:lastRowFirstColumn="0" w:lastRowLastColumn="0"/>
+              <w:rPr>
+                <w:b/>
+                <w:bCs/>
+                <w:szCs w:val="24"/>
+                <w:lang w:val="en-IN"/>
+              </w:rPr>
+            </w:pPr>
+            <w:r>
+              <w:rPr>
+                <w:b/>
+                <w:bCs/>
+                <w:szCs w:val="24"/>
+                <w:lang w:val="en-IN"/>
+              </w:rPr>
+              <w:t xml:space="preserve">OpenAI, </w:t>
+            </w:r>
+            <w:proofErr w:type="spellStart"/>
+            <w:r>
+              <w:rPr>
+                <w:b/>
+                <w:bCs/>
+                <w:szCs w:val="24"/>
+                <w:lang w:val="en-IN"/>
+              </w:rPr>
+              <w:t>Groq</w:t>
+            </w:r>
+            <w:proofErr w:type="spellEnd"/>
+            <w:r>
+              <w:rPr>
+                <w:b/>
+                <w:bCs/>
+                <w:szCs w:val="24"/>
+                <w:lang w:val="en-IN"/>
+              </w:rPr>
+              <w:t>, Anthropic</w:t>
             </w:r>
           </w:p>
         </w:tc>
@@ -12349,7 +12563,7 @@
                 <w:szCs w:val="24"/>
                 <w:lang w:val="en-IN"/>
               </w:rPr>
-              <w:t>Sparse Retrieval</w:t>
+              <w:t>Authentication</w:t>
             </w:r>
           </w:p>
         </w:tc>
@@ -12363,39 +12577,20 @@
               <w:spacing w:line="276" w:lineRule="auto"/>
               <w:cnfStyle w:val="000000000000" w:firstRow="0" w:lastRow="0" w:firstColumn="0" w:lastColumn="0" w:oddVBand="0" w:evenVBand="0" w:oddHBand="0" w:evenHBand="0" w:firstRowFirstColumn="0" w:firstRowLastColumn="0" w:lastRowFirstColumn="0" w:lastRowLastColumn="0"/>
               <w:rPr>
+                <w:b/>
+                <w:bCs/>
                 <w:szCs w:val="24"/>
                 <w:lang w:val="en-IN"/>
               </w:rPr>
             </w:pPr>
             <w:r>
               <w:rPr>
+                <w:b/>
+                <w:bCs/>
                 <w:szCs w:val="24"/>
                 <w:lang w:val="en-IN"/>
               </w:rPr>
-              <w:t>BM25</w:t>
-            </w:r>
-          </w:p>
-        </w:tc>
-        <w:tc>
-          <w:tcPr>
-            <w:tcW w:w="0" w:type="auto"/>
-            <w:hideMark/>
-          </w:tcPr>
-          <w:p>
-            <w:pPr>
-              <w:spacing w:line="276" w:lineRule="auto"/>
-              <w:cnfStyle w:val="000000000000" w:firstRow="0" w:lastRow="0" w:firstColumn="0" w:lastColumn="0" w:oddVBand="0" w:evenVBand="0" w:oddHBand="0" w:evenHBand="0" w:firstRowFirstColumn="0" w:firstRowLastColumn="0" w:lastRowFirstColumn="0" w:lastRowLastColumn="0"/>
-              <w:rPr>
-                <w:szCs w:val="24"/>
-                <w:lang w:val="en-IN"/>
-              </w:rPr>
-            </w:pPr>
-            <w:r>
-              <w:rPr>
-                <w:szCs w:val="24"/>
-                <w:lang w:val="en-IN"/>
-              </w:rPr>
-              <w:t>Keyword-based document retrieval</w:t>
+              <w:t>JWT</w:t>
             </w:r>
           </w:p>
         </w:tc>
@@ -12420,7 +12615,7 @@
                 <w:szCs w:val="24"/>
                 <w:lang w:val="en-IN"/>
               </w:rPr>
-              <w:t>Dense Retrieval</w:t>
+              <w:t>Version Control</w:t>
             </w:r>
           </w:p>
         </w:tc>
@@ -12434,39 +12629,20 @@
               <w:spacing w:line="276" w:lineRule="auto"/>
               <w:cnfStyle w:val="000000000000" w:firstRow="0" w:lastRow="0" w:firstColumn="0" w:lastColumn="0" w:oddVBand="0" w:evenVBand="0" w:oddHBand="0" w:evenHBand="0" w:firstRowFirstColumn="0" w:firstRowLastColumn="0" w:lastRowFirstColumn="0" w:lastRowLastColumn="0"/>
               <w:rPr>
+                <w:b/>
+                <w:bCs/>
                 <w:szCs w:val="24"/>
                 <w:lang w:val="en-IN"/>
               </w:rPr>
             </w:pPr>
             <w:r>
               <w:rPr>
+                <w:b/>
+                <w:bCs/>
                 <w:szCs w:val="24"/>
                 <w:lang w:val="en-IN"/>
               </w:rPr>
-              <w:t>Sentence Transformers</w:t>
-            </w:r>
-          </w:p>
-        </w:tc>
-        <w:tc>
-          <w:tcPr>
-            <w:tcW w:w="0" w:type="auto"/>
-            <w:hideMark/>
-          </w:tcPr>
-          <w:p>
-            <w:pPr>
-              <w:spacing w:line="276" w:lineRule="auto"/>
-              <w:cnfStyle w:val="000000000000" w:firstRow="0" w:lastRow="0" w:firstColumn="0" w:lastColumn="0" w:oddVBand="0" w:evenVBand="0" w:oddHBand="0" w:evenHBand="0" w:firstRowFirstColumn="0" w:firstRowLastColumn="0" w:lastRowFirstColumn="0" w:lastRowLastColumn="0"/>
-              <w:rPr>
-                <w:szCs w:val="24"/>
-                <w:lang w:val="en-IN"/>
-              </w:rPr>
-            </w:pPr>
-            <w:r>
-              <w:rPr>
-                <w:szCs w:val="24"/>
-                <w:lang w:val="en-IN"/>
-              </w:rPr>
-              <w:t>Semantic embedding generation</w:t>
+              <w:t>Git, GitHub</w:t>
             </w:r>
           </w:p>
         </w:tc>
@@ -12491,7 +12667,7 @@
                 <w:szCs w:val="24"/>
                 <w:lang w:val="en-IN"/>
               </w:rPr>
-              <w:t>Embedding Model</w:t>
+              <w:t>Development Tools</w:t>
             </w:r>
           </w:p>
         </w:tc>
@@ -12505,768 +12681,20 @@
               <w:spacing w:line="276" w:lineRule="auto"/>
               <w:cnfStyle w:val="000000000000" w:firstRow="0" w:lastRow="0" w:firstColumn="0" w:lastColumn="0" w:oddVBand="0" w:evenVBand="0" w:oddHBand="0" w:evenHBand="0" w:firstRowFirstColumn="0" w:firstRowLastColumn="0" w:lastRowFirstColumn="0" w:lastRowLastColumn="0"/>
               <w:rPr>
+                <w:b/>
+                <w:bCs/>
                 <w:szCs w:val="24"/>
                 <w:lang w:val="en-IN"/>
               </w:rPr>
             </w:pPr>
             <w:r>
               <w:rPr>
+                <w:b/>
+                <w:bCs/>
                 <w:szCs w:val="24"/>
                 <w:lang w:val="en-IN"/>
               </w:rPr>
-              <w:t>all-MiniLM-L6-v2</w:t>
-            </w:r>
-          </w:p>
-        </w:tc>
-        <w:tc>
-          <w:tcPr>
-            <w:tcW w:w="0" w:type="auto"/>
-            <w:hideMark/>
-          </w:tcPr>
-          <w:p>
-            <w:pPr>
-              <w:spacing w:line="276" w:lineRule="auto"/>
-              <w:cnfStyle w:val="000000000000" w:firstRow="0" w:lastRow="0" w:firstColumn="0" w:lastColumn="0" w:oddVBand="0" w:evenVBand="0" w:oddHBand="0" w:evenHBand="0" w:firstRowFirstColumn="0" w:firstRowLastColumn="0" w:lastRowFirstColumn="0" w:lastRowLastColumn="0"/>
-              <w:rPr>
-                <w:szCs w:val="24"/>
-                <w:lang w:val="en-IN"/>
-              </w:rPr>
-            </w:pPr>
-            <w:r>
-              <w:rPr>
-                <w:szCs w:val="24"/>
-                <w:lang w:val="en-IN"/>
-              </w:rPr>
-              <w:t>Text-to-vector conversion</w:t>
-            </w:r>
-          </w:p>
-        </w:tc>
-      </w:tr>
-      <w:tr>
-        <w:tc>
-          <w:tcPr>
-            <w:cnfStyle w:val="001000000000" w:firstRow="0" w:lastRow="0" w:firstColumn="1" w:lastColumn="0" w:oddVBand="0" w:evenVBand="0" w:oddHBand="0" w:evenHBand="0" w:firstRowFirstColumn="0" w:firstRowLastColumn="0" w:lastRowFirstColumn="0" w:lastRowLastColumn="0"/>
-            <w:tcW w:w="0" w:type="auto"/>
-            <w:hideMark/>
-          </w:tcPr>
-          <w:p>
-            <w:pPr>
-              <w:spacing w:line="276" w:lineRule="auto"/>
-              <w:rPr>
-                <w:szCs w:val="24"/>
-                <w:lang w:val="en-IN"/>
-              </w:rPr>
-            </w:pPr>
-            <w:r>
-              <w:rPr>
-                <w:szCs w:val="24"/>
-                <w:lang w:val="en-IN"/>
-              </w:rPr>
-              <w:t>Vector Database</w:t>
-            </w:r>
-          </w:p>
-        </w:tc>
-        <w:tc>
-          <w:tcPr>
-            <w:tcW w:w="0" w:type="auto"/>
-            <w:hideMark/>
-          </w:tcPr>
-          <w:p>
-            <w:pPr>
-              <w:spacing w:line="276" w:lineRule="auto"/>
-              <w:cnfStyle w:val="000000000000" w:firstRow="0" w:lastRow="0" w:firstColumn="0" w:lastColumn="0" w:oddVBand="0" w:evenVBand="0" w:oddHBand="0" w:evenHBand="0" w:firstRowFirstColumn="0" w:firstRowLastColumn="0" w:lastRowFirstColumn="0" w:lastRowLastColumn="0"/>
-              <w:rPr>
-                <w:szCs w:val="24"/>
-                <w:lang w:val="en-IN"/>
-              </w:rPr>
-            </w:pPr>
-            <w:proofErr w:type="spellStart"/>
-            <w:r>
-              <w:rPr>
-                <w:szCs w:val="24"/>
-                <w:lang w:val="en-IN"/>
-              </w:rPr>
-              <w:t>ChromaDB</w:t>
-            </w:r>
-            <w:proofErr w:type="spellEnd"/>
-          </w:p>
-        </w:tc>
-        <w:tc>
-          <w:tcPr>
-            <w:tcW w:w="0" w:type="auto"/>
-            <w:hideMark/>
-          </w:tcPr>
-          <w:p>
-            <w:pPr>
-              <w:spacing w:line="276" w:lineRule="auto"/>
-              <w:cnfStyle w:val="000000000000" w:firstRow="0" w:lastRow="0" w:firstColumn="0" w:lastColumn="0" w:oddVBand="0" w:evenVBand="0" w:oddHBand="0" w:evenHBand="0" w:firstRowFirstColumn="0" w:firstRowLastColumn="0" w:lastRowFirstColumn="0" w:lastRowLastColumn="0"/>
-              <w:rPr>
-                <w:szCs w:val="24"/>
-                <w:lang w:val="en-IN"/>
-              </w:rPr>
-            </w:pPr>
-            <w:r>
-              <w:rPr>
-                <w:szCs w:val="24"/>
-                <w:lang w:val="en-IN"/>
-              </w:rPr>
-              <w:t>Storage and retrieval of embeddings</w:t>
-            </w:r>
-          </w:p>
-        </w:tc>
-      </w:tr>
-      <w:tr>
-        <w:tc>
-          <w:tcPr>
-            <w:cnfStyle w:val="001000000000" w:firstRow="0" w:lastRow="0" w:firstColumn="1" w:lastColumn="0" w:oddVBand="0" w:evenVBand="0" w:oddHBand="0" w:evenHBand="0" w:firstRowFirstColumn="0" w:firstRowLastColumn="0" w:lastRowFirstColumn="0" w:lastRowLastColumn="0"/>
-            <w:tcW w:w="0" w:type="auto"/>
-            <w:hideMark/>
-          </w:tcPr>
-          <w:p>
-            <w:pPr>
-              <w:spacing w:line="276" w:lineRule="auto"/>
-              <w:rPr>
-                <w:szCs w:val="24"/>
-                <w:lang w:val="en-IN"/>
-              </w:rPr>
-            </w:pPr>
-            <w:r>
-              <w:rPr>
-                <w:szCs w:val="24"/>
-                <w:lang w:val="en-IN"/>
-              </w:rPr>
-              <w:t>Large Language Model</w:t>
-            </w:r>
-          </w:p>
-        </w:tc>
-        <w:tc>
-          <w:tcPr>
-            <w:tcW w:w="0" w:type="auto"/>
-            <w:hideMark/>
-          </w:tcPr>
-          <w:p>
-            <w:pPr>
-              <w:spacing w:line="276" w:lineRule="auto"/>
-              <w:cnfStyle w:val="000000000000" w:firstRow="0" w:lastRow="0" w:firstColumn="0" w:lastColumn="0" w:oddVBand="0" w:evenVBand="0" w:oddHBand="0" w:evenHBand="0" w:firstRowFirstColumn="0" w:firstRowLastColumn="0" w:lastRowFirstColumn="0" w:lastRowLastColumn="0"/>
-              <w:rPr>
-                <w:szCs w:val="24"/>
-                <w:lang w:val="en-IN"/>
-              </w:rPr>
-            </w:pPr>
-            <w:r>
-              <w:rPr>
-                <w:szCs w:val="24"/>
-                <w:lang w:val="en-IN"/>
-              </w:rPr>
-              <w:t>GPT-4 / Gemini</w:t>
-            </w:r>
-          </w:p>
-        </w:tc>
-        <w:tc>
-          <w:tcPr>
-            <w:tcW w:w="0" w:type="auto"/>
-            <w:hideMark/>
-          </w:tcPr>
-          <w:p>
-            <w:pPr>
-              <w:spacing w:line="276" w:lineRule="auto"/>
-              <w:cnfStyle w:val="000000000000" w:firstRow="0" w:lastRow="0" w:firstColumn="0" w:lastColumn="0" w:oddVBand="0" w:evenVBand="0" w:oddHBand="0" w:evenHBand="0" w:firstRowFirstColumn="0" w:firstRowLastColumn="0" w:lastRowFirstColumn="0" w:lastRowLastColumn="0"/>
-              <w:rPr>
-                <w:szCs w:val="24"/>
-                <w:lang w:val="en-IN"/>
-              </w:rPr>
-            </w:pPr>
-            <w:r>
-              <w:rPr>
-                <w:szCs w:val="24"/>
-                <w:lang w:val="en-IN"/>
-              </w:rPr>
-              <w:t>Response generation</w:t>
-            </w:r>
-          </w:p>
-        </w:tc>
-      </w:tr>
-      <w:tr>
-        <w:tc>
-          <w:tcPr>
-            <w:cnfStyle w:val="001000000000" w:firstRow="0" w:lastRow="0" w:firstColumn="1" w:lastColumn="0" w:oddVBand="0" w:evenVBand="0" w:oddHBand="0" w:evenHBand="0" w:firstRowFirstColumn="0" w:firstRowLastColumn="0" w:lastRowFirstColumn="0" w:lastRowLastColumn="0"/>
-            <w:tcW w:w="0" w:type="auto"/>
-            <w:hideMark/>
-          </w:tcPr>
-          <w:p>
-            <w:pPr>
-              <w:spacing w:line="276" w:lineRule="auto"/>
-              <w:rPr>
-                <w:szCs w:val="24"/>
-                <w:lang w:val="en-IN"/>
-              </w:rPr>
-            </w:pPr>
-            <w:r>
-              <w:rPr>
-                <w:szCs w:val="24"/>
-                <w:lang w:val="en-IN"/>
-              </w:rPr>
-              <w:lastRenderedPageBreak/>
-              <w:t>Document Processing</w:t>
-            </w:r>
-          </w:p>
-        </w:tc>
-        <w:tc>
-          <w:tcPr>
-            <w:tcW w:w="0" w:type="auto"/>
-            <w:hideMark/>
-          </w:tcPr>
-          <w:p>
-            <w:pPr>
-              <w:spacing w:line="276" w:lineRule="auto"/>
-              <w:cnfStyle w:val="000000000000" w:firstRow="0" w:lastRow="0" w:firstColumn="0" w:lastColumn="0" w:oddVBand="0" w:evenVBand="0" w:oddHBand="0" w:evenHBand="0" w:firstRowFirstColumn="0" w:firstRowLastColumn="0" w:lastRowFirstColumn="0" w:lastRowLastColumn="0"/>
-              <w:rPr>
-                <w:szCs w:val="24"/>
-                <w:lang w:val="en-IN"/>
-              </w:rPr>
-            </w:pPr>
-            <w:r>
-              <w:rPr>
-                <w:szCs w:val="24"/>
-                <w:lang w:val="en-IN"/>
-              </w:rPr>
-              <w:t xml:space="preserve">PyPDF2, </w:t>
-            </w:r>
-            <w:proofErr w:type="spellStart"/>
-            <w:r>
-              <w:rPr>
-                <w:szCs w:val="24"/>
-                <w:lang w:val="en-IN"/>
-              </w:rPr>
-              <w:t>LangChain</w:t>
-            </w:r>
-            <w:proofErr w:type="spellEnd"/>
-            <w:r>
-              <w:rPr>
-                <w:szCs w:val="24"/>
-                <w:lang w:val="en-IN"/>
-              </w:rPr>
-              <w:t xml:space="preserve"> Loaders</w:t>
-            </w:r>
-          </w:p>
-        </w:tc>
-        <w:tc>
-          <w:tcPr>
-            <w:tcW w:w="0" w:type="auto"/>
-            <w:hideMark/>
-          </w:tcPr>
-          <w:p>
-            <w:pPr>
-              <w:spacing w:line="276" w:lineRule="auto"/>
-              <w:cnfStyle w:val="000000000000" w:firstRow="0" w:lastRow="0" w:firstColumn="0" w:lastColumn="0" w:oddVBand="0" w:evenVBand="0" w:oddHBand="0" w:evenHBand="0" w:firstRowFirstColumn="0" w:firstRowLastColumn="0" w:lastRowFirstColumn="0" w:lastRowLastColumn="0"/>
-              <w:rPr>
-                <w:szCs w:val="24"/>
-                <w:lang w:val="en-IN"/>
-              </w:rPr>
-            </w:pPr>
-            <w:r>
-              <w:rPr>
-                <w:szCs w:val="24"/>
-                <w:lang w:val="en-IN"/>
-              </w:rPr>
-              <w:t>PDF and document extraction</w:t>
-            </w:r>
-          </w:p>
-        </w:tc>
-      </w:tr>
-      <w:tr>
-        <w:tc>
-          <w:tcPr>
-            <w:cnfStyle w:val="001000000000" w:firstRow="0" w:lastRow="0" w:firstColumn="1" w:lastColumn="0" w:oddVBand="0" w:evenVBand="0" w:oddHBand="0" w:evenHBand="0" w:firstRowFirstColumn="0" w:firstRowLastColumn="0" w:lastRowFirstColumn="0" w:lastRowLastColumn="0"/>
-            <w:tcW w:w="0" w:type="auto"/>
-            <w:hideMark/>
-          </w:tcPr>
-          <w:p>
-            <w:pPr>
-              <w:spacing w:line="276" w:lineRule="auto"/>
-              <w:rPr>
-                <w:szCs w:val="24"/>
-                <w:lang w:val="en-IN"/>
-              </w:rPr>
-            </w:pPr>
-            <w:r>
-              <w:rPr>
-                <w:szCs w:val="24"/>
-                <w:lang w:val="en-IN"/>
-              </w:rPr>
-              <w:t>Data Processing</w:t>
-            </w:r>
-          </w:p>
-        </w:tc>
-        <w:tc>
-          <w:tcPr>
-            <w:tcW w:w="0" w:type="auto"/>
-            <w:hideMark/>
-          </w:tcPr>
-          <w:p>
-            <w:pPr>
-              <w:spacing w:line="276" w:lineRule="auto"/>
-              <w:cnfStyle w:val="000000000000" w:firstRow="0" w:lastRow="0" w:firstColumn="0" w:lastColumn="0" w:oddVBand="0" w:evenVBand="0" w:oddHBand="0" w:evenHBand="0" w:firstRowFirstColumn="0" w:firstRowLastColumn="0" w:lastRowFirstColumn="0" w:lastRowLastColumn="0"/>
-              <w:rPr>
-                <w:szCs w:val="24"/>
-                <w:lang w:val="en-IN"/>
-              </w:rPr>
-            </w:pPr>
-            <w:r>
-              <w:rPr>
-                <w:szCs w:val="24"/>
-                <w:lang w:val="en-IN"/>
-              </w:rPr>
-              <w:t>Pandas, NumPy</w:t>
-            </w:r>
-          </w:p>
-        </w:tc>
-        <w:tc>
-          <w:tcPr>
-            <w:tcW w:w="0" w:type="auto"/>
-            <w:hideMark/>
-          </w:tcPr>
-          <w:p>
-            <w:pPr>
-              <w:spacing w:line="276" w:lineRule="auto"/>
-              <w:cnfStyle w:val="000000000000" w:firstRow="0" w:lastRow="0" w:firstColumn="0" w:lastColumn="0" w:oddVBand="0" w:evenVBand="0" w:oddHBand="0" w:evenHBand="0" w:firstRowFirstColumn="0" w:firstRowLastColumn="0" w:lastRowFirstColumn="0" w:lastRowLastColumn="0"/>
-              <w:rPr>
-                <w:szCs w:val="24"/>
-                <w:lang w:val="en-IN"/>
-              </w:rPr>
-            </w:pPr>
-            <w:r>
-              <w:rPr>
-                <w:szCs w:val="24"/>
-                <w:lang w:val="en-IN"/>
-              </w:rPr>
-              <w:t>Data manipulation and analysis</w:t>
-            </w:r>
-          </w:p>
-        </w:tc>
-      </w:tr>
-      <w:tr>
-        <w:tc>
-          <w:tcPr>
-            <w:cnfStyle w:val="001000000000" w:firstRow="0" w:lastRow="0" w:firstColumn="1" w:lastColumn="0" w:oddVBand="0" w:evenVBand="0" w:oddHBand="0" w:evenHBand="0" w:firstRowFirstColumn="0" w:firstRowLastColumn="0" w:lastRowFirstColumn="0" w:lastRowLastColumn="0"/>
-            <w:tcW w:w="0" w:type="auto"/>
-            <w:hideMark/>
-          </w:tcPr>
-          <w:p>
-            <w:pPr>
-              <w:spacing w:line="276" w:lineRule="auto"/>
-              <w:rPr>
-                <w:szCs w:val="24"/>
-                <w:lang w:val="en-IN"/>
-              </w:rPr>
-            </w:pPr>
-            <w:r>
-              <w:rPr>
-                <w:szCs w:val="24"/>
-                <w:lang w:val="en-IN"/>
-              </w:rPr>
-              <w:t>Machine Learning Library</w:t>
-            </w:r>
-          </w:p>
-        </w:tc>
-        <w:tc>
-          <w:tcPr>
-            <w:tcW w:w="0" w:type="auto"/>
-            <w:hideMark/>
-          </w:tcPr>
-          <w:p>
-            <w:pPr>
-              <w:spacing w:line="276" w:lineRule="auto"/>
-              <w:cnfStyle w:val="000000000000" w:firstRow="0" w:lastRow="0" w:firstColumn="0" w:lastColumn="0" w:oddVBand="0" w:evenVBand="0" w:oddHBand="0" w:evenHBand="0" w:firstRowFirstColumn="0" w:firstRowLastColumn="0" w:lastRowFirstColumn="0" w:lastRowLastColumn="0"/>
-              <w:rPr>
-                <w:szCs w:val="24"/>
-                <w:lang w:val="en-IN"/>
-              </w:rPr>
-            </w:pPr>
-            <w:r>
-              <w:rPr>
-                <w:szCs w:val="24"/>
-                <w:lang w:val="en-IN"/>
-              </w:rPr>
-              <w:t>Scikit-learn</w:t>
-            </w:r>
-          </w:p>
-        </w:tc>
-        <w:tc>
-          <w:tcPr>
-            <w:tcW w:w="0" w:type="auto"/>
-            <w:hideMark/>
-          </w:tcPr>
-          <w:p>
-            <w:pPr>
-              <w:spacing w:line="276" w:lineRule="auto"/>
-              <w:cnfStyle w:val="000000000000" w:firstRow="0" w:lastRow="0" w:firstColumn="0" w:lastColumn="0" w:oddVBand="0" w:evenVBand="0" w:oddHBand="0" w:evenHBand="0" w:firstRowFirstColumn="0" w:firstRowLastColumn="0" w:lastRowFirstColumn="0" w:lastRowLastColumn="0"/>
-              <w:rPr>
-                <w:szCs w:val="24"/>
-                <w:lang w:val="en-IN"/>
-              </w:rPr>
-            </w:pPr>
-            <w:r>
-              <w:rPr>
-                <w:szCs w:val="24"/>
-                <w:lang w:val="en-IN"/>
-              </w:rPr>
-              <w:t>Evaluation and preprocessing</w:t>
-            </w:r>
-          </w:p>
-        </w:tc>
-      </w:tr>
-      <w:tr>
-        <w:tc>
-          <w:tcPr>
-            <w:cnfStyle w:val="001000000000" w:firstRow="0" w:lastRow="0" w:firstColumn="1" w:lastColumn="0" w:oddVBand="0" w:evenVBand="0" w:oddHBand="0" w:evenHBand="0" w:firstRowFirstColumn="0" w:firstRowLastColumn="0" w:lastRowFirstColumn="0" w:lastRowLastColumn="0"/>
-            <w:tcW w:w="0" w:type="auto"/>
-            <w:hideMark/>
-          </w:tcPr>
-          <w:p>
-            <w:pPr>
-              <w:spacing w:line="276" w:lineRule="auto"/>
-              <w:rPr>
-                <w:szCs w:val="24"/>
-                <w:lang w:val="en-IN"/>
-              </w:rPr>
-            </w:pPr>
-            <w:r>
-              <w:rPr>
-                <w:szCs w:val="24"/>
-                <w:lang w:val="en-IN"/>
-              </w:rPr>
-              <w:t>API Integration</w:t>
-            </w:r>
-          </w:p>
-        </w:tc>
-        <w:tc>
-          <w:tcPr>
-            <w:tcW w:w="0" w:type="auto"/>
-            <w:hideMark/>
-          </w:tcPr>
-          <w:p>
-            <w:pPr>
-              <w:spacing w:line="276" w:lineRule="auto"/>
-              <w:cnfStyle w:val="000000000000" w:firstRow="0" w:lastRow="0" w:firstColumn="0" w:lastColumn="0" w:oddVBand="0" w:evenVBand="0" w:oddHBand="0" w:evenHBand="0" w:firstRowFirstColumn="0" w:firstRowLastColumn="0" w:lastRowFirstColumn="0" w:lastRowLastColumn="0"/>
-              <w:rPr>
-                <w:szCs w:val="24"/>
-                <w:lang w:val="en-IN"/>
-              </w:rPr>
-            </w:pPr>
-            <w:r>
-              <w:rPr>
-                <w:szCs w:val="24"/>
-                <w:lang w:val="en-IN"/>
-              </w:rPr>
-              <w:t>OpenAI API / Gemini API</w:t>
-            </w:r>
-          </w:p>
-        </w:tc>
-        <w:tc>
-          <w:tcPr>
-            <w:tcW w:w="0" w:type="auto"/>
-            <w:hideMark/>
-          </w:tcPr>
-          <w:p>
-            <w:pPr>
-              <w:spacing w:line="276" w:lineRule="auto"/>
-              <w:cnfStyle w:val="000000000000" w:firstRow="0" w:lastRow="0" w:firstColumn="0" w:lastColumn="0" w:oddVBand="0" w:evenVBand="0" w:oddHBand="0" w:evenHBand="0" w:firstRowFirstColumn="0" w:firstRowLastColumn="0" w:lastRowFirstColumn="0" w:lastRowLastColumn="0"/>
-              <w:rPr>
-                <w:szCs w:val="24"/>
-                <w:lang w:val="en-IN"/>
-              </w:rPr>
-            </w:pPr>
-            <w:r>
-              <w:rPr>
-                <w:szCs w:val="24"/>
-                <w:lang w:val="en-IN"/>
-              </w:rPr>
-              <w:t>LLM connectivity</w:t>
-            </w:r>
-          </w:p>
-        </w:tc>
-      </w:tr>
-      <w:tr>
-        <w:tc>
-          <w:tcPr>
-            <w:cnfStyle w:val="001000000000" w:firstRow="0" w:lastRow="0" w:firstColumn="1" w:lastColumn="0" w:oddVBand="0" w:evenVBand="0" w:oddHBand="0" w:evenHBand="0" w:firstRowFirstColumn="0" w:firstRowLastColumn="0" w:lastRowFirstColumn="0" w:lastRowLastColumn="0"/>
-            <w:tcW w:w="0" w:type="auto"/>
-            <w:hideMark/>
-          </w:tcPr>
-          <w:p>
-            <w:pPr>
-              <w:spacing w:line="276" w:lineRule="auto"/>
-              <w:rPr>
-                <w:szCs w:val="24"/>
-                <w:lang w:val="en-IN"/>
-              </w:rPr>
-            </w:pPr>
-            <w:r>
-              <w:rPr>
-                <w:szCs w:val="24"/>
-                <w:lang w:val="en-IN"/>
-              </w:rPr>
-              <w:t>Version Control</w:t>
-            </w:r>
-          </w:p>
-        </w:tc>
-        <w:tc>
-          <w:tcPr>
-            <w:tcW w:w="0" w:type="auto"/>
-            <w:hideMark/>
-          </w:tcPr>
-          <w:p>
-            <w:pPr>
-              <w:spacing w:line="276" w:lineRule="auto"/>
-              <w:cnfStyle w:val="000000000000" w:firstRow="0" w:lastRow="0" w:firstColumn="0" w:lastColumn="0" w:oddVBand="0" w:evenVBand="0" w:oddHBand="0" w:evenHBand="0" w:firstRowFirstColumn="0" w:firstRowLastColumn="0" w:lastRowFirstColumn="0" w:lastRowLastColumn="0"/>
-              <w:rPr>
-                <w:szCs w:val="24"/>
-                <w:lang w:val="en-IN"/>
-              </w:rPr>
-            </w:pPr>
-            <w:r>
-              <w:rPr>
-                <w:szCs w:val="24"/>
-                <w:lang w:val="en-IN"/>
-              </w:rPr>
-              <w:t>Git, GitHub</w:t>
-            </w:r>
-          </w:p>
-        </w:tc>
-        <w:tc>
-          <w:tcPr>
-            <w:tcW w:w="0" w:type="auto"/>
-            <w:hideMark/>
-          </w:tcPr>
-          <w:p>
-            <w:pPr>
-              <w:spacing w:line="276" w:lineRule="auto"/>
-              <w:cnfStyle w:val="000000000000" w:firstRow="0" w:lastRow="0" w:firstColumn="0" w:lastColumn="0" w:oddVBand="0" w:evenVBand="0" w:oddHBand="0" w:evenHBand="0" w:firstRowFirstColumn="0" w:firstRowLastColumn="0" w:lastRowFirstColumn="0" w:lastRowLastColumn="0"/>
-              <w:rPr>
-                <w:szCs w:val="24"/>
-                <w:lang w:val="en-IN"/>
-              </w:rPr>
-            </w:pPr>
-            <w:r>
-              <w:rPr>
-                <w:szCs w:val="24"/>
-                <w:lang w:val="en-IN"/>
-              </w:rPr>
-              <w:t>Source code management</w:t>
-            </w:r>
-          </w:p>
-        </w:tc>
-      </w:tr>
-      <w:tr>
-        <w:tc>
-          <w:tcPr>
-            <w:cnfStyle w:val="001000000000" w:firstRow="0" w:lastRow="0" w:firstColumn="1" w:lastColumn="0" w:oddVBand="0" w:evenVBand="0" w:oddHBand="0" w:evenHBand="0" w:firstRowFirstColumn="0" w:firstRowLastColumn="0" w:lastRowFirstColumn="0" w:lastRowLastColumn="0"/>
-            <w:tcW w:w="0" w:type="auto"/>
-            <w:hideMark/>
-          </w:tcPr>
-          <w:p>
-            <w:pPr>
-              <w:spacing w:line="276" w:lineRule="auto"/>
-              <w:rPr>
-                <w:szCs w:val="24"/>
-                <w:lang w:val="en-IN"/>
-              </w:rPr>
-            </w:pPr>
-            <w:r>
-              <w:rPr>
-                <w:szCs w:val="24"/>
-                <w:lang w:val="en-IN"/>
-              </w:rPr>
-              <w:t>Operating System</w:t>
-            </w:r>
-          </w:p>
-        </w:tc>
-        <w:tc>
-          <w:tcPr>
-            <w:tcW w:w="0" w:type="auto"/>
-            <w:hideMark/>
-          </w:tcPr>
-          <w:p>
-            <w:pPr>
-              <w:spacing w:line="276" w:lineRule="auto"/>
-              <w:cnfStyle w:val="000000000000" w:firstRow="0" w:lastRow="0" w:firstColumn="0" w:lastColumn="0" w:oddVBand="0" w:evenVBand="0" w:oddHBand="0" w:evenHBand="0" w:firstRowFirstColumn="0" w:firstRowLastColumn="0" w:lastRowFirstColumn="0" w:lastRowLastColumn="0"/>
-              <w:rPr>
-                <w:szCs w:val="24"/>
-                <w:lang w:val="en-IN"/>
-              </w:rPr>
-            </w:pPr>
-            <w:r>
-              <w:rPr>
-                <w:szCs w:val="24"/>
-                <w:lang w:val="en-IN"/>
-              </w:rPr>
-              <w:t>Windows 11 / Ubuntu Linux</w:t>
-            </w:r>
-          </w:p>
-        </w:tc>
-        <w:tc>
-          <w:tcPr>
-            <w:tcW w:w="0" w:type="auto"/>
-            <w:hideMark/>
-          </w:tcPr>
-          <w:p>
-            <w:pPr>
-              <w:spacing w:line="276" w:lineRule="auto"/>
-              <w:cnfStyle w:val="000000000000" w:firstRow="0" w:lastRow="0" w:firstColumn="0" w:lastColumn="0" w:oddVBand="0" w:evenVBand="0" w:oddHBand="0" w:evenHBand="0" w:firstRowFirstColumn="0" w:firstRowLastColumn="0" w:lastRowFirstColumn="0" w:lastRowLastColumn="0"/>
-              <w:rPr>
-                <w:szCs w:val="24"/>
-                <w:lang w:val="en-IN"/>
-              </w:rPr>
-            </w:pPr>
-            <w:r>
-              <w:rPr>
-                <w:szCs w:val="24"/>
-                <w:lang w:val="en-IN"/>
-              </w:rPr>
-              <w:t>System deployment environment</w:t>
-            </w:r>
-          </w:p>
-        </w:tc>
-      </w:tr>
-      <w:tr>
-        <w:tc>
-          <w:tcPr>
-            <w:cnfStyle w:val="001000000000" w:firstRow="0" w:lastRow="0" w:firstColumn="1" w:lastColumn="0" w:oddVBand="0" w:evenVBand="0" w:oddHBand="0" w:evenHBand="0" w:firstRowFirstColumn="0" w:firstRowLastColumn="0" w:lastRowFirstColumn="0" w:lastRowLastColumn="0"/>
-            <w:tcW w:w="0" w:type="auto"/>
-            <w:hideMark/>
-          </w:tcPr>
-          <w:p>
-            <w:pPr>
-              <w:spacing w:line="276" w:lineRule="auto"/>
-              <w:rPr>
-                <w:szCs w:val="24"/>
-                <w:lang w:val="en-IN"/>
-              </w:rPr>
-            </w:pPr>
-            <w:r>
-              <w:rPr>
-                <w:szCs w:val="24"/>
-                <w:lang w:val="en-IN"/>
-              </w:rPr>
-              <w:t>Knowledge Sources</w:t>
-            </w:r>
-          </w:p>
-        </w:tc>
-        <w:tc>
-          <w:tcPr>
-            <w:tcW w:w="0" w:type="auto"/>
-            <w:hideMark/>
-          </w:tcPr>
-          <w:p>
-            <w:pPr>
-              <w:spacing w:line="276" w:lineRule="auto"/>
-              <w:cnfStyle w:val="000000000000" w:firstRow="0" w:lastRow="0" w:firstColumn="0" w:lastColumn="0" w:oddVBand="0" w:evenVBand="0" w:oddHBand="0" w:evenHBand="0" w:firstRowFirstColumn="0" w:firstRowLastColumn="0" w:lastRowFirstColumn="0" w:lastRowLastColumn="0"/>
-              <w:rPr>
-                <w:szCs w:val="24"/>
-                <w:lang w:val="en-IN"/>
-              </w:rPr>
-            </w:pPr>
-            <w:r>
-              <w:rPr>
-                <w:szCs w:val="24"/>
-                <w:lang w:val="en-IN"/>
-              </w:rPr>
-              <w:t>Research Papers, PDFs, Technical Documents</w:t>
-            </w:r>
-          </w:p>
-        </w:tc>
-        <w:tc>
-          <w:tcPr>
-            <w:tcW w:w="0" w:type="auto"/>
-            <w:hideMark/>
-          </w:tcPr>
-          <w:p>
-            <w:pPr>
-              <w:spacing w:line="276" w:lineRule="auto"/>
-              <w:cnfStyle w:val="000000000000" w:firstRow="0" w:lastRow="0" w:firstColumn="0" w:lastColumn="0" w:oddVBand="0" w:evenVBand="0" w:oddHBand="0" w:evenHBand="0" w:firstRowFirstColumn="0" w:firstRowLastColumn="0" w:lastRowFirstColumn="0" w:lastRowLastColumn="0"/>
-              <w:rPr>
-                <w:szCs w:val="24"/>
-                <w:lang w:val="en-IN"/>
-              </w:rPr>
-            </w:pPr>
-            <w:r>
-              <w:rPr>
-                <w:szCs w:val="24"/>
-                <w:lang w:val="en-IN"/>
-              </w:rPr>
-              <w:t>External knowledge repository</w:t>
-            </w:r>
-          </w:p>
-        </w:tc>
-      </w:tr>
-      <w:tr>
-        <w:tc>
-          <w:tcPr>
-            <w:cnfStyle w:val="001000000000" w:firstRow="0" w:lastRow="0" w:firstColumn="1" w:lastColumn="0" w:oddVBand="0" w:evenVBand="0" w:oddHBand="0" w:evenHBand="0" w:firstRowFirstColumn="0" w:firstRowLastColumn="0" w:lastRowFirstColumn="0" w:lastRowLastColumn="0"/>
-            <w:tcW w:w="0" w:type="auto"/>
-            <w:hideMark/>
-          </w:tcPr>
-          <w:p>
-            <w:pPr>
-              <w:spacing w:line="276" w:lineRule="auto"/>
-              <w:rPr>
-                <w:szCs w:val="24"/>
-                <w:lang w:val="en-IN"/>
-              </w:rPr>
-            </w:pPr>
-            <w:r>
-              <w:rPr>
-                <w:szCs w:val="24"/>
-                <w:lang w:val="en-IN"/>
-              </w:rPr>
-              <w:t>Deployment Platform</w:t>
-            </w:r>
-          </w:p>
-        </w:tc>
-        <w:tc>
-          <w:tcPr>
-            <w:tcW w:w="0" w:type="auto"/>
-            <w:hideMark/>
-          </w:tcPr>
-          <w:p>
-            <w:pPr>
-              <w:spacing w:line="276" w:lineRule="auto"/>
-              <w:cnfStyle w:val="000000000000" w:firstRow="0" w:lastRow="0" w:firstColumn="0" w:lastColumn="0" w:oddVBand="0" w:evenVBand="0" w:oddHBand="0" w:evenHBand="0" w:firstRowFirstColumn="0" w:firstRowLastColumn="0" w:lastRowFirstColumn="0" w:lastRowLastColumn="0"/>
-              <w:rPr>
-                <w:szCs w:val="24"/>
-                <w:lang w:val="en-IN"/>
-              </w:rPr>
-            </w:pPr>
-            <w:r>
-              <w:rPr>
-                <w:szCs w:val="24"/>
-                <w:lang w:val="en-IN"/>
-              </w:rPr>
-              <w:t>Local Machine / Cloud Server</w:t>
-            </w:r>
-          </w:p>
-        </w:tc>
-        <w:tc>
-          <w:tcPr>
-            <w:tcW w:w="0" w:type="auto"/>
-            <w:hideMark/>
-          </w:tcPr>
-          <w:p>
-            <w:pPr>
-              <w:spacing w:line="276" w:lineRule="auto"/>
-              <w:cnfStyle w:val="000000000000" w:firstRow="0" w:lastRow="0" w:firstColumn="0" w:lastColumn="0" w:oddVBand="0" w:evenVBand="0" w:oddHBand="0" w:evenHBand="0" w:firstRowFirstColumn="0" w:firstRowLastColumn="0" w:lastRowFirstColumn="0" w:lastRowLastColumn="0"/>
-              <w:rPr>
-                <w:szCs w:val="24"/>
-                <w:lang w:val="en-IN"/>
-              </w:rPr>
-            </w:pPr>
-            <w:r>
-              <w:rPr>
-                <w:szCs w:val="24"/>
-                <w:lang w:val="en-IN"/>
-              </w:rPr>
-              <w:t>System hosting and deployment</w:t>
+              <w:t>Visual Studio Code (VS Code), Eclipse</w:t>
             </w:r>
           </w:p>
         </w:tc>
@@ -13546,7 +12974,15 @@
           <w:szCs w:val="24"/>
           <w:lang w:val="en-IN"/>
         </w:rPr>
-        <w:t>Traditional IR systems rely on keyword-based retrieval methods such as Term Frequency-Inverse Document Frequency (TF-IDF) and BM25. These techniques evaluate document relevance based on the occurrence and importance of query terms within documents. While effective for exact keyword matching, traditional methods often struggle to understand semantic relationships between words and concepts.</w:t>
+        <w:t xml:space="preserve">Traditional IR systems rely on keyword-based retrieval methods such as Term Frequency-Inverse Document Frequency (TF-IDF) and BM25. These techniques evaluate document </w:t>
+      </w:r>
+      <w:r>
+        <w:rPr>
+          <w:szCs w:val="24"/>
+          <w:lang w:val="en-IN"/>
+        </w:rPr>
+        <w:lastRenderedPageBreak/>
+        <w:t>relevance based on the occurrence and importance of query terms within documents. While effective for exact keyword matching, traditional methods often struggle to understand semantic relationships between words and concepts.</w:t>
       </w:r>
     </w:p>
     <w:p>
@@ -13653,157 +13089,161 @@
           <w:szCs w:val="24"/>
           <w:lang w:val="en-IN"/>
         </w:rPr>
-        <w:t xml:space="preserve">One of the major advantages of sparse retrieval is its effectiveness in handling keyword-based searches. It performs particularly well when users know the exact terms associated with the </w:t>
-      </w:r>
-      <w:r>
-        <w:rPr>
+        <w:t>One of the major advantages of sparse retrieval is its effectiveness in handling keyword-based searches. It performs particularly well when users know the exact terms associated with the information they are seeking. Additionally, sparse retrieval methods are computationally efficient and require relatively low storage resources compared to complex neural retrieval systems. As a result, they remain widely adopted in many real-world applications</w:t>
+      </w:r>
+      <w:r>
+        <w:rPr>
+          <w:szCs w:val="24"/>
+          <w:lang w:val="en-IN"/>
+        </w:rPr>
+        <w:tab/>
+      </w:r>
+    </w:p>
+    <w:p>
+      <w:pPr>
+        <w:spacing w:line="276" w:lineRule="auto"/>
+        <w:jc w:val="left"/>
+        <w:rPr>
+          <w:szCs w:val="24"/>
+          <w:lang w:val="en-IN"/>
+        </w:rPr>
+      </w:pPr>
+    </w:p>
+    <w:p>
+      <w:pPr>
+        <w:spacing w:line="276" w:lineRule="auto"/>
+        <w:jc w:val="left"/>
+        <w:rPr>
+          <w:b/>
+          <w:bCs/>
+          <w:szCs w:val="24"/>
+          <w:lang w:val="en-IN"/>
+        </w:rPr>
+      </w:pPr>
+    </w:p>
+    <w:p>
+      <w:pPr>
+        <w:spacing w:line="276" w:lineRule="auto"/>
+        <w:jc w:val="left"/>
+        <w:rPr>
+          <w:b/>
+          <w:bCs/>
+          <w:szCs w:val="24"/>
+          <w:lang w:val="en-IN"/>
+        </w:rPr>
+      </w:pPr>
+      <w:r>
+        <w:rPr>
+          <w:b/>
+          <w:bCs/>
+          <w:szCs w:val="24"/>
+          <w:lang w:val="en-IN"/>
+        </w:rPr>
+        <w:t>3.4.1 TF-IDF</w:t>
+      </w:r>
+    </w:p>
+    <w:p>
+      <w:pPr>
+        <w:spacing w:line="276" w:lineRule="auto"/>
+        <w:rPr>
+          <w:szCs w:val="24"/>
+          <w:lang w:val="en-IN"/>
+        </w:rPr>
+      </w:pPr>
+      <w:r>
+        <w:rPr>
+          <w:szCs w:val="24"/>
+          <w:lang w:val="en-IN"/>
+        </w:rPr>
+        <w:t>Term Frequency-Inverse Document Frequency (TF-IDF) is one of the most widely used statistical techniques in information retrieval and text mining. It is used to measure the importance of a term within a document relative to a collection of documents known as a corpus. The primary objective of TF-IDF is to identify words that are significant to a particular document while reducing the influence of commonly occurring terms.</w:t>
+      </w:r>
+    </w:p>
+    <w:p>
+      <w:pPr>
+        <w:spacing w:line="276" w:lineRule="auto"/>
+        <w:rPr>
+          <w:szCs w:val="24"/>
+          <w:lang w:val="en-IN"/>
+        </w:rPr>
+      </w:pPr>
+      <w:r>
+        <w:rPr>
+          <w:szCs w:val="24"/>
+          <w:lang w:val="en-IN"/>
+        </w:rPr>
+        <w:t xml:space="preserve">TF-IDF consists of two components: </w:t>
+      </w:r>
+      <w:r>
+        <w:rPr>
+          <w:b/>
+          <w:bCs/>
+          <w:szCs w:val="24"/>
+          <w:lang w:val="en-IN"/>
+        </w:rPr>
+        <w:t>Term Frequency (TF)</w:t>
+      </w:r>
+      <w:r>
+        <w:rPr>
+          <w:szCs w:val="24"/>
+          <w:lang w:val="en-IN"/>
+        </w:rPr>
+        <w:t xml:space="preserve"> and </w:t>
+      </w:r>
+      <w:r>
+        <w:rPr>
+          <w:b/>
+          <w:bCs/>
+          <w:szCs w:val="24"/>
+          <w:lang w:val="en-IN"/>
+        </w:rPr>
+        <w:t>Inverse Document Frequency (IDF)</w:t>
+      </w:r>
+      <w:r>
+        <w:rPr>
+          <w:szCs w:val="24"/>
+          <w:lang w:val="en-IN"/>
+        </w:rPr>
+        <w:t>. Term Frequency measures how often a term appears in a document. Words that occur frequently within a document are generally considered more important. Inverse Document Frequency measures the rarity of a term across the entire document collection. Terms that appear in many documents receive lower weights because they provide less discriminatory information.</w:t>
+      </w:r>
+    </w:p>
+    <w:p>
+      <w:pPr>
+        <w:spacing w:line="276" w:lineRule="auto"/>
+        <w:rPr>
+          <w:szCs w:val="24"/>
+          <w:lang w:val="en-IN"/>
+        </w:rPr>
+      </w:pPr>
+    </w:p>
+    <w:p>
+      <w:pPr>
+        <w:spacing w:line="276" w:lineRule="auto"/>
+        <w:rPr>
+          <w:b/>
+          <w:bCs/>
+          <w:szCs w:val="24"/>
+          <w:lang w:val="en-IN"/>
+        </w:rPr>
+      </w:pPr>
+    </w:p>
+    <w:p>
+      <w:pPr>
+        <w:spacing w:line="276" w:lineRule="auto"/>
+        <w:rPr>
+          <w:b/>
+          <w:bCs/>
+          <w:szCs w:val="24"/>
+          <w:lang w:val="en-IN"/>
+        </w:rPr>
+      </w:pPr>
+      <w:r>
+        <w:rPr>
+          <w:b/>
+          <w:bCs/>
           <w:szCs w:val="24"/>
           <w:lang w:val="en-IN"/>
         </w:rPr>
         <w:lastRenderedPageBreak/>
-        <w:t>information they are seeking. Additionally, sparse retrieval methods are computationally efficient and require relatively low storage resources compared to complex neural retrieval systems. As a result, they remain widely adopted in many real-world applications</w:t>
-      </w:r>
-      <w:r>
-        <w:rPr>
-          <w:szCs w:val="24"/>
-          <w:lang w:val="en-IN"/>
-        </w:rPr>
-        <w:tab/>
-      </w:r>
-    </w:p>
-    <w:p>
-      <w:pPr>
-        <w:spacing w:line="276" w:lineRule="auto"/>
-        <w:jc w:val="left"/>
-        <w:rPr>
-          <w:szCs w:val="24"/>
-          <w:lang w:val="en-IN"/>
-        </w:rPr>
-      </w:pPr>
-    </w:p>
-    <w:p>
-      <w:pPr>
-        <w:spacing w:line="276" w:lineRule="auto"/>
-        <w:jc w:val="left"/>
-        <w:rPr>
-          <w:b/>
-          <w:bCs/>
-          <w:szCs w:val="24"/>
-          <w:lang w:val="en-IN"/>
-        </w:rPr>
-      </w:pPr>
-    </w:p>
-    <w:p>
-      <w:pPr>
-        <w:spacing w:line="276" w:lineRule="auto"/>
-        <w:jc w:val="left"/>
-        <w:rPr>
-          <w:b/>
-          <w:bCs/>
-          <w:szCs w:val="24"/>
-          <w:lang w:val="en-IN"/>
-        </w:rPr>
-      </w:pPr>
-      <w:r>
-        <w:rPr>
-          <w:b/>
-          <w:bCs/>
-          <w:szCs w:val="24"/>
-          <w:lang w:val="en-IN"/>
-        </w:rPr>
-        <w:t>3.4.1 TF-IDF</w:t>
-      </w:r>
-    </w:p>
-    <w:p>
-      <w:pPr>
-        <w:spacing w:line="276" w:lineRule="auto"/>
-        <w:rPr>
-          <w:szCs w:val="24"/>
-          <w:lang w:val="en-IN"/>
-        </w:rPr>
-      </w:pPr>
-      <w:r>
-        <w:rPr>
-          <w:szCs w:val="24"/>
-          <w:lang w:val="en-IN"/>
-        </w:rPr>
-        <w:t>Term Frequency-Inverse Document Frequency (TF-IDF) is one of the most widely used statistical techniques in information retrieval and text mining. It is used to measure the importance of a term within a document relative to a collection of documents known as a corpus. The primary objective of TF-IDF is to identify words that are significant to a particular document while reducing the influence of commonly occurring terms.</w:t>
-      </w:r>
-    </w:p>
-    <w:p>
-      <w:pPr>
-        <w:spacing w:line="276" w:lineRule="auto"/>
-        <w:rPr>
-          <w:szCs w:val="24"/>
-          <w:lang w:val="en-IN"/>
-        </w:rPr>
-      </w:pPr>
-      <w:r>
-        <w:rPr>
-          <w:szCs w:val="24"/>
-          <w:lang w:val="en-IN"/>
-        </w:rPr>
-        <w:t xml:space="preserve">TF-IDF consists of two components: </w:t>
-      </w:r>
-      <w:r>
-        <w:rPr>
-          <w:b/>
-          <w:bCs/>
-          <w:szCs w:val="24"/>
-          <w:lang w:val="en-IN"/>
-        </w:rPr>
-        <w:t>Term Frequency (TF)</w:t>
-      </w:r>
-      <w:r>
-        <w:rPr>
-          <w:szCs w:val="24"/>
-          <w:lang w:val="en-IN"/>
-        </w:rPr>
-        <w:t xml:space="preserve"> and </w:t>
-      </w:r>
-      <w:r>
-        <w:rPr>
-          <w:b/>
-          <w:bCs/>
-          <w:szCs w:val="24"/>
-          <w:lang w:val="en-IN"/>
-        </w:rPr>
-        <w:t>Inverse Document Frequency (IDF)</w:t>
-      </w:r>
-      <w:r>
-        <w:rPr>
-          <w:szCs w:val="24"/>
-          <w:lang w:val="en-IN"/>
-        </w:rPr>
-        <w:t>. Term Frequency measures how often a term appears in a document. Words that occur frequently within a document are generally considered more important. Inverse Document Frequency measures the rarity of a term across the entire document collection. Terms that appear in many documents receive lower weights because they provide less discriminatory information.</w:t>
-      </w:r>
-    </w:p>
-    <w:p>
-      <w:pPr>
-        <w:spacing w:line="276" w:lineRule="auto"/>
-        <w:rPr>
-          <w:szCs w:val="24"/>
-          <w:lang w:val="en-IN"/>
-        </w:rPr>
-      </w:pPr>
-    </w:p>
-    <w:p>
-      <w:pPr>
-        <w:spacing w:line="276" w:lineRule="auto"/>
-        <w:rPr>
-          <w:b/>
-          <w:bCs/>
-          <w:szCs w:val="24"/>
-          <w:lang w:val="en-IN"/>
-        </w:rPr>
-      </w:pPr>
-      <w:r>
-        <w:rPr>
-          <w:b/>
-          <w:bCs/>
-          <w:szCs w:val="24"/>
-          <w:lang w:val="en-IN"/>
-        </w:rPr>
         <w:t>3.4.2 BM25</w:t>
       </w:r>
     </w:p>
@@ -13911,7 +13351,100 @@
           <w:szCs w:val="24"/>
           <w:lang w:val="en-IN"/>
         </w:rPr>
-        <w:t xml:space="preserve">Dense retrieval is based on neural network architectures that transform textual data into low-dimensional vector representations known as embeddings. These embeddings encode semantic information, enabling similar concepts to be positioned close to one another in the vector space. </w:t>
+        <w:t>Dense retrieval is based on neural network architectures that transform textual data into low-dimensional vector representations known as embeddings. These embeddings encode semantic information, enabling similar concepts to be positioned close to one another in the vector space. As a result, dense retrieval systems can understand synonyms, related concepts, and contextual meanings more effectively than traditional keyword-based methods.</w:t>
+      </w:r>
+    </w:p>
+    <w:p>
+      <w:pPr>
+        <w:spacing w:line="276" w:lineRule="auto"/>
+        <w:rPr>
+          <w:szCs w:val="24"/>
+          <w:lang w:val="en-IN"/>
+        </w:rPr>
+      </w:pPr>
+      <w:r>
+        <w:rPr>
+          <w:szCs w:val="24"/>
+          <w:lang w:val="en-IN"/>
+        </w:rPr>
+        <w:t>The retrieval process begins by converting both documents and user queries into embeddings using pre-trained language models such as BERT, Sentence-BERT, OpenAI Embeddings, or E5. Once embeddings are generated, similarity measures such as cosine similarity, Euclidean distance, or dot product are used to identify documents that are semantically closest to the query. This approach significantly improves retrieval accuracy for complex and context-dependent queries.</w:t>
+      </w:r>
+    </w:p>
+    <w:p>
+      <w:pPr>
+        <w:spacing w:line="276" w:lineRule="auto"/>
+        <w:rPr>
+          <w:szCs w:val="24"/>
+          <w:lang w:val="en-IN"/>
+        </w:rPr>
+      </w:pPr>
+    </w:p>
+    <w:p>
+      <w:pPr>
+        <w:spacing w:line="276" w:lineRule="auto"/>
+        <w:rPr>
+          <w:b/>
+          <w:bCs/>
+          <w:szCs w:val="24"/>
+          <w:lang w:val="en-IN"/>
+        </w:rPr>
+      </w:pPr>
+      <w:r>
+        <w:rPr>
+          <w:b/>
+          <w:bCs/>
+          <w:szCs w:val="24"/>
+          <w:lang w:val="en-IN"/>
+        </w:rPr>
+        <w:t>3.5.1 Embeddings</w:t>
+      </w:r>
+    </w:p>
+    <w:p>
+      <w:pPr>
+        <w:spacing w:line="276" w:lineRule="auto"/>
+        <w:rPr>
+          <w:szCs w:val="24"/>
+          <w:lang w:val="en-IN"/>
+        </w:rPr>
+      </w:pPr>
+      <w:r>
+        <w:rPr>
+          <w:szCs w:val="24"/>
+          <w:lang w:val="en-IN"/>
+        </w:rPr>
+        <w:t>Embeddings are numerical vector representations of textual data that capture the semantic meaning and contextual relationships between words, sentences, or documents. In Natural Language Processing (NLP), embeddings transform text into dense vectors that can be processed efficiently by machine learning and deep learning models. Unlike traditional keyword-based representations, embeddings preserve semantic information, allowing systems to understand the similarity between different words and concepts.</w:t>
+      </w:r>
+    </w:p>
+    <w:p>
+      <w:pPr>
+        <w:spacing w:line="276" w:lineRule="auto"/>
+        <w:rPr>
+          <w:szCs w:val="24"/>
+          <w:lang w:val="en-IN"/>
+        </w:rPr>
+      </w:pPr>
+      <w:r>
+        <w:rPr>
+          <w:szCs w:val="24"/>
+          <w:lang w:val="en-IN"/>
+        </w:rPr>
+        <w:t xml:space="preserve">Modern embedding models such as Word2Vec, </w:t>
+      </w:r>
+      <w:proofErr w:type="spellStart"/>
+      <w:r>
+        <w:rPr>
+          <w:szCs w:val="24"/>
+          <w:lang w:val="en-IN"/>
+        </w:rPr>
+        <w:t>GloVe</w:t>
+      </w:r>
+      <w:proofErr w:type="spellEnd"/>
+      <w:r>
+        <w:rPr>
+          <w:szCs w:val="24"/>
+          <w:lang w:val="en-IN"/>
+        </w:rPr>
+        <w:t xml:space="preserve">, BERT, Sentence-BERT, OpenAI Embeddings, and E5 generate high-dimensional vectors that represent the contextual meaning of text. These models are trained on large datasets and learn linguistic patterns, enabling them </w:t>
       </w:r>
       <w:r>
         <w:rPr>
@@ -13919,100 +13452,7 @@
           <w:lang w:val="en-IN"/>
         </w:rPr>
         <w:lastRenderedPageBreak/>
-        <w:t>As a result, dense retrieval systems can understand synonyms, related concepts, and contextual meanings more effectively than traditional keyword-based methods.</w:t>
-      </w:r>
-    </w:p>
-    <w:p>
-      <w:pPr>
-        <w:spacing w:line="276" w:lineRule="auto"/>
-        <w:rPr>
-          <w:szCs w:val="24"/>
-          <w:lang w:val="en-IN"/>
-        </w:rPr>
-      </w:pPr>
-      <w:r>
-        <w:rPr>
-          <w:szCs w:val="24"/>
-          <w:lang w:val="en-IN"/>
-        </w:rPr>
-        <w:t>The retrieval process begins by converting both documents and user queries into embeddings using pre-trained language models such as BERT, Sentence-BERT, OpenAI Embeddings, or E5. Once embeddings are generated, similarity measures such as cosine similarity, Euclidean distance, or dot product are used to identify documents that are semantically closest to the query. This approach significantly improves retrieval accuracy for complex and context-dependent queries.</w:t>
-      </w:r>
-    </w:p>
-    <w:p>
-      <w:pPr>
-        <w:spacing w:line="276" w:lineRule="auto"/>
-        <w:rPr>
-          <w:szCs w:val="24"/>
-          <w:lang w:val="en-IN"/>
-        </w:rPr>
-      </w:pPr>
-    </w:p>
-    <w:p>
-      <w:pPr>
-        <w:spacing w:line="276" w:lineRule="auto"/>
-        <w:rPr>
-          <w:b/>
-          <w:bCs/>
-          <w:szCs w:val="24"/>
-          <w:lang w:val="en-IN"/>
-        </w:rPr>
-      </w:pPr>
-      <w:r>
-        <w:rPr>
-          <w:b/>
-          <w:bCs/>
-          <w:szCs w:val="24"/>
-          <w:lang w:val="en-IN"/>
-        </w:rPr>
-        <w:t>3.5.1 Embeddings</w:t>
-      </w:r>
-    </w:p>
-    <w:p>
-      <w:pPr>
-        <w:spacing w:line="276" w:lineRule="auto"/>
-        <w:rPr>
-          <w:szCs w:val="24"/>
-          <w:lang w:val="en-IN"/>
-        </w:rPr>
-      </w:pPr>
-      <w:r>
-        <w:rPr>
-          <w:szCs w:val="24"/>
-          <w:lang w:val="en-IN"/>
-        </w:rPr>
-        <w:t>Embeddings are numerical vector representations of textual data that capture the semantic meaning and contextual relationships between words, sentences, or documents. In Natural Language Processing (NLP), embeddings transform text into dense vectors that can be processed efficiently by machine learning and deep learning models. Unlike traditional keyword-based representations, embeddings preserve semantic information, allowing systems to understand the similarity between different words and concepts.</w:t>
-      </w:r>
-    </w:p>
-    <w:p>
-      <w:pPr>
-        <w:spacing w:line="276" w:lineRule="auto"/>
-        <w:rPr>
-          <w:szCs w:val="24"/>
-          <w:lang w:val="en-IN"/>
-        </w:rPr>
-      </w:pPr>
-      <w:r>
-        <w:rPr>
-          <w:szCs w:val="24"/>
-          <w:lang w:val="en-IN"/>
-        </w:rPr>
-        <w:t xml:space="preserve">Modern embedding models such as Word2Vec, </w:t>
-      </w:r>
-      <w:proofErr w:type="spellStart"/>
-      <w:r>
-        <w:rPr>
-          <w:szCs w:val="24"/>
-          <w:lang w:val="en-IN"/>
-        </w:rPr>
-        <w:t>GloVe</w:t>
-      </w:r>
-      <w:proofErr w:type="spellEnd"/>
-      <w:r>
-        <w:rPr>
-          <w:szCs w:val="24"/>
-          <w:lang w:val="en-IN"/>
-        </w:rPr>
-        <w:t>, BERT, Sentence-BERT, OpenAI Embeddings, and E5 generate high-dimensional vectors that represent the contextual meaning of text. These models are trained on large datasets and learn linguistic patterns, enabling them to place semantically similar words and sentences closer together in vector space. For example, the words “car” and “automobile” may have similar vector representations despite being different terms.</w:t>
+        <w:t>to place semantically similar words and sentences closer together in vector space. For example, the words “car” and “automobile” may have similar vector representations despite being different terms.</w:t>
       </w:r>
     </w:p>
     <w:p>
@@ -14157,56 +13597,63 @@
           <w:szCs w:val="24"/>
           <w:lang w:val="en-IN"/>
         </w:rPr>
+        <w:t>Vector databases are specialized database systems designed to store, manage, and retrieve high-dimensional vector embeddings efficiently. Unlike traditional relational databases that organize information in rows and columns, vector databases are optimized for similarity search operations on dense vector representations generated by machine learning and deep learning models. These databases have become an essential component of modern Artificial Intelligence applications, particularly in semantic search, recommendation systems, and Retrieval-Augmented Generation (RAG) frameworks.</w:t>
+      </w:r>
+    </w:p>
+    <w:p>
+      <w:pPr>
+        <w:spacing w:line="276" w:lineRule="auto"/>
+        <w:rPr>
+          <w:szCs w:val="24"/>
+          <w:lang w:val="en-IN"/>
+        </w:rPr>
+      </w:pPr>
+      <w:r>
+        <w:rPr>
+          <w:szCs w:val="24"/>
+          <w:lang w:val="en-IN"/>
+        </w:rPr>
+        <w:t>The primary purpose of a vector database is to enable fast and accurate retrieval of information based on semantic similarity. Documents, images, audio files, and other forms of data are converted into embeddings using pre-trained models and stored as vectors within the database. When a user submits a query, the query is also transformed into an embedding, and the database performs a similarity search to identify vectors that are closest to the query vector. This process allows the retrieval of contextually relevant information even when exact keywords are not present.</w:t>
+      </w:r>
+    </w:p>
+    <w:p>
+      <w:pPr>
+        <w:spacing w:line="276" w:lineRule="auto"/>
+        <w:rPr>
+          <w:szCs w:val="24"/>
+          <w:lang w:val="en-IN"/>
+        </w:rPr>
+      </w:pPr>
+      <w:r>
+        <w:rPr>
+          <w:szCs w:val="24"/>
+          <w:lang w:val="en-IN"/>
+        </w:rPr>
+        <w:t xml:space="preserve">To achieve high retrieval performance, vector databases use advanced indexing techniques such as Approximate Nearest </w:t>
+      </w:r>
+      <w:proofErr w:type="spellStart"/>
+      <w:r>
+        <w:rPr>
+          <w:szCs w:val="24"/>
+          <w:lang w:val="en-IN"/>
+        </w:rPr>
+        <w:t>Neighbor</w:t>
+      </w:r>
+      <w:proofErr w:type="spellEnd"/>
+      <w:r>
+        <w:rPr>
+          <w:szCs w:val="24"/>
+          <w:lang w:val="en-IN"/>
+        </w:rPr>
+        <w:t xml:space="preserve"> (ANN) search, Hierarchical Navigable Small World (HNSW) graphs, and Inverted File Index (IVF). These indexing methods significantly reduce search time while maintaining high retrieval accuracy. Popular vector databases include </w:t>
+      </w:r>
+      <w:r>
+        <w:rPr>
+          <w:szCs w:val="24"/>
+          <w:lang w:val="en-IN"/>
+        </w:rPr>
         <w:lastRenderedPageBreak/>
-        <w:t>Vector databases are specialized database systems designed to store, manage, and retrieve high-dimensional vector embeddings efficiently. Unlike traditional relational databases that organize information in rows and columns, vector databases are optimized for similarity search operations on dense vector representations generated by machine learning and deep learning models. These databases have become an essential component of modern Artificial Intelligence applications, particularly in semantic search, recommendation systems, and Retrieval-Augmented Generation (RAG) frameworks.</w:t>
-      </w:r>
-    </w:p>
-    <w:p>
-      <w:pPr>
-        <w:spacing w:line="276" w:lineRule="auto"/>
-        <w:rPr>
-          <w:szCs w:val="24"/>
-          <w:lang w:val="en-IN"/>
-        </w:rPr>
-      </w:pPr>
-      <w:r>
-        <w:rPr>
-          <w:szCs w:val="24"/>
-          <w:lang w:val="en-IN"/>
-        </w:rPr>
-        <w:t>The primary purpose of a vector database is to enable fast and accurate retrieval of information based on semantic similarity. Documents, images, audio files, and other forms of data are converted into embeddings using pre-trained models and stored as vectors within the database. When a user submits a query, the query is also transformed into an embedding, and the database performs a similarity search to identify vectors that are closest to the query vector. This process allows the retrieval of contextually relevant information even when exact keywords are not present.</w:t>
-      </w:r>
-    </w:p>
-    <w:p>
-      <w:pPr>
-        <w:spacing w:line="276" w:lineRule="auto"/>
-        <w:rPr>
-          <w:szCs w:val="24"/>
-          <w:lang w:val="en-IN"/>
-        </w:rPr>
-      </w:pPr>
-      <w:r>
-        <w:rPr>
-          <w:szCs w:val="24"/>
-          <w:lang w:val="en-IN"/>
-        </w:rPr>
-        <w:t xml:space="preserve">To achieve high retrieval performance, vector databases use advanced indexing techniques such as Approximate Nearest </w:t>
-      </w:r>
-      <w:proofErr w:type="spellStart"/>
-      <w:r>
-        <w:rPr>
-          <w:szCs w:val="24"/>
-          <w:lang w:val="en-IN"/>
-        </w:rPr>
-        <w:t>Neighbor</w:t>
-      </w:r>
-      <w:proofErr w:type="spellEnd"/>
-      <w:r>
-        <w:rPr>
-          <w:szCs w:val="24"/>
-          <w:lang w:val="en-IN"/>
-        </w:rPr>
-        <w:t xml:space="preserve"> (ANN) search, Hierarchical Navigable Small World (HNSW) graphs, and Inverted File Index (IVF). These indexing methods significantly reduce search time while maintaining high retrieval accuracy. Popular vector databases include Pinecone, </w:t>
+        <w:t xml:space="preserve">Pinecone, </w:t>
       </w:r>
       <w:proofErr w:type="spellStart"/>
       <w:r>
@@ -14388,23 +13835,6 @@
           <w:lang w:val="en-IN"/>
         </w:rPr>
       </w:pPr>
-      <w:r>
-        <w:rPr>
-          <w:szCs w:val="24"/>
-          <w:lang w:val="en-IN"/>
-        </w:rPr>
-        <w:lastRenderedPageBreak/>
-        <w:t>Despite their remarkable capabilities, LLMs face several limitations. Their knowledge is restricted to the information available during training, making it difficult to provide accurate responses about recent events or rapidly changing domains. Additionally, LLMs are susceptible to hallucination, where they generate plausible but factually incorrect information. They may also struggle with domain-specific knowledge and complex reasoning tasks when external information is unavailable.</w:t>
-      </w:r>
-    </w:p>
-    <w:p>
-      <w:pPr>
-        <w:spacing w:line="276" w:lineRule="auto"/>
-        <w:rPr>
-          <w:szCs w:val="24"/>
-          <w:lang w:val="en-IN"/>
-        </w:rPr>
-      </w:pPr>
     </w:p>
     <w:p>
       <w:pPr>
@@ -14485,6 +13915,7 @@
           <w:szCs w:val="24"/>
           <w:lang w:val="en-IN"/>
         </w:rPr>
+        <w:lastRenderedPageBreak/>
         <w:t>Context awareness refers to the ability of an AI system to understand and utilize relevant contextual information while processing queries and generating responses. A context-aware system considers factors such as user intent, conversation history, domain knowledge, and retrieved external information to produce accurate and meaningful outputs. By understanding the context surrounding a query, the system can generate responses that are more relevant and aligned with user expectations.</w:t>
       </w:r>
     </w:p>
@@ -15324,7 +14755,6 @@
                 <w:szCs w:val="24"/>
                 <w:lang w:val="en-IN"/>
               </w:rPr>
-              <w:lastRenderedPageBreak/>
               <w:t>Week 8</w:t>
             </w:r>
           </w:p>
@@ -17173,51 +16603,6 @@
     <w:p>
       <w:pPr>
         <w:spacing w:line="276" w:lineRule="auto"/>
-        <w:rPr>
-          <w:szCs w:val="24"/>
-          <w:lang w:val="en-IN"/>
-        </w:rPr>
-      </w:pPr>
-    </w:p>
-    <w:p>
-      <w:pPr>
-        <w:spacing w:line="276" w:lineRule="auto"/>
-        <w:rPr>
-          <w:szCs w:val="24"/>
-          <w:lang w:val="en-IN"/>
-        </w:rPr>
-      </w:pPr>
-    </w:p>
-    <w:p>
-      <w:pPr>
-        <w:spacing w:line="276" w:lineRule="auto"/>
-        <w:rPr>
-          <w:szCs w:val="24"/>
-          <w:lang w:val="en-IN"/>
-        </w:rPr>
-      </w:pPr>
-    </w:p>
-    <w:p>
-      <w:pPr>
-        <w:spacing w:line="276" w:lineRule="auto"/>
-        <w:rPr>
-          <w:szCs w:val="24"/>
-          <w:lang w:val="en-IN"/>
-        </w:rPr>
-      </w:pPr>
-    </w:p>
-    <w:p>
-      <w:pPr>
-        <w:spacing w:line="276" w:lineRule="auto"/>
-        <w:rPr>
-          <w:szCs w:val="24"/>
-          <w:lang w:val="en-IN"/>
-        </w:rPr>
-      </w:pPr>
-    </w:p>
-    <w:p>
-      <w:pPr>
-        <w:spacing w:line="276" w:lineRule="auto"/>
         <w:jc w:val="center"/>
         <w:rPr>
           <w:b/>
@@ -17227,11 +16612,7 @@
           <w:lang w:val="en-IN"/>
         </w:rPr>
       </w:pPr>
-    </w:p>
-    <w:p>
-      <w:pPr>
-        <w:spacing w:line="276" w:lineRule="auto"/>
-        <w:jc w:val="center"/>
+      <w:r>
         <w:rPr>
           <w:b/>
           <w:bCs/>
@@ -17239,7 +16620,8 @@
           <w:szCs w:val="32"/>
           <w:lang w:val="en-IN"/>
         </w:rPr>
-      </w:pPr>
+        <w:t>CHAPTER 4</w:t>
+      </w:r>
     </w:p>
     <w:p>
       <w:pPr>
@@ -17266,11 +16648,7 @@
           <w:lang w:val="en-IN"/>
         </w:rPr>
       </w:pPr>
-    </w:p>
-    <w:p>
-      <w:pPr>
-        <w:spacing w:line="276" w:lineRule="auto"/>
-        <w:jc w:val="center"/>
+      <w:r>
         <w:rPr>
           <w:b/>
           <w:bCs/>
@@ -17278,7 +16656,8 @@
           <w:szCs w:val="32"/>
           <w:lang w:val="en-IN"/>
         </w:rPr>
-      </w:pPr>
+        <w:t>PROPOSED HYBRID RAG FRAMEWORK</w:t>
+      </w:r>
     </w:p>
     <w:p>
       <w:pPr>
@@ -17292,143 +16671,6 @@
           <w:lang w:val="en-IN"/>
         </w:rPr>
       </w:pPr>
-    </w:p>
-    <w:p>
-      <w:pPr>
-        <w:spacing w:line="276" w:lineRule="auto"/>
-        <w:jc w:val="center"/>
-        <w:rPr>
-          <w:b/>
-          <w:bCs/>
-          <w:sz w:val="32"/>
-          <w:szCs w:val="32"/>
-          <w:lang w:val="en-IN"/>
-        </w:rPr>
-      </w:pPr>
-    </w:p>
-    <w:p>
-      <w:pPr>
-        <w:spacing w:line="276" w:lineRule="auto"/>
-        <w:jc w:val="center"/>
-        <w:rPr>
-          <w:b/>
-          <w:bCs/>
-          <w:sz w:val="32"/>
-          <w:szCs w:val="32"/>
-          <w:lang w:val="en-IN"/>
-        </w:rPr>
-      </w:pPr>
-    </w:p>
-    <w:p>
-      <w:pPr>
-        <w:spacing w:line="276" w:lineRule="auto"/>
-        <w:jc w:val="center"/>
-        <w:rPr>
-          <w:b/>
-          <w:bCs/>
-          <w:sz w:val="32"/>
-          <w:szCs w:val="32"/>
-          <w:lang w:val="en-IN"/>
-        </w:rPr>
-      </w:pPr>
-    </w:p>
-    <w:p>
-      <w:pPr>
-        <w:spacing w:line="276" w:lineRule="auto"/>
-        <w:jc w:val="center"/>
-        <w:rPr>
-          <w:b/>
-          <w:bCs/>
-          <w:sz w:val="32"/>
-          <w:szCs w:val="32"/>
-          <w:lang w:val="en-IN"/>
-        </w:rPr>
-      </w:pPr>
-    </w:p>
-    <w:p>
-      <w:pPr>
-        <w:spacing w:line="276" w:lineRule="auto"/>
-        <w:jc w:val="center"/>
-        <w:rPr>
-          <w:b/>
-          <w:bCs/>
-          <w:sz w:val="32"/>
-          <w:szCs w:val="32"/>
-          <w:lang w:val="en-IN"/>
-        </w:rPr>
-      </w:pPr>
-    </w:p>
-    <w:p>
-      <w:pPr>
-        <w:spacing w:line="276" w:lineRule="auto"/>
-        <w:jc w:val="center"/>
-        <w:rPr>
-          <w:b/>
-          <w:bCs/>
-          <w:sz w:val="32"/>
-          <w:szCs w:val="32"/>
-          <w:lang w:val="en-IN"/>
-        </w:rPr>
-      </w:pPr>
-    </w:p>
-    <w:p>
-      <w:pPr>
-        <w:spacing w:line="276" w:lineRule="auto"/>
-        <w:jc w:val="center"/>
-        <w:rPr>
-          <w:b/>
-          <w:bCs/>
-          <w:sz w:val="32"/>
-          <w:szCs w:val="32"/>
-          <w:lang w:val="en-IN"/>
-        </w:rPr>
-      </w:pPr>
-      <w:r>
-        <w:rPr>
-          <w:b/>
-          <w:bCs/>
-          <w:sz w:val="32"/>
-          <w:szCs w:val="32"/>
-          <w:lang w:val="en-IN"/>
-        </w:rPr>
-        <w:t>CHAPTER 4</w:t>
-      </w:r>
-    </w:p>
-    <w:p>
-      <w:pPr>
-        <w:spacing w:line="276" w:lineRule="auto"/>
-        <w:jc w:val="center"/>
-        <w:rPr>
-          <w:b/>
-          <w:bCs/>
-          <w:sz w:val="32"/>
-          <w:szCs w:val="32"/>
-          <w:lang w:val="en-IN"/>
-        </w:rPr>
-      </w:pPr>
-    </w:p>
-    <w:p>
-      <w:pPr>
-        <w:spacing w:line="276" w:lineRule="auto"/>
-        <w:jc w:val="center"/>
-        <w:rPr>
-          <w:b/>
-          <w:bCs/>
-          <w:sz w:val="32"/>
-          <w:szCs w:val="32"/>
-          <w:lang w:val="en-IN"/>
-        </w:rPr>
-      </w:pPr>
-      <w:r>
-        <w:rPr>
-          <w:b/>
-          <w:bCs/>
-          <w:sz w:val="32"/>
-          <w:szCs w:val="32"/>
-          <w:lang w:val="en-IN"/>
-        </w:rPr>
-        <w:t>PROPOSED HYBRID RAG FRAMEWORK</w:t>
-      </w:r>
     </w:p>
     <w:p>
       <w:pPr>
@@ -17978,14 +17220,7 @@
           <w:szCs w:val="24"/>
           <w:lang w:val="en-IN"/>
         </w:rPr>
-        <w:t xml:space="preserve"> </w:t>
-      </w:r>
-      <w:r>
-        <w:rPr>
-          <w:szCs w:val="24"/>
-          <w:lang w:val="en-IN"/>
-        </w:rPr>
-        <w:t>System Architecture</w:t>
+        <w:t xml:space="preserve"> System Architecture</w:t>
       </w:r>
     </w:p>
     <w:p>
@@ -18320,42 +17555,22 @@
           <w:szCs w:val="24"/>
           <w:lang w:val="en-IN"/>
         </w:rPr>
-        <w:t>When a user query is received and processed, the BM25 retrieval module analyzes the query terms and searches the indexed document collection for matching keywords. Each document is assigned a relevance score based on the occurrence and importance of query terms within the document. Terms that appear frequently in a document but are relatively rare across the entire document collection receive higher weights. This scoring mechanism allows BM25 to identify documents that are most likely to satisfy the user’s information need.</w:t>
-      </w:r>
-    </w:p>
-    <w:p>
-      <w:pPr>
-        <w:spacing w:line="276" w:lineRule="auto"/>
-        <w:rPr>
-          <w:szCs w:val="24"/>
-          <w:lang w:val="en-IN"/>
-        </w:rPr>
-      </w:pPr>
-    </w:p>
-    <w:p>
-      <w:pPr>
-        <w:spacing w:line="276" w:lineRule="auto"/>
-        <w:rPr>
-          <w:szCs w:val="24"/>
-          <w:lang w:val="en-IN"/>
-        </w:rPr>
-      </w:pPr>
-    </w:p>
-    <w:p>
-      <w:pPr>
-        <w:spacing w:line="276" w:lineRule="auto"/>
-        <w:rPr>
-          <w:szCs w:val="24"/>
-          <w:lang w:val="en-IN"/>
-        </w:rPr>
-      </w:pPr>
-    </w:p>
-    <w:p>
-      <w:pPr>
-        <w:spacing w:line="276" w:lineRule="auto"/>
-        <w:rPr>
-          <w:b/>
-          <w:bCs/>
+        <w:t xml:space="preserve">When a user query is received and processed, the BM25 retrieval module analyzes the query terms and searches the indexed document collection for matching keywords. Each document is assigned a relevance score based on the occurrence and importance of query terms within the document. Terms that appear frequently in a document but are relatively rare across the entire document collection receive higher weights. </w:t>
+      </w:r>
+    </w:p>
+    <w:p>
+      <w:pPr>
+        <w:spacing w:line="276" w:lineRule="auto"/>
+        <w:rPr>
+          <w:szCs w:val="24"/>
+          <w:lang w:val="en-IN"/>
+        </w:rPr>
+      </w:pPr>
+    </w:p>
+    <w:p>
+      <w:pPr>
+        <w:spacing w:line="276" w:lineRule="auto"/>
+        <w:rPr>
           <w:szCs w:val="24"/>
           <w:lang w:val="en-IN"/>
         </w:rPr>
@@ -18394,6 +17609,7 @@
           <w:szCs w:val="24"/>
           <w:lang w:val="en-IN"/>
         </w:rPr>
+        <w:lastRenderedPageBreak/>
         <w:t>Dense retrieval is the second major component of the proposed Hybrid Retrieval Engine and is responsible for performing semantic information retrieval. Unlike sparse retrieval techniques that rely on exact keyword matching, dense retrieval uses vector embeddings to capture the semantic meaning and contextual relationships between queries and documents. This capability enables the system to retrieve relevant information even when the query and documents use different vocabulary but convey similar meanings.</w:t>
       </w:r>
     </w:p>
@@ -18578,8 +17794,15 @@
           <w:szCs w:val="24"/>
           <w:lang w:val="en-IN"/>
         </w:rPr>
+        <w:t xml:space="preserve">The merging process begins by collecting retrieval outputs from the BM25-based sparse retrieval module and the vector search-based dense retrieval module. Duplicate documents retrieved by both methods are identified and removed to prevent redundancy. The remaining </w:t>
+      </w:r>
+      <w:r>
+        <w:rPr>
+          <w:szCs w:val="24"/>
+          <w:lang w:val="en-IN"/>
+        </w:rPr>
         <w:lastRenderedPageBreak/>
-        <w:t>The merging process begins by collecting retrieval outputs from the BM25-based sparse retrieval module and the vector search-based dense retrieval module. Duplicate documents retrieved by both methods are identified and removed to prevent redundancy. The remaining documents are consolidated into a unified result set that contains information from both lexical and semantic retrieval processes.</w:t>
+        <w:t>documents are consolidated into a unified result set that contains information from both lexical and semantic retrieval processes.</w:t>
       </w:r>
     </w:p>
     <w:p>
@@ -18823,9 +18046,17 @@
           <w:szCs w:val="24"/>
           <w:lang w:val="en-IN"/>
         </w:rPr>
-        <w:lastRenderedPageBreak/>
-        <w:t>One of the major advantages of the framework is its ability to balance keyword-based retrieval and semantic search. The integration of BM25 and vector search ensures that both lexical relevance and contextual meaning are considered during retrieval. This significantly improves information coverage and retrieval accuracy.</w:t>
-      </w:r>
+        <w:t xml:space="preserve">One of the major advantages of the framework is its ability to balance keyword-based retrieval and semantic search. </w:t>
+      </w:r>
+    </w:p>
+    <w:p>
+      <w:pPr>
+        <w:spacing w:line="276" w:lineRule="auto"/>
+        <w:rPr>
+          <w:szCs w:val="24"/>
+          <w:lang w:val="en-IN"/>
+        </w:rPr>
+      </w:pPr>
     </w:p>
     <w:p>
       <w:pPr>
@@ -18882,6 +18113,19 @@
         </w:rPr>
         <w:t>SYSTEM DESIGN AND IMPLEMENTATION</w:t>
       </w:r>
+    </w:p>
+    <w:p>
+      <w:pPr>
+        <w:spacing w:line="276" w:lineRule="auto"/>
+        <w:jc w:val="center"/>
+        <w:rPr>
+          <w:b/>
+          <w:bCs/>
+          <w:sz w:val="32"/>
+          <w:szCs w:val="32"/>
+          <w:lang w:val="en-IN"/>
+        </w:rPr>
+      </w:pPr>
     </w:p>
     <w:p>
       <w:pPr>
@@ -19210,120 +18454,27 @@
           <w:lang w:val="en-IN"/>
         </w:rPr>
       </w:pPr>
-      <w:r>
-        <w:rPr>
-          <w:szCs w:val="24"/>
-          <w:lang w:val="en-IN"/>
-        </w:rPr>
-        <w:lastRenderedPageBreak/>
-        <w:t xml:space="preserve">Several libraries and frameworks were integrated into the development environment. </w:t>
-      </w:r>
-      <w:proofErr w:type="spellStart"/>
-      <w:r>
-        <w:rPr>
-          <w:b/>
-          <w:bCs/>
-          <w:szCs w:val="24"/>
-          <w:lang w:val="en-IN"/>
-        </w:rPr>
-        <w:t>LangChain</w:t>
-      </w:r>
-      <w:proofErr w:type="spellEnd"/>
-      <w:r>
-        <w:rPr>
-          <w:szCs w:val="24"/>
-          <w:lang w:val="en-IN"/>
-        </w:rPr>
-        <w:t xml:space="preserve"> was used to manage retrieval pipelines and Large Language Model interactions. </w:t>
-      </w:r>
-      <w:r>
-        <w:rPr>
-          <w:b/>
-          <w:bCs/>
-          <w:szCs w:val="24"/>
-          <w:lang w:val="en-IN"/>
-        </w:rPr>
-        <w:t>Sentence Transformers</w:t>
-      </w:r>
-      <w:r>
-        <w:rPr>
-          <w:szCs w:val="24"/>
-          <w:lang w:val="en-IN"/>
-        </w:rPr>
-        <w:t xml:space="preserve"> facilitated embedding generation for semantic retrieval, while </w:t>
-      </w:r>
-      <w:proofErr w:type="spellStart"/>
-      <w:r>
-        <w:rPr>
-          <w:b/>
-          <w:bCs/>
-          <w:szCs w:val="24"/>
-          <w:lang w:val="en-IN"/>
-        </w:rPr>
-        <w:t>ChromaDB</w:t>
-      </w:r>
-      <w:proofErr w:type="spellEnd"/>
-      <w:r>
-        <w:rPr>
-          <w:szCs w:val="24"/>
-          <w:lang w:val="en-IN"/>
-        </w:rPr>
-        <w:t xml:space="preserve"> served as the vector database for storing and retrieving embeddings. Additional libraries such as </w:t>
-      </w:r>
-      <w:r>
-        <w:rPr>
-          <w:b/>
-          <w:bCs/>
-          <w:szCs w:val="24"/>
-          <w:lang w:val="en-IN"/>
-        </w:rPr>
-        <w:t>NumPy</w:t>
-      </w:r>
-      <w:r>
-        <w:rPr>
-          <w:szCs w:val="24"/>
-          <w:lang w:val="en-IN"/>
-        </w:rPr>
-        <w:t xml:space="preserve">, </w:t>
-      </w:r>
-      <w:r>
-        <w:rPr>
-          <w:b/>
-          <w:bCs/>
-          <w:szCs w:val="24"/>
-          <w:lang w:val="en-IN"/>
-        </w:rPr>
-        <w:t>Pandas</w:t>
-      </w:r>
-      <w:r>
-        <w:rPr>
-          <w:szCs w:val="24"/>
-          <w:lang w:val="en-IN"/>
-        </w:rPr>
-        <w:t xml:space="preserve">, and </w:t>
-      </w:r>
-      <w:r>
-        <w:rPr>
-          <w:b/>
-          <w:bCs/>
-          <w:szCs w:val="24"/>
-          <w:lang w:val="en-IN"/>
-        </w:rPr>
-        <w:t>Scikit-learn</w:t>
-      </w:r>
-      <w:r>
-        <w:rPr>
-          <w:szCs w:val="24"/>
-          <w:lang w:val="en-IN"/>
-        </w:rPr>
-        <w:t xml:space="preserve"> were employed for data processing and </w:t>
-      </w:r>
-    </w:p>
-    <w:p>
-      <w:pPr>
-        <w:spacing w:line="276" w:lineRule="auto"/>
-        <w:rPr>
-          <w:szCs w:val="24"/>
+    </w:p>
+    <w:p>
+      <w:pPr>
+        <w:spacing w:line="276" w:lineRule="auto"/>
+        <w:rPr>
+          <w:b/>
+          <w:bCs/>
+          <w:sz w:val="28"/>
+          <w:szCs w:val="28"/>
+          <w:lang w:val="en-IN"/>
+        </w:rPr>
+      </w:pPr>
+    </w:p>
+    <w:p>
+      <w:pPr>
+        <w:spacing w:line="276" w:lineRule="auto"/>
+        <w:rPr>
+          <w:b/>
+          <w:bCs/>
+          <w:sz w:val="28"/>
+          <w:szCs w:val="28"/>
           <w:lang w:val="en-IN"/>
         </w:rPr>
       </w:pPr>
@@ -19992,76 +19143,83 @@
           <w:szCs w:val="24"/>
           <w:lang w:val="en-IN"/>
         </w:rPr>
+        <w:t>The proposed Adaptive Hybrid Retrieval-Augmented Generation (RAG) Framework requires a combination of software tools, libraries, and frameworks to support system development, retrieval operations, embedding generation, vector database management, and response generation. These software components provide the necessary environment for implementing and evaluating the proposed intelligent question-answering system.</w:t>
+      </w:r>
+    </w:p>
+    <w:p>
+      <w:pPr>
+        <w:spacing w:line="276" w:lineRule="auto"/>
+        <w:rPr>
+          <w:szCs w:val="24"/>
+          <w:lang w:val="en-IN"/>
+        </w:rPr>
+      </w:pPr>
+      <w:r>
+        <w:rPr>
+          <w:b/>
+          <w:bCs/>
+          <w:szCs w:val="24"/>
+          <w:lang w:val="en-IN"/>
+        </w:rPr>
+        <w:t>Python 3.10 or higher</w:t>
+      </w:r>
+      <w:r>
+        <w:rPr>
+          <w:szCs w:val="24"/>
+          <w:lang w:val="en-IN"/>
+        </w:rPr>
+        <w:t xml:space="preserve"> serves as the primary programming language due to its extensive support for Artificial Intelligence, Machine Learning, and Natural Language Processing applications. </w:t>
+      </w:r>
+      <w:r>
+        <w:rPr>
+          <w:b/>
+          <w:bCs/>
+          <w:szCs w:val="24"/>
+          <w:lang w:val="en-IN"/>
+        </w:rPr>
+        <w:t>Visual Studio Code (VS Code)</w:t>
+      </w:r>
+      <w:r>
+        <w:rPr>
+          <w:szCs w:val="24"/>
+          <w:lang w:val="en-IN"/>
+        </w:rPr>
+        <w:t xml:space="preserve"> and </w:t>
+      </w:r>
+      <w:proofErr w:type="spellStart"/>
+      <w:r>
+        <w:rPr>
+          <w:b/>
+          <w:bCs/>
+          <w:szCs w:val="24"/>
+          <w:lang w:val="en-IN"/>
+        </w:rPr>
+        <w:t>Jupyter</w:t>
+      </w:r>
+      <w:proofErr w:type="spellEnd"/>
+      <w:r>
+        <w:rPr>
+          <w:b/>
+          <w:bCs/>
+          <w:szCs w:val="24"/>
+          <w:lang w:val="en-IN"/>
+        </w:rPr>
+        <w:t xml:space="preserve"> Notebook</w:t>
+      </w:r>
+      <w:r>
+        <w:rPr>
+          <w:szCs w:val="24"/>
+          <w:lang w:val="en-IN"/>
+        </w:rPr>
+        <w:t xml:space="preserve"> are used for coding, </w:t>
+      </w:r>
+      <w:r>
+        <w:rPr>
+          <w:szCs w:val="24"/>
+          <w:lang w:val="en-IN"/>
+        </w:rPr>
         <w:lastRenderedPageBreak/>
-        <w:t>The proposed Adaptive Hybrid Retrieval-Augmented Generation (RAG) Framework requires a combination of software tools, libraries, and frameworks to support system development, retrieval operations, embedding generation, vector database management, and response generation. These software components provide the necessary environment for implementing and evaluating the proposed intelligent question-answering system.</w:t>
-      </w:r>
-    </w:p>
-    <w:p>
-      <w:pPr>
-        <w:spacing w:line="276" w:lineRule="auto"/>
-        <w:rPr>
-          <w:szCs w:val="24"/>
-          <w:lang w:val="en-IN"/>
-        </w:rPr>
-      </w:pPr>
-      <w:r>
-        <w:rPr>
-          <w:b/>
-          <w:bCs/>
-          <w:szCs w:val="24"/>
-          <w:lang w:val="en-IN"/>
-        </w:rPr>
-        <w:t>Python 3.10 or higher</w:t>
-      </w:r>
-      <w:r>
-        <w:rPr>
-          <w:szCs w:val="24"/>
-          <w:lang w:val="en-IN"/>
-        </w:rPr>
-        <w:t xml:space="preserve"> serves as the primary programming language due to its extensive support for Artificial Intelligence, Machine Learning, and Natural Language Processing applications. </w:t>
-      </w:r>
-      <w:r>
-        <w:rPr>
-          <w:b/>
-          <w:bCs/>
-          <w:szCs w:val="24"/>
-          <w:lang w:val="en-IN"/>
-        </w:rPr>
-        <w:t>Visual Studio Code (VS Code)</w:t>
-      </w:r>
-      <w:r>
-        <w:rPr>
-          <w:szCs w:val="24"/>
-          <w:lang w:val="en-IN"/>
-        </w:rPr>
-        <w:t xml:space="preserve"> and </w:t>
-      </w:r>
-      <w:proofErr w:type="spellStart"/>
-      <w:r>
-        <w:rPr>
-          <w:b/>
-          <w:bCs/>
-          <w:szCs w:val="24"/>
-          <w:lang w:val="en-IN"/>
-        </w:rPr>
-        <w:t>Jupyter</w:t>
-      </w:r>
-      <w:proofErr w:type="spellEnd"/>
-      <w:r>
-        <w:rPr>
-          <w:b/>
-          <w:bCs/>
-          <w:szCs w:val="24"/>
-          <w:lang w:val="en-IN"/>
-        </w:rPr>
-        <w:t xml:space="preserve"> Notebook</w:t>
-      </w:r>
-      <w:r>
-        <w:rPr>
-          <w:szCs w:val="24"/>
-          <w:lang w:val="en-IN"/>
-        </w:rPr>
-        <w:t xml:space="preserve"> are used for coding, testing, debugging, and experimentation. For retrieval and language model integration, frameworks such as </w:t>
+        <w:t xml:space="preserve">testing, debugging, and experimentation. For retrieval and language model integration, frameworks such as </w:t>
       </w:r>
       <w:proofErr w:type="spellStart"/>
       <w:r>
@@ -20785,31 +19943,41 @@
           <w:szCs w:val="24"/>
           <w:lang w:val="en-IN"/>
         </w:rPr>
-        <w:t xml:space="preserve">The embedding generation process begins after document preprocessing and chunking. Large documents are divided into smaller text segments to ensure efficient processing and improved contextual representation. Each text chunk is then passed through the embedding model, which </w:t>
-      </w:r>
-      <w:r>
-        <w:rPr>
-          <w:szCs w:val="24"/>
-          <w:lang w:val="en-IN"/>
-        </w:rPr>
-        <w:lastRenderedPageBreak/>
-        <w:t>converts the text into a high-dimensional vector. These vectors preserve semantic information and allow documents with similar meanings to be positioned close together in vector space.</w:t>
-      </w:r>
-    </w:p>
-    <w:p>
-      <w:pPr>
-        <w:spacing w:line="276" w:lineRule="auto"/>
-        <w:rPr>
-          <w:szCs w:val="24"/>
-          <w:lang w:val="en-IN"/>
-        </w:rPr>
-      </w:pPr>
-      <w:r>
-        <w:rPr>
-          <w:szCs w:val="24"/>
-          <w:lang w:val="en-IN"/>
-        </w:rPr>
-        <w:t>Similarly, when a user submits a query, the query is transformed into an embedding using the same model. The generated query vector can then be compared with stored document vectors to identify semantically relevant information. Consistent use of the same embedding model for both documents and queries ensures accurate similarity calculations.</w:t>
+        <w:t xml:space="preserve">The embedding generation process begins after document preprocessing and chunking. Large documents are divided into smaller text segments to ensure efficient processing and improved contextual representation. Each text chunk is then passed through the embedding model, which converts the text into a high-dimensional vector. These vectors preserve semantic information and allow documents with similar meanings to be positioned close together in vector </w:t>
+      </w:r>
+      <w:proofErr w:type="spellStart"/>
+      <w:proofErr w:type="gramStart"/>
+      <w:r>
+        <w:rPr>
+          <w:szCs w:val="24"/>
+          <w:lang w:val="en-IN"/>
+        </w:rPr>
+        <w:t>space.Similarly</w:t>
+      </w:r>
+      <w:proofErr w:type="spellEnd"/>
+      <w:proofErr w:type="gramEnd"/>
+      <w:r>
+        <w:rPr>
+          <w:szCs w:val="24"/>
+          <w:lang w:val="en-IN"/>
+        </w:rPr>
+        <w:t xml:space="preserve">, when a user submits a query, the query is transformed into an embedding using the same model. The generated query vector can then be compared with stored document vectors to identify semantically relevant information. Consistent use of the same embedding model for both documents and queries </w:t>
+      </w:r>
+      <w:proofErr w:type="gramStart"/>
+      <w:r>
+        <w:rPr>
+          <w:szCs w:val="24"/>
+          <w:lang w:val="en-IN"/>
+        </w:rPr>
+        <w:t>ensures</w:t>
+      </w:r>
+      <w:proofErr w:type="gramEnd"/>
+      <w:r>
+        <w:rPr>
+          <w:szCs w:val="24"/>
+          <w:lang w:val="en-IN"/>
+        </w:rPr>
+        <w:t xml:space="preserve"> accurate similarity calculations.</w:t>
       </w:r>
     </w:p>
     <w:p>
@@ -20849,6 +20017,7 @@
           <w:szCs w:val="28"/>
           <w:lang w:val="en-IN"/>
         </w:rPr>
+        <w:lastRenderedPageBreak/>
         <w:t>5.</w:t>
       </w:r>
       <w:r>
@@ -21136,15 +20305,7 @@
           <w:szCs w:val="24"/>
           <w:lang w:val="en-IN"/>
         </w:rPr>
-        <w:t xml:space="preserve">Prompt engineering plays an important role in the integration process. The prompt is carefully designed to include the user query, retrieved context, and response instructions. This structured input helps the language model focus on relevant information and generate responses that align </w:t>
-      </w:r>
-      <w:r>
-        <w:rPr>
-          <w:szCs w:val="24"/>
-          <w:lang w:val="en-IN"/>
-        </w:rPr>
-        <w:lastRenderedPageBreak/>
-        <w:t>with the retrieved knowledge. By grounding the generation process in external information, the system significantly reduces hallucination and improves factual accuracy.</w:t>
+        <w:t>Prompt engineering plays an important role in the integration process. The prompt is carefully designed to include the user query, retrieved context, and response instructions. This structured input helps the language model focus on relevant information and generate responses that align with the retrieved knowledge. By grounding the generation process in external information, the system significantly reduces hallucination and improves factual accuracy</w:t>
       </w:r>
     </w:p>
     <w:p>
@@ -21158,10 +20319,7 @@
           <w:lang w:val="en-IN"/>
         </w:rPr>
       </w:pPr>
-    </w:p>
-    <w:p>
-      <w:pPr>
-        <w:spacing w:line="276" w:lineRule="auto"/>
+      <w:r>
         <w:rPr>
           <w:b/>
           <w:bCs/>
@@ -21169,7 +20327,8 @@
           <w:szCs w:val="28"/>
           <w:lang w:val="en-IN"/>
         </w:rPr>
-      </w:pPr>
+        <w:t>5.</w:t>
+      </w:r>
       <w:r>
         <w:rPr>
           <w:b/>
@@ -21178,7 +20337,7 @@
           <w:szCs w:val="28"/>
           <w:lang w:val="en-IN"/>
         </w:rPr>
-        <w:t>5.</w:t>
+        <w:t>8</w:t>
       </w:r>
       <w:r>
         <w:rPr>
@@ -21188,9 +20347,12 @@
           <w:szCs w:val="28"/>
           <w:lang w:val="en-IN"/>
         </w:rPr>
-        <w:t>8</w:t>
-      </w:r>
-      <w:r>
+        <w:t xml:space="preserve"> System Workflow Implementation</w:t>
+      </w:r>
+    </w:p>
+    <w:p>
+      <w:pPr>
+        <w:spacing w:line="276" w:lineRule="auto"/>
         <w:rPr>
           <w:b/>
           <w:bCs/>
@@ -21198,51 +20360,62 @@
           <w:szCs w:val="28"/>
           <w:lang w:val="en-IN"/>
         </w:rPr>
-        <w:t xml:space="preserve"> System Workflow Implementation</w:t>
-      </w:r>
-    </w:p>
-    <w:p>
-      <w:pPr>
-        <w:spacing w:line="276" w:lineRule="auto"/>
-        <w:rPr>
-          <w:b/>
-          <w:bCs/>
-          <w:sz w:val="28"/>
-          <w:szCs w:val="28"/>
-          <w:lang w:val="en-IN"/>
-        </w:rPr>
-      </w:pPr>
-    </w:p>
-    <w:p>
-      <w:pPr>
-        <w:spacing w:line="276" w:lineRule="auto"/>
-        <w:rPr>
-          <w:szCs w:val="24"/>
-          <w:lang w:val="en-IN"/>
-        </w:rPr>
-      </w:pPr>
-      <w:r>
-        <w:rPr>
-          <w:szCs w:val="24"/>
-          <w:lang w:val="en-IN"/>
-        </w:rPr>
-        <w:t>The implementation workflow of the proposed Adaptive Hybrid Retrieval-Augmented Generation (RAG) Framework consists of a sequence of interconnected stages that enable intelligent question answering. The process begins when a user submits a query through the system interface. The Query Processing Module analyzes and preprocesses the query by performing text normalization, tokenization, and intent identification.</w:t>
-      </w:r>
-    </w:p>
-    <w:p>
-      <w:pPr>
-        <w:spacing w:line="276" w:lineRule="auto"/>
-        <w:rPr>
-          <w:szCs w:val="24"/>
-          <w:lang w:val="en-IN"/>
-        </w:rPr>
-      </w:pPr>
-      <w:r>
-        <w:rPr>
-          <w:szCs w:val="24"/>
-          <w:lang w:val="en-IN"/>
-        </w:rPr>
-        <w:t>The processed query is then forwarded to the Hybrid Retrieval Engine, where both BM25-based sparse retrieval and vector-based dense retrieval are executed simultaneously. Relevant documents obtained from these retrieval mechanisms are merged and reranked according to their relevance scores. The Context Construction and Fusion Module then extracts important information and combines it into a structured context.</w:t>
+      </w:pPr>
+    </w:p>
+    <w:p>
+      <w:pPr>
+        <w:spacing w:line="276" w:lineRule="auto"/>
+        <w:rPr>
+          <w:szCs w:val="24"/>
+          <w:lang w:val="en-IN"/>
+        </w:rPr>
+      </w:pPr>
+      <w:r>
+        <w:rPr>
+          <w:szCs w:val="24"/>
+          <w:lang w:val="en-IN"/>
+        </w:rPr>
+        <w:t xml:space="preserve">The implementation workflow of the proposed Adaptive Hybrid Retrieval-Augmented Generation (RAG) Framework consists of a sequence of interconnected stages that enable intelligent question answering. The process begins when a user submits a query through the </w:t>
+      </w:r>
+      <w:r>
+        <w:rPr>
+          <w:szCs w:val="24"/>
+          <w:lang w:val="en-IN"/>
+        </w:rPr>
+        <w:lastRenderedPageBreak/>
+        <w:t>system interface. The Query Processing Module analyzes and preprocesses the query by performing text normalization, tokenization, and intent identification.</w:t>
+      </w:r>
+    </w:p>
+    <w:p>
+      <w:pPr>
+        <w:spacing w:line="276" w:lineRule="auto"/>
+        <w:rPr>
+          <w:szCs w:val="24"/>
+          <w:lang w:val="en-IN"/>
+        </w:rPr>
+      </w:pPr>
+      <w:r>
+        <w:rPr>
+          <w:szCs w:val="24"/>
+          <w:lang w:val="en-IN"/>
+        </w:rPr>
+        <w:t xml:space="preserve">The processed query is then forwarded to the Hybrid Retrieval Engine, where both BM25-based sparse retrieval and vector-based dense retrieval are executed simultaneously. Relevant documents obtained from these retrieval mechanisms are merged and reranked according to their relevance scores. The Context Construction and Fusion Module then </w:t>
+      </w:r>
+      <w:proofErr w:type="gramStart"/>
+      <w:r>
+        <w:rPr>
+          <w:szCs w:val="24"/>
+          <w:lang w:val="en-IN"/>
+        </w:rPr>
+        <w:t>extracts</w:t>
+      </w:r>
+      <w:proofErr w:type="gramEnd"/>
+      <w:r>
+        <w:rPr>
+          <w:szCs w:val="24"/>
+          <w:lang w:val="en-IN"/>
+        </w:rPr>
+        <w:t xml:space="preserve"> important information and combines it into a structured context.</w:t>
       </w:r>
     </w:p>
     <w:p>
@@ -21452,7 +20625,6 @@
           <w:sz w:val="22"/>
           <w:lang w:val="en-IN"/>
         </w:rPr>
-        <w:lastRenderedPageBreak/>
         <w:t>Figures 5.8.</w:t>
       </w:r>
       <w:r>
@@ -21478,16 +20650,6 @@
         </w:rPr>
         <w:t>ER Diagram</w:t>
       </w:r>
-    </w:p>
-    <w:p>
-      <w:pPr>
-        <w:spacing w:line="276" w:lineRule="auto"/>
-        <w:jc w:val="center"/>
-        <w:rPr>
-          <w:szCs w:val="24"/>
-          <w:lang w:val="en-IN"/>
-        </w:rPr>
-      </w:pPr>
     </w:p>
     <w:p>
       <w:pPr>
@@ -21581,6 +20743,7 @@
           <w:szCs w:val="24"/>
           <w:lang w:val="en-IN"/>
         </w:rPr>
+        <w:lastRenderedPageBreak/>
         <w:t>The main interface consists of a query input section, response display area, and feedback component. When a user submits a query, the system processes the request and displays the generated response along with relevant contextual information. The interface may also provide retrieval details, source references, or confidence indicators to improve transparency and user trust.</w:t>
       </w:r>
     </w:p>
@@ -21592,54 +20755,6 @@
           <w:lang w:val="en-IN"/>
         </w:rPr>
       </w:pPr>
-      <w:r>
-        <w:rPr>
-          <w:szCs w:val="24"/>
-          <w:lang w:val="en-IN"/>
-        </w:rPr>
-        <w:t xml:space="preserve">For implementation purposes, frameworks such as </w:t>
-      </w:r>
-      <w:proofErr w:type="spellStart"/>
-      <w:r>
-        <w:rPr>
-          <w:szCs w:val="24"/>
-          <w:lang w:val="en-IN"/>
-        </w:rPr>
-        <w:t>Streamlit</w:t>
-      </w:r>
-      <w:proofErr w:type="spellEnd"/>
-      <w:r>
-        <w:rPr>
-          <w:szCs w:val="24"/>
-          <w:lang w:val="en-IN"/>
-        </w:rPr>
-        <w:t xml:space="preserve"> or </w:t>
-      </w:r>
-      <w:proofErr w:type="spellStart"/>
-      <w:r>
-        <w:rPr>
-          <w:szCs w:val="24"/>
-          <w:lang w:val="en-IN"/>
-        </w:rPr>
-        <w:t>Gradio</w:t>
-      </w:r>
-      <w:proofErr w:type="spellEnd"/>
-      <w:r>
-        <w:rPr>
-          <w:szCs w:val="24"/>
-          <w:lang w:val="en-IN"/>
-        </w:rPr>
-        <w:t xml:space="preserve"> can be used to develop the front-end interface. Screenshots of the system should be included in this section to demonstrate key functionalities.</w:t>
-      </w:r>
-    </w:p>
-    <w:p>
-      <w:pPr>
-        <w:spacing w:line="276" w:lineRule="auto"/>
-        <w:rPr>
-          <w:szCs w:val="24"/>
-          <w:lang w:val="en-IN"/>
-        </w:rPr>
-      </w:pPr>
     </w:p>
     <w:p>
       <w:pPr>
@@ -21675,9 +20790,9 @@
           <w:lang w:val="en-IN"/>
         </w:rPr>
         <w:drawing>
-          <wp:inline distT="0" distB="0" distL="0" distR="0" wp14:anchorId="0083C9E5" wp14:editId="7A1B1762">
-            <wp:extent cx="4831080" cy="2331010"/>
-            <wp:effectExtent l="0" t="0" r="7620" b="0"/>
+          <wp:inline distT="0" distB="0" distL="0" distR="0" wp14:anchorId="0083C9E5" wp14:editId="402B0262">
+            <wp:extent cx="4206240" cy="1888243"/>
+            <wp:effectExtent l="0" t="0" r="3810" b="0"/>
             <wp:docPr id="2063116305" name="Picture 7"/>
             <wp:cNvGraphicFramePr>
               <a:graphicFrameLocks xmlns:a="http://schemas.openxmlformats.org/drawingml/2006/main" noChangeAspect="1"/>
@@ -21686,7 +20801,7 @@
               <a:graphicData uri="http://schemas.openxmlformats.org/drawingml/2006/picture">
                 <pic:pic xmlns:pic="http://schemas.openxmlformats.org/drawingml/2006/picture">
                   <pic:nvPicPr>
-                    <pic:cNvPr id="2063116305" name="Picture 2063116305"/>
+                    <pic:cNvPr id="2063116305" name="Picture 7"/>
                     <pic:cNvPicPr/>
                   </pic:nvPicPr>
                   <pic:blipFill>
@@ -21704,7 +20819,7 @@
                   <pic:spPr>
                     <a:xfrm>
                       <a:off x="0" y="0"/>
-                      <a:ext cx="4845676" cy="2338053"/>
+                      <a:ext cx="4217135" cy="1893134"/>
                     </a:xfrm>
                     <a:prstGeom prst="rect">
                       <a:avLst/>
@@ -21794,11 +20909,10 @@
           <w:szCs w:val="24"/>
           <w:lang w:val="en-IN"/>
         </w:rPr>
-        <w:lastRenderedPageBreak/>
         <w:drawing>
-          <wp:inline distT="0" distB="0" distL="0" distR="0" wp14:anchorId="3F333482" wp14:editId="602B59A6">
-            <wp:extent cx="4815840" cy="2326856"/>
-            <wp:effectExtent l="0" t="0" r="3810" b="0"/>
+          <wp:inline distT="0" distB="0" distL="0" distR="0" wp14:anchorId="3F333482" wp14:editId="71D980B1">
+            <wp:extent cx="3954780" cy="1789465"/>
+            <wp:effectExtent l="0" t="0" r="7620" b="1270"/>
             <wp:docPr id="1250407645" name="Picture 12"/>
             <wp:cNvGraphicFramePr>
               <a:graphicFrameLocks xmlns:a="http://schemas.openxmlformats.org/drawingml/2006/main" noChangeAspect="1"/>
@@ -21807,7 +20921,7 @@
               <a:graphicData uri="http://schemas.openxmlformats.org/drawingml/2006/picture">
                 <pic:pic xmlns:pic="http://schemas.openxmlformats.org/drawingml/2006/picture">
                   <pic:nvPicPr>
-                    <pic:cNvPr id="1250407645" name="Picture 1250407645"/>
+                    <pic:cNvPr id="1250407645" name="Picture 12"/>
                     <pic:cNvPicPr/>
                   </pic:nvPicPr>
                   <pic:blipFill>
@@ -21825,7 +20939,7 @@
                   <pic:spPr>
                     <a:xfrm>
                       <a:off x="0" y="0"/>
-                      <a:ext cx="4825541" cy="2331543"/>
+                      <a:ext cx="3961415" cy="1792467"/>
                     </a:xfrm>
                     <a:prstGeom prst="rect">
                       <a:avLst/>
@@ -21941,8 +21055,8 @@
           <w:lang w:val="en-IN"/>
         </w:rPr>
         <w:drawing>
-          <wp:inline distT="0" distB="0" distL="0" distR="0" wp14:anchorId="1E25EAED" wp14:editId="0156208C">
-            <wp:extent cx="4939565" cy="2194448"/>
+          <wp:inline distT="0" distB="0" distL="0" distR="0" wp14:anchorId="1E25EAED" wp14:editId="503A9100">
+            <wp:extent cx="4191000" cy="1925475"/>
             <wp:effectExtent l="0" t="0" r="0" b="0"/>
             <wp:docPr id="264454828" name="Picture 13"/>
             <wp:cNvGraphicFramePr>
@@ -21952,7 +21066,7 @@
               <a:graphicData uri="http://schemas.openxmlformats.org/drawingml/2006/picture">
                 <pic:pic xmlns:pic="http://schemas.openxmlformats.org/drawingml/2006/picture">
                   <pic:nvPicPr>
-                    <pic:cNvPr id="264454828" name="Picture 264454828"/>
+                    <pic:cNvPr id="264454828" name="Picture 13"/>
                     <pic:cNvPicPr/>
                   </pic:nvPicPr>
                   <pic:blipFill>
@@ -21970,7 +21084,7 @@
                   <pic:spPr>
                     <a:xfrm>
                       <a:off x="0" y="0"/>
-                      <a:ext cx="4988890" cy="2216361"/>
+                      <a:ext cx="4198562" cy="1928949"/>
                     </a:xfrm>
                     <a:prstGeom prst="rect">
                       <a:avLst/>
@@ -22044,6 +21158,7 @@
         </w:rPr>
         <w:t xml:space="preserve">: </w:t>
       </w:r>
+      <w:proofErr w:type="gramStart"/>
       <w:r>
         <w:rPr>
           <w:szCs w:val="24"/>
@@ -22056,7 +21171,15 @@
           <w:szCs w:val="24"/>
           <w:lang w:val="en-IN"/>
         </w:rPr>
-        <w:t>(Work</w:t>
+        <w:t>(</w:t>
+      </w:r>
+      <w:proofErr w:type="gramEnd"/>
+      <w:r>
+        <w:rPr>
+          <w:szCs w:val="24"/>
+          <w:lang w:val="en-IN"/>
+        </w:rPr>
+        <w:t>Work</w:t>
       </w:r>
       <w:r>
         <w:rPr>
@@ -22098,9 +21221,9 @@
           <w:lang w:val="en-IN"/>
         </w:rPr>
         <w:drawing>
-          <wp:inline distT="0" distB="0" distL="0" distR="0" wp14:anchorId="6C7D6099" wp14:editId="5CF6C0FA">
-            <wp:extent cx="4953000" cy="2359120"/>
-            <wp:effectExtent l="0" t="0" r="0" b="3175"/>
+          <wp:inline distT="0" distB="0" distL="0" distR="0" wp14:anchorId="6C7D6099" wp14:editId="38125D98">
+            <wp:extent cx="4282440" cy="2039731"/>
+            <wp:effectExtent l="0" t="0" r="3810" b="0"/>
             <wp:docPr id="602875199" name="Picture 14"/>
             <wp:cNvGraphicFramePr>
               <a:graphicFrameLocks xmlns:a="http://schemas.openxmlformats.org/drawingml/2006/main" noChangeAspect="1"/>
@@ -22127,7 +21250,7 @@
                   <pic:spPr>
                     <a:xfrm>
                       <a:off x="0" y="0"/>
-                      <a:ext cx="4957762" cy="2361388"/>
+                      <a:ext cx="4295336" cy="2045873"/>
                     </a:xfrm>
                     <a:prstGeom prst="rect">
                       <a:avLst/>
@@ -22232,11 +21355,10 @@
           <w:szCs w:val="24"/>
           <w:lang w:val="en-IN"/>
         </w:rPr>
-        <w:lastRenderedPageBreak/>
         <w:drawing>
-          <wp:inline distT="0" distB="0" distL="0" distR="0" wp14:anchorId="616411F6" wp14:editId="74939637">
-            <wp:extent cx="5029200" cy="2436071"/>
-            <wp:effectExtent l="0" t="0" r="0" b="2540"/>
+          <wp:inline distT="0" distB="0" distL="0" distR="0" wp14:anchorId="616411F6" wp14:editId="7268C31E">
+            <wp:extent cx="4328160" cy="1972326"/>
+            <wp:effectExtent l="0" t="0" r="0" b="8890"/>
             <wp:docPr id="124812450" name="Picture 15"/>
             <wp:cNvGraphicFramePr>
               <a:graphicFrameLocks xmlns:a="http://schemas.openxmlformats.org/drawingml/2006/main" noChangeAspect="1"/>
@@ -22245,7 +21367,7 @@
               <a:graphicData uri="http://schemas.openxmlformats.org/drawingml/2006/picture">
                 <pic:pic xmlns:pic="http://schemas.openxmlformats.org/drawingml/2006/picture">
                   <pic:nvPicPr>
-                    <pic:cNvPr id="124812450" name="Picture 124812450"/>
+                    <pic:cNvPr id="124812450" name="Picture 15"/>
                     <pic:cNvPicPr/>
                   </pic:nvPicPr>
                   <pic:blipFill>
@@ -22263,7 +21385,7 @@
                   <pic:spPr>
                     <a:xfrm>
                       <a:off x="0" y="0"/>
-                      <a:ext cx="5034331" cy="2438556"/>
+                      <a:ext cx="4334746" cy="1975327"/>
                     </a:xfrm>
                     <a:prstGeom prst="rect">
                       <a:avLst/>
@@ -22370,9 +21492,9 @@
           <w:lang w:val="en-IN"/>
         </w:rPr>
         <w:drawing>
-          <wp:inline distT="0" distB="0" distL="0" distR="0" wp14:anchorId="49C9CF14" wp14:editId="7FD6F575">
-            <wp:extent cx="5020109" cy="2406650"/>
-            <wp:effectExtent l="0" t="0" r="9525" b="0"/>
+          <wp:inline distT="0" distB="0" distL="0" distR="0" wp14:anchorId="49C9CF14" wp14:editId="08DF1D03">
+            <wp:extent cx="4297680" cy="1941682"/>
+            <wp:effectExtent l="0" t="0" r="7620" b="1905"/>
             <wp:docPr id="417207504" name="Picture 16"/>
             <wp:cNvGraphicFramePr>
               <a:graphicFrameLocks xmlns:a="http://schemas.openxmlformats.org/drawingml/2006/main" noChangeAspect="1"/>
@@ -22381,7 +21503,7 @@
               <a:graphicData uri="http://schemas.openxmlformats.org/drawingml/2006/picture">
                 <pic:pic xmlns:pic="http://schemas.openxmlformats.org/drawingml/2006/picture">
                   <pic:nvPicPr>
-                    <pic:cNvPr id="417207504" name="Picture 417207504"/>
+                    <pic:cNvPr id="417207504" name="Picture 16"/>
                     <pic:cNvPicPr/>
                   </pic:nvPicPr>
                   <pic:blipFill>
@@ -22399,7 +21521,7 @@
                   <pic:spPr>
                     <a:xfrm>
                       <a:off x="0" y="0"/>
-                      <a:ext cx="5027189" cy="2410044"/>
+                      <a:ext cx="4309009" cy="1946800"/>
                     </a:xfrm>
                     <a:prstGeom prst="rect">
                       <a:avLst/>
@@ -22504,140 +21626,17 @@
       </w:pPr>
       <w:r>
         <w:rPr>
-          <w:noProof/>
-          <w:szCs w:val="24"/>
-          <w:lang w:val="en-IN"/>
-        </w:rPr>
-        <w:drawing>
-          <wp:inline distT="0" distB="0" distL="0" distR="0" wp14:anchorId="441CFECD" wp14:editId="2C3B73D1">
-            <wp:extent cx="5135880" cy="2452482"/>
-            <wp:effectExtent l="0" t="0" r="7620" b="5080"/>
-            <wp:docPr id="1053396876" name="Picture 17"/>
-            <wp:cNvGraphicFramePr>
-              <a:graphicFrameLocks xmlns:a="http://schemas.openxmlformats.org/drawingml/2006/main" noChangeAspect="1"/>
-            </wp:cNvGraphicFramePr>
-            <a:graphic xmlns:a="http://schemas.openxmlformats.org/drawingml/2006/main">
-              <a:graphicData uri="http://schemas.openxmlformats.org/drawingml/2006/picture">
-                <pic:pic xmlns:pic="http://schemas.openxmlformats.org/drawingml/2006/picture">
-                  <pic:nvPicPr>
-                    <pic:cNvPr id="1053396876" name="Picture 1053396876"/>
-                    <pic:cNvPicPr/>
-                  </pic:nvPicPr>
-                  <pic:blipFill>
-                    <a:blip r:embed="rId21" cstate="print">
-                      <a:extLst>
-                        <a:ext uri="{28A0092B-C50C-407E-A947-70E740481C1C}">
-                          <a14:useLocalDpi xmlns:a14="http://schemas.microsoft.com/office/drawing/2010/main" val="0"/>
-                        </a:ext>
-                      </a:extLst>
-                    </a:blip>
-                    <a:stretch>
-                      <a:fillRect/>
-                    </a:stretch>
-                  </pic:blipFill>
-                  <pic:spPr>
-                    <a:xfrm>
-                      <a:off x="0" y="0"/>
-                      <a:ext cx="5138862" cy="2453906"/>
-                    </a:xfrm>
-                    <a:prstGeom prst="rect">
-                      <a:avLst/>
-                    </a:prstGeom>
-                  </pic:spPr>
-                </pic:pic>
-              </a:graphicData>
-            </a:graphic>
-          </wp:inline>
-        </w:drawing>
-      </w:r>
-      <w:r>
-        <w:rPr>
           <w:szCs w:val="24"/>
           <w:lang w:val="en-IN"/>
         </w:rPr>
         <w:br/>
       </w:r>
-      <w:r>
-        <w:rPr>
-          <w:b/>
-          <w:bCs/>
-          <w:szCs w:val="24"/>
-          <w:lang w:val="en-IN"/>
-        </w:rPr>
-        <w:t>Figure 5</w:t>
-      </w:r>
-      <w:r>
-        <w:rPr>
-          <w:b/>
-          <w:bCs/>
-          <w:szCs w:val="24"/>
-          <w:lang w:val="en-IN"/>
-        </w:rPr>
-        <w:t>.</w:t>
-      </w:r>
-      <w:r>
-        <w:rPr>
-          <w:b/>
-          <w:bCs/>
-          <w:szCs w:val="24"/>
-          <w:lang w:val="en-IN"/>
-        </w:rPr>
-        <w:t>9</w:t>
-      </w:r>
-      <w:r>
-        <w:rPr>
-          <w:b/>
-          <w:bCs/>
-          <w:szCs w:val="24"/>
-          <w:lang w:val="en-IN"/>
-        </w:rPr>
-        <w:t>.</w:t>
-      </w:r>
-      <w:r>
-        <w:rPr>
-          <w:b/>
-          <w:bCs/>
-          <w:szCs w:val="24"/>
-          <w:lang w:val="en-IN"/>
-        </w:rPr>
-        <w:t>7</w:t>
-      </w:r>
-      <w:r>
-        <w:rPr>
-          <w:szCs w:val="24"/>
-          <w:lang w:val="en-IN"/>
-        </w:rPr>
-        <w:t xml:space="preserve">: </w:t>
-      </w:r>
-      <w:r>
-        <w:rPr>
-          <w:szCs w:val="24"/>
-          <w:lang w:val="en-IN"/>
-        </w:rPr>
-        <w:t>Support</w:t>
-      </w:r>
-      <w:r>
-        <w:rPr>
-          <w:szCs w:val="24"/>
-          <w:lang w:val="en-IN"/>
-        </w:rPr>
-        <w:t xml:space="preserve"> </w:t>
-      </w:r>
-      <w:r>
-        <w:rPr>
-          <w:szCs w:val="24"/>
-          <w:lang w:val="en-IN"/>
-        </w:rPr>
-        <w:t>Centr</w:t>
-      </w:r>
-      <w:r>
-        <w:rPr>
-          <w:szCs w:val="24"/>
-          <w:lang w:val="en-IN"/>
-        </w:rPr>
-        <w:t>e</w:t>
-      </w:r>
-      <w:r>
+    </w:p>
+    <w:p>
+      <w:pPr>
+        <w:spacing w:line="276" w:lineRule="auto"/>
+        <w:ind w:firstLine="720"/>
+        <w:jc w:val="center"/>
         <w:rPr>
           <w:b/>
           <w:bCs/>
@@ -22645,8 +21644,7 @@
           <w:szCs w:val="32"/>
           <w:lang w:val="en-IN"/>
         </w:rPr>
-        <w:t xml:space="preserve">                      </w:t>
-      </w:r>
+      </w:pPr>
     </w:p>
     <w:p>
       <w:pPr>
@@ -22675,7 +21673,12 @@
           <w:lang w:val="en-IN"/>
         </w:rPr>
       </w:pPr>
-      <w:r>
+    </w:p>
+    <w:p>
+      <w:pPr>
+        <w:spacing w:line="276" w:lineRule="auto"/>
+        <w:ind w:firstLine="720"/>
+        <w:jc w:val="left"/>
         <w:rPr>
           <w:b/>
           <w:bCs/>
@@ -22683,7 +21686,26 @@
           <w:szCs w:val="32"/>
           <w:lang w:val="en-IN"/>
         </w:rPr>
+      </w:pPr>
+      <w:r>
+        <w:rPr>
+          <w:b/>
+          <w:bCs/>
+          <w:sz w:val="32"/>
+          <w:szCs w:val="32"/>
+          <w:lang w:val="en-IN"/>
+        </w:rPr>
         <w:lastRenderedPageBreak/>
+        <w:t xml:space="preserve">                                     </w:t>
+      </w:r>
+      <w:r>
+        <w:rPr>
+          <w:b/>
+          <w:bCs/>
+          <w:sz w:val="32"/>
+          <w:szCs w:val="32"/>
+          <w:lang w:val="en-IN"/>
+        </w:rPr>
         <w:t>CHAPTER 6</w:t>
       </w:r>
     </w:p>
@@ -22723,6 +21745,19 @@
         </w:rPr>
         <w:t>DEPLOYMENT MODELS</w:t>
       </w:r>
+    </w:p>
+    <w:p>
+      <w:pPr>
+        <w:spacing w:line="276" w:lineRule="auto"/>
+        <w:jc w:val="left"/>
+        <w:rPr>
+          <w:b/>
+          <w:bCs/>
+          <w:sz w:val="32"/>
+          <w:szCs w:val="32"/>
+          <w:lang w:val="en-IN"/>
+        </w:rPr>
+      </w:pPr>
     </w:p>
     <w:p>
       <w:pPr>
@@ -23062,31 +22097,13 @@
     <w:p>
       <w:pPr>
         <w:spacing w:line="276" w:lineRule="auto"/>
-        <w:rPr>
-          <w:b/>
-          <w:bCs/>
-          <w:sz w:val="28"/>
-          <w:szCs w:val="28"/>
-          <w:lang w:val="en-IN"/>
-        </w:rPr>
-      </w:pPr>
-    </w:p>
-    <w:p>
-      <w:pPr>
-        <w:spacing w:line="276" w:lineRule="auto"/>
-        <w:rPr>
-          <w:b/>
-          <w:bCs/>
-          <w:sz w:val="28"/>
-          <w:szCs w:val="28"/>
-          <w:lang w:val="en-IN"/>
-        </w:rPr>
-      </w:pPr>
-    </w:p>
-    <w:p>
-      <w:pPr>
-        <w:spacing w:line="276" w:lineRule="auto"/>
         <w:jc w:val="center"/>
+        <w:rPr>
+          <w:szCs w:val="24"/>
+          <w:lang w:val="en-IN"/>
+        </w:rPr>
+      </w:pPr>
+      <w:r>
         <w:rPr>
           <w:b/>
           <w:bCs/>
@@ -23094,8 +22111,14 @@
           <w:szCs w:val="32"/>
           <w:lang w:val="en-IN"/>
         </w:rPr>
-      </w:pPr>
-      <w:r>
+        <w:lastRenderedPageBreak/>
+        <w:t>CHAPTER 7</w:t>
+      </w:r>
+    </w:p>
+    <w:p>
+      <w:pPr>
+        <w:spacing w:line="276" w:lineRule="auto"/>
+        <w:jc w:val="center"/>
         <w:rPr>
           <w:b/>
           <w:bCs/>
@@ -23103,8 +22126,7 @@
           <w:szCs w:val="32"/>
           <w:lang w:val="en-IN"/>
         </w:rPr>
-        <w:t>CHAPTER 7</w:t>
-      </w:r>
+      </w:pPr>
     </w:p>
     <w:p>
       <w:pPr>
@@ -23118,11 +22140,7 @@
           <w:lang w:val="en-IN"/>
         </w:rPr>
       </w:pPr>
-    </w:p>
-    <w:p>
-      <w:pPr>
-        <w:spacing w:line="276" w:lineRule="auto"/>
-        <w:jc w:val="center"/>
+      <w:r>
         <w:rPr>
           <w:b/>
           <w:bCs/>
@@ -23130,8 +22148,13 @@
           <w:szCs w:val="32"/>
           <w:lang w:val="en-IN"/>
         </w:rPr>
-      </w:pPr>
-      <w:r>
+        <w:t xml:space="preserve"> RESULTS AND DISCUSSION</w:t>
+      </w:r>
+    </w:p>
+    <w:p>
+      <w:pPr>
+        <w:spacing w:line="276" w:lineRule="auto"/>
+        <w:jc w:val="center"/>
         <w:rPr>
           <w:b/>
           <w:bCs/>
@@ -23139,8 +22162,7 @@
           <w:szCs w:val="32"/>
           <w:lang w:val="en-IN"/>
         </w:rPr>
-        <w:t xml:space="preserve"> RESULTS AND DISCUSSION</w:t>
-      </w:r>
+      </w:pPr>
     </w:p>
     <w:p>
       <w:pPr>
@@ -23226,26 +22248,6 @@
       <w:pPr>
         <w:spacing w:line="276" w:lineRule="auto"/>
         <w:rPr>
-          <w:b/>
-          <w:bCs/>
-          <w:szCs w:val="24"/>
-          <w:lang w:val="en-IN"/>
-        </w:rPr>
-      </w:pPr>
-    </w:p>
-    <w:p>
-      <w:pPr>
-        <w:spacing w:line="276" w:lineRule="auto"/>
-        <w:rPr>
-          <w:szCs w:val="24"/>
-          <w:lang w:val="en-IN"/>
-        </w:rPr>
-      </w:pPr>
-    </w:p>
-    <w:p>
-      <w:pPr>
-        <w:spacing w:line="276" w:lineRule="auto"/>
-        <w:rPr>
           <w:szCs w:val="24"/>
           <w:lang w:val="en-IN"/>
         </w:rPr>
@@ -23378,7 +22380,23 @@
           <w:szCs w:val="24"/>
           <w:lang w:val="en-IN"/>
         </w:rPr>
-        <w:t xml:space="preserve">, NumPy, and Pandas libraries. The system was developed and tested on a Windows-based platform equipped with an Intel Core i5 processor, 8 GB RAM, and SSD storage. </w:t>
+        <w:t xml:space="preserve">, NumPy, and </w:t>
+      </w:r>
+      <w:proofErr w:type="gramStart"/>
+      <w:r>
+        <w:rPr>
+          <w:szCs w:val="24"/>
+          <w:lang w:val="en-IN"/>
+        </w:rPr>
+        <w:t>Pandas</w:t>
+      </w:r>
+      <w:proofErr w:type="gramEnd"/>
+      <w:r>
+        <w:rPr>
+          <w:szCs w:val="24"/>
+          <w:lang w:val="en-IN"/>
+        </w:rPr>
+        <w:t xml:space="preserve"> libraries. The system was developed and tested on a Windows-based platform equipped with an Intel Core i5 processor, 8 GB RAM, and SSD storage. </w:t>
       </w:r>
     </w:p>
     <w:p>
@@ -23470,30 +22488,23 @@
           <w:szCs w:val="24"/>
           <w:lang w:val="en-IN"/>
         </w:rPr>
-        <w:t xml:space="preserve">Precision measures the proportion of retrieved documents that are relevant to the user query. It evaluates the accuracy of the retrieval process by determining how many of the retrieved documents actually contain useful information. A high precision value indicates that the </w:t>
-      </w:r>
+        <w:t>Precision measures the proportion of retrieved documents that are relevant to the user query. It evaluates the accuracy of the retrieval process by determining how many of the retrieved documents actually contain useful information. A high precision value indicates that the retrieval system minimizes irrelevant results and provides highly relevant information for response generation.</w:t>
+      </w:r>
+    </w:p>
+    <w:p>
+      <w:pPr>
+        <w:spacing w:line="276" w:lineRule="auto"/>
+        <w:rPr>
+          <w:szCs w:val="24"/>
+          <w:lang w:val="en-IN"/>
+        </w:rPr>
+      </w:pPr>
       <w:r>
         <w:rPr>
           <w:szCs w:val="24"/>
           <w:lang w:val="en-IN"/>
         </w:rPr>
         <w:lastRenderedPageBreak/>
-        <w:t>retrieval system minimizes irrelevant results and provides highly relevant information for response generation.</w:t>
-      </w:r>
-    </w:p>
-    <w:p>
-      <w:pPr>
-        <w:spacing w:line="276" w:lineRule="auto"/>
-        <w:rPr>
-          <w:szCs w:val="24"/>
-          <w:lang w:val="en-IN"/>
-        </w:rPr>
-      </w:pPr>
-      <w:r>
-        <w:rPr>
-          <w:szCs w:val="24"/>
-          <w:lang w:val="en-IN"/>
-        </w:rPr>
         <w:t>Precision is calculated using the following formula:</w:t>
       </w:r>
     </w:p>
@@ -23680,7 +22691,39 @@
           <w:szCs w:val="24"/>
           <w:lang w:val="en-IN"/>
         </w:rPr>
-        <w:t>F1 = \frac{2 \times Precision \times Recall}{Precision + Recall}</w:t>
+        <w:t>F1 = \</w:t>
+      </w:r>
+      <w:proofErr w:type="gramStart"/>
+      <w:r>
+        <w:rPr>
+          <w:szCs w:val="24"/>
+          <w:lang w:val="en-IN"/>
+        </w:rPr>
+        <w:t>frac{</w:t>
+      </w:r>
+      <w:proofErr w:type="gramEnd"/>
+      <w:r>
+        <w:rPr>
+          <w:szCs w:val="24"/>
+          <w:lang w:val="en-IN"/>
+        </w:rPr>
+        <w:t xml:space="preserve">2 \times Precision \times </w:t>
+      </w:r>
+      <w:proofErr w:type="gramStart"/>
+      <w:r>
+        <w:rPr>
+          <w:szCs w:val="24"/>
+          <w:lang w:val="en-IN"/>
+        </w:rPr>
+        <w:t>Recall}{</w:t>
+      </w:r>
+      <w:proofErr w:type="gramEnd"/>
+      <w:r>
+        <w:rPr>
+          <w:szCs w:val="24"/>
+          <w:lang w:val="en-IN"/>
+        </w:rPr>
+        <w:t>Precision + Recall}</w:t>
       </w:r>
     </w:p>
     <w:p>
@@ -23818,39 +22861,39 @@
           <w:szCs w:val="24"/>
           <w:lang w:val="en-IN"/>
         </w:rPr>
+        <w:t>Latency is calculated as:</w:t>
+      </w:r>
+    </w:p>
+    <w:p>
+      <w:pPr>
+        <w:spacing w:line="276" w:lineRule="auto"/>
+        <w:rPr>
+          <w:szCs w:val="24"/>
+          <w:lang w:val="en-IN"/>
+        </w:rPr>
+      </w:pPr>
+      <w:r>
+        <w:rPr>
+          <w:szCs w:val="24"/>
+          <w:lang w:val="en-IN"/>
+        </w:rPr>
+        <w:t>Latency = Response Generation Time − Query Submission Time</w:t>
+      </w:r>
+    </w:p>
+    <w:p>
+      <w:pPr>
+        <w:spacing w:line="276" w:lineRule="auto"/>
+        <w:rPr>
+          <w:szCs w:val="24"/>
+          <w:lang w:val="en-IN"/>
+        </w:rPr>
+      </w:pPr>
+      <w:r>
+        <w:rPr>
+          <w:szCs w:val="24"/>
+          <w:lang w:val="en-IN"/>
+        </w:rPr>
         <w:lastRenderedPageBreak/>
-        <w:t>Latency is calculated as:</w:t>
-      </w:r>
-    </w:p>
-    <w:p>
-      <w:pPr>
-        <w:spacing w:line="276" w:lineRule="auto"/>
-        <w:rPr>
-          <w:szCs w:val="24"/>
-          <w:lang w:val="en-IN"/>
-        </w:rPr>
-      </w:pPr>
-      <w:r>
-        <w:rPr>
-          <w:szCs w:val="24"/>
-          <w:lang w:val="en-IN"/>
-        </w:rPr>
-        <w:t>Latency = Response Generation Time − Query Submission Time</w:t>
-      </w:r>
-    </w:p>
-    <w:p>
-      <w:pPr>
-        <w:spacing w:line="276" w:lineRule="auto"/>
-        <w:rPr>
-          <w:szCs w:val="24"/>
-          <w:lang w:val="en-IN"/>
-        </w:rPr>
-      </w:pPr>
-      <w:r>
-        <w:rPr>
-          <w:szCs w:val="24"/>
-          <w:lang w:val="en-IN"/>
-        </w:rPr>
         <w:t>The proposed Hybrid RAG framework aims to minimize latency while maintaining high retrieval accuracy and response quality. Efficient retrieval mechanisms, optimized vector search operations, and adaptive retrieval strategies contribute to reducing overall response time.</w:t>
       </w:r>
     </w:p>
@@ -24488,34 +23531,34 @@
           <w:szCs w:val="24"/>
           <w:lang w:val="en-IN"/>
         </w:rPr>
+        <w:t>Response relevance was evaluated using a five-point scoring scale, where higher scores indicate better contextual alignment and factual accuracy. The average response relevance scores are shown in Table 7.2.</w:t>
+      </w:r>
+    </w:p>
+    <w:p>
+      <w:pPr>
+        <w:spacing w:line="276" w:lineRule="auto"/>
+        <w:rPr>
+          <w:szCs w:val="24"/>
+          <w:lang w:val="en-IN"/>
+        </w:rPr>
+      </w:pPr>
+    </w:p>
+    <w:p>
+      <w:pPr>
+        <w:spacing w:line="276" w:lineRule="auto"/>
+        <w:rPr>
+          <w:szCs w:val="24"/>
+          <w:lang w:val="en-IN"/>
+        </w:rPr>
+      </w:pPr>
+      <w:r>
+        <w:rPr>
+          <w:b/>
+          <w:bCs/>
+          <w:szCs w:val="24"/>
+          <w:lang w:val="en-IN"/>
+        </w:rPr>
         <w:lastRenderedPageBreak/>
-        <w:t>Response relevance was evaluated using a five-point scoring scale, where higher scores indicate better contextual alignment and factual accuracy. The average response relevance scores are shown in Table 7.2.</w:t>
-      </w:r>
-    </w:p>
-    <w:p>
-      <w:pPr>
-        <w:spacing w:line="276" w:lineRule="auto"/>
-        <w:rPr>
-          <w:szCs w:val="24"/>
-          <w:lang w:val="en-IN"/>
-        </w:rPr>
-      </w:pPr>
-    </w:p>
-    <w:p>
-      <w:pPr>
-        <w:spacing w:line="276" w:lineRule="auto"/>
-        <w:rPr>
-          <w:szCs w:val="24"/>
-          <w:lang w:val="en-IN"/>
-        </w:rPr>
-      </w:pPr>
-      <w:r>
-        <w:rPr>
-          <w:b/>
-          <w:bCs/>
-          <w:szCs w:val="24"/>
-          <w:lang w:val="en-IN"/>
-        </w:rPr>
         <w:t>Table 7.2: Response Relevance Comparison</w:t>
       </w:r>
     </w:p>
@@ -25153,15 +24196,7 @@
           <w:szCs w:val="24"/>
           <w:lang w:val="en-IN"/>
         </w:rPr>
-        <w:t xml:space="preserve">The experimental results demonstrate that the proposed Adaptive Hybrid Retrieval-Augmented Generation framework effectively combines the strengths of sparse retrieval, dense retrieval, and adaptive retrieval selection. Compared with standalone retrieval approaches, the </w:t>
-      </w:r>
-      <w:r>
-        <w:rPr>
-          <w:szCs w:val="24"/>
-          <w:lang w:val="en-IN"/>
-        </w:rPr>
-        <w:lastRenderedPageBreak/>
-        <w:t>framework achieved higher retrieval accuracy, better contextual relevance, and more reliable response generation. These findings validate the effectiveness of the proposed architecture and highlight its suitability for intelligent question-answering and knowledge retrieval applications across diverse domains.</w:t>
+        <w:t>The experimental results demonstrate that the proposed Adaptive Hybrid Retrieval-Augmented Generation framework effectively combines the strengths of sparse retrieval, dense retrieval, and adaptive retrieval selection. Compared with standalone retrieval approaches, the framework achieved higher retrieval accuracy, better contextual relevance, and more reliable response generation. These findings validate the effectiveness of the proposed architecture and highlight its suitability for intelligent question-answering and knowledge retrieval applications across diverse domains.</w:t>
       </w:r>
     </w:p>
     <w:p>
@@ -25404,7 +24439,6 @@
           <w:szCs w:val="24"/>
           <w:lang w:val="en-IN"/>
         </w:rPr>
-        <w:lastRenderedPageBreak/>
         <w:t xml:space="preserve">Third, the effectiveness of dense retrieval depends on the quality of embedding models. </w:t>
       </w:r>
     </w:p>
@@ -25451,11 +24485,7 @@
           <w:lang w:val="en-IN"/>
         </w:rPr>
       </w:pPr>
-    </w:p>
-    <w:p>
-      <w:pPr>
-        <w:spacing w:line="276" w:lineRule="auto"/>
-        <w:jc w:val="center"/>
+      <w:r>
         <w:rPr>
           <w:b/>
           <w:bCs/>
@@ -25463,8 +24493,14 @@
           <w:szCs w:val="32"/>
           <w:lang w:val="en-IN"/>
         </w:rPr>
-      </w:pPr>
-      <w:r>
+        <w:lastRenderedPageBreak/>
+        <w:t>CHAPTER 8</w:t>
+      </w:r>
+    </w:p>
+    <w:p>
+      <w:pPr>
+        <w:spacing w:line="276" w:lineRule="auto"/>
+        <w:jc w:val="center"/>
         <w:rPr>
           <w:b/>
           <w:bCs/>
@@ -25472,8 +24508,7 @@
           <w:szCs w:val="32"/>
           <w:lang w:val="en-IN"/>
         </w:rPr>
-        <w:t>CHAPTER 8</w:t>
-      </w:r>
+      </w:pPr>
     </w:p>
     <w:p>
       <w:pPr>
@@ -25487,11 +24522,7 @@
           <w:lang w:val="en-IN"/>
         </w:rPr>
       </w:pPr>
-    </w:p>
-    <w:p>
-      <w:pPr>
-        <w:spacing w:line="276" w:lineRule="auto"/>
-        <w:jc w:val="center"/>
+      <w:r>
         <w:rPr>
           <w:b/>
           <w:bCs/>
@@ -25499,8 +24530,13 @@
           <w:szCs w:val="32"/>
           <w:lang w:val="en-IN"/>
         </w:rPr>
-      </w:pPr>
-      <w:r>
+        <w:t>CONCLUSION AND FUTURE SCOPE</w:t>
+      </w:r>
+    </w:p>
+    <w:p>
+      <w:pPr>
+        <w:spacing w:line="276" w:lineRule="auto"/>
+        <w:jc w:val="center"/>
         <w:rPr>
           <w:b/>
           <w:bCs/>
@@ -25508,8 +24544,7 @@
           <w:szCs w:val="32"/>
           <w:lang w:val="en-IN"/>
         </w:rPr>
-        <w:t>CONCLUSION AND FUTURE SCOPE</w:t>
-      </w:r>
+      </w:pPr>
     </w:p>
     <w:p>
       <w:pPr>
@@ -25774,7 +24809,6 @@
           <w:szCs w:val="24"/>
           <w:lang w:val="en-IN"/>
         </w:rPr>
-        <w:lastRenderedPageBreak/>
         <w:t>Development of a Hybrid Retrieval Framework:</w:t>
       </w:r>
       <w:r>
@@ -25833,6 +24867,7 @@
           <w:szCs w:val="24"/>
           <w:lang w:val="en-IN"/>
         </w:rPr>
+        <w:lastRenderedPageBreak/>
         <w:t>Enhanced Context Construction and Fusion:</w:t>
       </w:r>
       <w:r>
@@ -26076,7 +25111,11 @@
           <w:lang w:val="en-IN"/>
         </w:rPr>
       </w:pPr>
-      <w:r>
+    </w:p>
+    <w:p>
+      <w:pPr>
+        <w:spacing w:line="276" w:lineRule="auto"/>
+        <w:jc w:val="center"/>
         <w:rPr>
           <w:b/>
           <w:bCs/>
@@ -26084,9 +25123,83 @@
           <w:szCs w:val="32"/>
           <w:lang w:val="en-IN"/>
         </w:rPr>
+      </w:pPr>
+    </w:p>
+    <w:p>
+      <w:pPr>
+        <w:spacing w:line="276" w:lineRule="auto"/>
+        <w:jc w:val="center"/>
+        <w:rPr>
+          <w:b/>
+          <w:bCs/>
+          <w:sz w:val="32"/>
+          <w:szCs w:val="32"/>
+          <w:lang w:val="en-IN"/>
+        </w:rPr>
+      </w:pPr>
+    </w:p>
+    <w:p>
+      <w:pPr>
+        <w:spacing w:line="276" w:lineRule="auto"/>
+        <w:jc w:val="center"/>
+        <w:rPr>
+          <w:b/>
+          <w:bCs/>
+          <w:sz w:val="32"/>
+          <w:szCs w:val="32"/>
+          <w:lang w:val="en-IN"/>
+        </w:rPr>
+      </w:pPr>
+    </w:p>
+    <w:p>
+      <w:pPr>
+        <w:spacing w:line="276" w:lineRule="auto"/>
+        <w:jc w:val="center"/>
+        <w:rPr>
+          <w:b/>
+          <w:bCs/>
+          <w:sz w:val="32"/>
+          <w:szCs w:val="32"/>
+          <w:lang w:val="en-IN"/>
+        </w:rPr>
+      </w:pPr>
+    </w:p>
+    <w:p>
+      <w:pPr>
+        <w:spacing w:line="276" w:lineRule="auto"/>
+        <w:jc w:val="center"/>
+        <w:rPr>
+          <w:b/>
+          <w:bCs/>
+          <w:sz w:val="32"/>
+          <w:szCs w:val="32"/>
+          <w:lang w:val="en-IN"/>
+        </w:rPr>
+      </w:pPr>
+      <w:r>
+        <w:rPr>
+          <w:b/>
+          <w:bCs/>
+          <w:sz w:val="32"/>
+          <w:szCs w:val="32"/>
+          <w:lang w:val="en-IN"/>
+        </w:rPr>
         <w:lastRenderedPageBreak/>
         <w:t>REFERENCES</w:t>
       </w:r>
+    </w:p>
+    <w:p>
+      <w:pPr>
+        <w:spacing w:line="276" w:lineRule="auto"/>
+        <w:jc w:val="center"/>
+        <w:rPr>
+          <w:b/>
+          <w:bCs/>
+          <w:sz w:val="32"/>
+          <w:szCs w:val="32"/>
+          <w:lang w:val="en-IN"/>
+        </w:rPr>
+      </w:pPr>
     </w:p>
     <w:p>
       <w:pPr>
@@ -28092,8 +27205,16 @@
         <w:rPr>
           <w:sz w:val="22"/>
         </w:rPr>
-        <w:t>│   │   └── user_1.json</w:t>
-      </w:r>
+        <w:t>│   │   └── user_</w:t>
+      </w:r>
+      <w:proofErr w:type="gramStart"/>
+      <w:r>
+        <w:rPr>
+          <w:sz w:val="22"/>
+        </w:rPr>
+        <w:t>1.json</w:t>
+      </w:r>
+      <w:proofErr w:type="gramEnd"/>
     </w:p>
     <w:p>
       <w:pPr>
@@ -28194,6 +27315,7 @@
         <w:t xml:space="preserve">│   │   │   └── </w:t>
       </w:r>
       <w:proofErr w:type="spellStart"/>
+      <w:proofErr w:type="gramStart"/>
       <w:r>
         <w:rPr>
           <w:sz w:val="22"/>
@@ -28201,6 +27323,7 @@
         <w:t>index.faiss</w:t>
       </w:r>
       <w:proofErr w:type="spellEnd"/>
+      <w:proofErr w:type="gramEnd"/>
     </w:p>
     <w:p>
       <w:pPr>
@@ -28236,6 +27359,7 @@
         <w:t xml:space="preserve">│   │       └── </w:t>
       </w:r>
       <w:proofErr w:type="spellStart"/>
+      <w:proofErr w:type="gramStart"/>
       <w:r>
         <w:rPr>
           <w:sz w:val="22"/>
@@ -28243,6 +27367,7 @@
         <w:t>index.faiss</w:t>
       </w:r>
       <w:proofErr w:type="spellEnd"/>
+      <w:proofErr w:type="gramEnd"/>
     </w:p>
     <w:p>
       <w:pPr>
@@ -28539,6 +27664,7 @@
         <w:t xml:space="preserve">│   │   │       ├── </w:t>
       </w:r>
       <w:proofErr w:type="spellStart"/>
+      <w:proofErr w:type="gramStart"/>
       <w:r>
         <w:rPr>
           <w:sz w:val="22"/>
@@ -28546,6 +27672,7 @@
         <w:t>application.properties</w:t>
       </w:r>
       <w:proofErr w:type="spellEnd"/>
+      <w:proofErr w:type="gramEnd"/>
     </w:p>
     <w:p>
       <w:pPr>
@@ -29456,13 +28583,23 @@
         <w:t xml:space="preserve">from </w:t>
       </w:r>
       <w:proofErr w:type="spellStart"/>
-      <w:r>
-        <w:rPr>
-          <w:sz w:val="20"/>
-          <w:szCs w:val="20"/>
-          <w:lang w:val="en-IN"/>
-        </w:rPr>
-        <w:t>fastapi.middleware.cors</w:t>
+      <w:proofErr w:type="gramStart"/>
+      <w:r>
+        <w:rPr>
+          <w:sz w:val="20"/>
+          <w:szCs w:val="20"/>
+          <w:lang w:val="en-IN"/>
+        </w:rPr>
+        <w:t>fastapi.middleware</w:t>
+      </w:r>
+      <w:proofErr w:type="gramEnd"/>
+      <w:r>
+        <w:rPr>
+          <w:sz w:val="20"/>
+          <w:szCs w:val="20"/>
+          <w:lang w:val="en-IN"/>
+        </w:rPr>
+        <w:t>.cors</w:t>
       </w:r>
       <w:proofErr w:type="spellEnd"/>
       <w:r>
@@ -29778,7 +28915,25 @@
           <w:szCs w:val="20"/>
           <w:lang w:val="en-IN"/>
         </w:rPr>
-        <w:t>app = FastAPI(title="</w:t>
+        <w:t xml:space="preserve">app = </w:t>
+      </w:r>
+      <w:proofErr w:type="gramStart"/>
+      <w:r>
+        <w:rPr>
+          <w:sz w:val="20"/>
+          <w:szCs w:val="20"/>
+          <w:lang w:val="en-IN"/>
+        </w:rPr>
+        <w:t>FastAPI(</w:t>
+      </w:r>
+      <w:proofErr w:type="gramEnd"/>
+      <w:r>
+        <w:rPr>
+          <w:sz w:val="20"/>
+          <w:szCs w:val="20"/>
+          <w:lang w:val="en-IN"/>
+        </w:rPr>
+        <w:t>title="</w:t>
       </w:r>
       <w:proofErr w:type="spellStart"/>
       <w:r>
@@ -29831,7 +28986,16 @@
           <w:szCs w:val="20"/>
           <w:lang w:val="en-IN"/>
         </w:rPr>
-        <w:t>app.add_middleware</w:t>
+        <w:t>app.add_</w:t>
+      </w:r>
+      <w:proofErr w:type="gramStart"/>
+      <w:r>
+        <w:rPr>
+          <w:sz w:val="20"/>
+          <w:szCs w:val="20"/>
+          <w:lang w:val="en-IN"/>
+        </w:rPr>
+        <w:t>middleware</w:t>
       </w:r>
       <w:proofErr w:type="spellEnd"/>
       <w:r>
@@ -29842,6 +29006,7 @@
         </w:rPr>
         <w:t>(</w:t>
       </w:r>
+      <w:proofErr w:type="gramEnd"/>
     </w:p>
     <w:p>
       <w:pPr>
@@ -29891,13 +29056,23 @@
         <w:t>allow_origins</w:t>
       </w:r>
       <w:proofErr w:type="spellEnd"/>
-      <w:r>
-        <w:rPr>
-          <w:sz w:val="20"/>
-          <w:szCs w:val="20"/>
-          <w:lang w:val="en-IN"/>
-        </w:rPr>
-        <w:t>=["*"],</w:t>
+      <w:proofErr w:type="gramStart"/>
+      <w:r>
+        <w:rPr>
+          <w:sz w:val="20"/>
+          <w:szCs w:val="20"/>
+          <w:lang w:val="en-IN"/>
+        </w:rPr>
+        <w:t>=[</w:t>
+      </w:r>
+      <w:proofErr w:type="gramEnd"/>
+      <w:r>
+        <w:rPr>
+          <w:sz w:val="20"/>
+          <w:szCs w:val="20"/>
+          <w:lang w:val="en-IN"/>
+        </w:rPr>
+        <w:t>"*"],</w:t>
       </w:r>
     </w:p>
     <w:p>
@@ -29948,13 +29123,23 @@
         <w:t>allow_methods</w:t>
       </w:r>
       <w:proofErr w:type="spellEnd"/>
-      <w:r>
-        <w:rPr>
-          <w:sz w:val="20"/>
-          <w:szCs w:val="20"/>
-          <w:lang w:val="en-IN"/>
-        </w:rPr>
-        <w:t xml:space="preserve">=["*"], </w:t>
+      <w:proofErr w:type="gramStart"/>
+      <w:r>
+        <w:rPr>
+          <w:sz w:val="20"/>
+          <w:szCs w:val="20"/>
+          <w:lang w:val="en-IN"/>
+        </w:rPr>
+        <w:t>=[</w:t>
+      </w:r>
+      <w:proofErr w:type="gramEnd"/>
+      <w:r>
+        <w:rPr>
+          <w:sz w:val="20"/>
+          <w:szCs w:val="20"/>
+          <w:lang w:val="en-IN"/>
+        </w:rPr>
+        <w:t xml:space="preserve">"*"], </w:t>
       </w:r>
       <w:proofErr w:type="spellStart"/>
       <w:r>
@@ -29966,13 +29151,23 @@
         <w:t>allow_headers</w:t>
       </w:r>
       <w:proofErr w:type="spellEnd"/>
-      <w:r>
-        <w:rPr>
-          <w:sz w:val="20"/>
-          <w:szCs w:val="20"/>
-          <w:lang w:val="en-IN"/>
-        </w:rPr>
-        <w:t>=["*"]</w:t>
+      <w:proofErr w:type="gramStart"/>
+      <w:r>
+        <w:rPr>
+          <w:sz w:val="20"/>
+          <w:szCs w:val="20"/>
+          <w:lang w:val="en-IN"/>
+        </w:rPr>
+        <w:t>=[</w:t>
+      </w:r>
+      <w:proofErr w:type="gramEnd"/>
+      <w:r>
+        <w:rPr>
+          <w:sz w:val="20"/>
+          <w:szCs w:val="20"/>
+          <w:lang w:val="en-IN"/>
+        </w:rPr>
+        <w:t>"*"]</w:t>
       </w:r>
     </w:p>
     <w:p>
@@ -30047,13 +29242,23 @@
         </w:rPr>
       </w:pPr>
       <w:proofErr w:type="spellStart"/>
-      <w:r>
-        <w:rPr>
-          <w:sz w:val="20"/>
-          <w:szCs w:val="20"/>
-          <w:lang w:val="en-IN"/>
-        </w:rPr>
-        <w:t>app.include_router</w:t>
+      <w:proofErr w:type="gramStart"/>
+      <w:r>
+        <w:rPr>
+          <w:sz w:val="20"/>
+          <w:szCs w:val="20"/>
+          <w:lang w:val="en-IN"/>
+        </w:rPr>
+        <w:t>app.include</w:t>
+      </w:r>
+      <w:proofErr w:type="gramEnd"/>
+      <w:r>
+        <w:rPr>
+          <w:sz w:val="20"/>
+          <w:szCs w:val="20"/>
+          <w:lang w:val="en-IN"/>
+        </w:rPr>
+        <w:t>_router</w:t>
       </w:r>
       <w:proofErr w:type="spellEnd"/>
       <w:r>
@@ -30130,6 +29335,7 @@
         </w:rPr>
       </w:pPr>
       <w:proofErr w:type="spellStart"/>
+      <w:proofErr w:type="gramStart"/>
       <w:r>
         <w:rPr>
           <w:sz w:val="20"/>
@@ -30139,6 +29345,7 @@
         <w:t>os.makedirs</w:t>
       </w:r>
       <w:proofErr w:type="spellEnd"/>
+      <w:proofErr w:type="gramEnd"/>
       <w:r>
         <w:rPr>
           <w:sz w:val="20"/>
@@ -30210,7 +29417,25 @@
           <w:szCs w:val="20"/>
           <w:lang w:val="en-IN"/>
         </w:rPr>
-        <w:t>@app.get("/")</w:t>
+        <w:t>@</w:t>
+      </w:r>
+      <w:proofErr w:type="gramStart"/>
+      <w:r>
+        <w:rPr>
+          <w:sz w:val="20"/>
+          <w:szCs w:val="20"/>
+          <w:lang w:val="en-IN"/>
+        </w:rPr>
+        <w:t>app.get(</w:t>
+      </w:r>
+      <w:proofErr w:type="gramEnd"/>
+      <w:r>
+        <w:rPr>
+          <w:sz w:val="20"/>
+          <w:szCs w:val="20"/>
+          <w:lang w:val="en-IN"/>
+        </w:rPr>
+        <w:t>"/")</w:t>
       </w:r>
     </w:p>
     <w:p>
@@ -30240,16 +29465,34 @@
           <w:szCs w:val="20"/>
           <w:lang w:val="en-IN"/>
         </w:rPr>
-        <w:t>read_root</w:t>
-      </w:r>
-      <w:proofErr w:type="spellEnd"/>
-      <w:r>
-        <w:rPr>
-          <w:sz w:val="20"/>
-          <w:szCs w:val="20"/>
-          <w:lang w:val="en-IN"/>
-        </w:rPr>
-        <w:t>():</w:t>
+        <w:t>read_</w:t>
+      </w:r>
+      <w:proofErr w:type="gramStart"/>
+      <w:r>
+        <w:rPr>
+          <w:sz w:val="20"/>
+          <w:szCs w:val="20"/>
+          <w:lang w:val="en-IN"/>
+        </w:rPr>
+        <w:t>root</w:t>
+      </w:r>
+      <w:proofErr w:type="spellEnd"/>
+      <w:r>
+        <w:rPr>
+          <w:sz w:val="20"/>
+          <w:szCs w:val="20"/>
+          <w:lang w:val="en-IN"/>
+        </w:rPr>
+        <w:t>(</w:t>
+      </w:r>
+      <w:proofErr w:type="gramEnd"/>
+      <w:r>
+        <w:rPr>
+          <w:sz w:val="20"/>
+          <w:szCs w:val="20"/>
+          <w:lang w:val="en-IN"/>
+        </w:rPr>
+        <w:t>):</w:t>
       </w:r>
     </w:p>
     <w:p>
@@ -30386,7 +29629,16 @@
           <w:szCs w:val="20"/>
           <w:lang w:val="en-IN"/>
         </w:rPr>
-        <w:t>upload_file</w:t>
+        <w:t>upload_</w:t>
+      </w:r>
+      <w:proofErr w:type="gramStart"/>
+      <w:r>
+        <w:rPr>
+          <w:sz w:val="20"/>
+          <w:szCs w:val="20"/>
+          <w:lang w:val="en-IN"/>
+        </w:rPr>
+        <w:t>file</w:t>
       </w:r>
       <w:proofErr w:type="spellEnd"/>
       <w:r>
@@ -30397,6 +29649,7 @@
         </w:rPr>
         <w:t>(</w:t>
       </w:r>
+      <w:proofErr w:type="gramEnd"/>
     </w:p>
     <w:p>
       <w:pPr>
@@ -30581,13 +29834,23 @@
         <w:t xml:space="preserve">    if not </w:t>
       </w:r>
       <w:proofErr w:type="spellStart"/>
-      <w:r>
-        <w:rPr>
-          <w:sz w:val="20"/>
-          <w:szCs w:val="20"/>
-          <w:lang w:val="en-IN"/>
-        </w:rPr>
-        <w:t>file.filename.endswith</w:t>
+      <w:proofErr w:type="gramStart"/>
+      <w:r>
+        <w:rPr>
+          <w:sz w:val="20"/>
+          <w:szCs w:val="20"/>
+          <w:lang w:val="en-IN"/>
+        </w:rPr>
+        <w:t>file.filename</w:t>
+      </w:r>
+      <w:proofErr w:type="gramEnd"/>
+      <w:r>
+        <w:rPr>
+          <w:sz w:val="20"/>
+          <w:szCs w:val="20"/>
+          <w:lang w:val="en-IN"/>
+        </w:rPr>
+        <w:t>.endswith</w:t>
       </w:r>
       <w:proofErr w:type="spellEnd"/>
       <w:r>
@@ -30620,6 +29883,7 @@
         <w:t xml:space="preserve">        raise </w:t>
       </w:r>
       <w:proofErr w:type="spellStart"/>
+      <w:proofErr w:type="gramStart"/>
       <w:r>
         <w:rPr>
           <w:sz w:val="20"/>
@@ -30638,6 +29902,7 @@
         <w:t>(</w:t>
       </w:r>
       <w:proofErr w:type="spellStart"/>
+      <w:proofErr w:type="gramEnd"/>
       <w:r>
         <w:rPr>
           <w:sz w:val="20"/>
@@ -30708,42 +29973,89 @@
         <w:t xml:space="preserve"> = </w:t>
       </w:r>
       <w:proofErr w:type="spellStart"/>
-      <w:r>
-        <w:rPr>
-          <w:sz w:val="20"/>
-          <w:szCs w:val="20"/>
-          <w:lang w:val="en-IN"/>
-        </w:rPr>
-        <w:t>os.path.join</w:t>
-      </w:r>
-      <w:proofErr w:type="spellEnd"/>
-      <w:r>
-        <w:rPr>
-          <w:sz w:val="20"/>
-          <w:szCs w:val="20"/>
-          <w:lang w:val="en-IN"/>
-        </w:rPr>
-        <w:t>(UPLOAD_DIR, f"{</w:t>
-      </w:r>
-      <w:proofErr w:type="spellStart"/>
-      <w:r>
-        <w:rPr>
-          <w:sz w:val="20"/>
-          <w:szCs w:val="20"/>
-          <w:lang w:val="en-IN"/>
-        </w:rPr>
-        <w:t>user_id</w:t>
-      </w:r>
-      <w:proofErr w:type="spellEnd"/>
-      <w:r>
-        <w:rPr>
-          <w:sz w:val="20"/>
-          <w:szCs w:val="20"/>
-          <w:lang w:val="en-IN"/>
-        </w:rPr>
-        <w:t>}_{</w:t>
-      </w:r>
-      <w:proofErr w:type="spellStart"/>
+      <w:proofErr w:type="gramStart"/>
+      <w:r>
+        <w:rPr>
+          <w:sz w:val="20"/>
+          <w:szCs w:val="20"/>
+          <w:lang w:val="en-IN"/>
+        </w:rPr>
+        <w:t>os.path</w:t>
+      </w:r>
+      <w:proofErr w:type="gramEnd"/>
+      <w:r>
+        <w:rPr>
+          <w:sz w:val="20"/>
+          <w:szCs w:val="20"/>
+          <w:lang w:val="en-IN"/>
+        </w:rPr>
+        <w:t>.</w:t>
+      </w:r>
+      <w:proofErr w:type="gramStart"/>
+      <w:r>
+        <w:rPr>
+          <w:sz w:val="20"/>
+          <w:szCs w:val="20"/>
+          <w:lang w:val="en-IN"/>
+        </w:rPr>
+        <w:t>join</w:t>
+      </w:r>
+      <w:proofErr w:type="spellEnd"/>
+      <w:r>
+        <w:rPr>
+          <w:sz w:val="20"/>
+          <w:szCs w:val="20"/>
+          <w:lang w:val="en-IN"/>
+        </w:rPr>
+        <w:t>(</w:t>
+      </w:r>
+      <w:proofErr w:type="gramEnd"/>
+      <w:r>
+        <w:rPr>
+          <w:sz w:val="20"/>
+          <w:szCs w:val="20"/>
+          <w:lang w:val="en-IN"/>
+        </w:rPr>
+        <w:t>UPLOAD_DIR, f"{</w:t>
+      </w:r>
+      <w:proofErr w:type="spellStart"/>
+      <w:r>
+        <w:rPr>
+          <w:sz w:val="20"/>
+          <w:szCs w:val="20"/>
+          <w:lang w:val="en-IN"/>
+        </w:rPr>
+        <w:t>user_</w:t>
+      </w:r>
+      <w:proofErr w:type="gramStart"/>
+      <w:r>
+        <w:rPr>
+          <w:sz w:val="20"/>
+          <w:szCs w:val="20"/>
+          <w:lang w:val="en-IN"/>
+        </w:rPr>
+        <w:t>id</w:t>
+      </w:r>
+      <w:proofErr w:type="spellEnd"/>
+      <w:r>
+        <w:rPr>
+          <w:sz w:val="20"/>
+          <w:szCs w:val="20"/>
+          <w:lang w:val="en-IN"/>
+        </w:rPr>
+        <w:t>}_</w:t>
+      </w:r>
+      <w:proofErr w:type="gramEnd"/>
+      <w:r>
+        <w:rPr>
+          <w:sz w:val="20"/>
+          <w:szCs w:val="20"/>
+          <w:lang w:val="en-IN"/>
+        </w:rPr>
+        <w:t>{</w:t>
+      </w:r>
+      <w:proofErr w:type="spellStart"/>
+      <w:proofErr w:type="gramStart"/>
       <w:r>
         <w:rPr>
           <w:sz w:val="20"/>
@@ -30753,6 +30065,7 @@
         <w:t>file.filename</w:t>
       </w:r>
       <w:proofErr w:type="spellEnd"/>
+      <w:proofErr w:type="gramEnd"/>
       <w:r>
         <w:rPr>
           <w:sz w:val="20"/>
@@ -30835,9 +30148,19 @@
           <w:szCs w:val="20"/>
           <w:lang w:val="en-IN"/>
         </w:rPr>
-        <w:t xml:space="preserve">        with open(</w:t>
-      </w:r>
-      <w:proofErr w:type="spellStart"/>
+        <w:t xml:space="preserve">        with </w:t>
+      </w:r>
+      <w:proofErr w:type="gramStart"/>
+      <w:r>
+        <w:rPr>
+          <w:sz w:val="20"/>
+          <w:szCs w:val="20"/>
+          <w:lang w:val="en-IN"/>
+        </w:rPr>
+        <w:t>open(</w:t>
+      </w:r>
+      <w:proofErr w:type="spellStart"/>
+      <w:proofErr w:type="gramEnd"/>
       <w:r>
         <w:rPr>
           <w:sz w:val="20"/>
@@ -30895,6 +30218,7 @@
         <w:t xml:space="preserve">            </w:t>
       </w:r>
       <w:proofErr w:type="spellStart"/>
+      <w:proofErr w:type="gramStart"/>
       <w:r>
         <w:rPr>
           <w:sz w:val="20"/>
@@ -30904,6 +30228,7 @@
         <w:t>shutil.copyfileobj</w:t>
       </w:r>
       <w:proofErr w:type="spellEnd"/>
+      <w:proofErr w:type="gramEnd"/>
       <w:r>
         <w:rPr>
           <w:sz w:val="20"/>
@@ -30913,6 +30238,7 @@
         <w:t>(</w:t>
       </w:r>
       <w:proofErr w:type="spellStart"/>
+      <w:proofErr w:type="gramStart"/>
       <w:r>
         <w:rPr>
           <w:sz w:val="20"/>
@@ -30922,6 +30248,7 @@
         <w:t>file.file</w:t>
       </w:r>
       <w:proofErr w:type="spellEnd"/>
+      <w:proofErr w:type="gramEnd"/>
       <w:r>
         <w:rPr>
           <w:sz w:val="20"/>
@@ -31063,7 +30390,16 @@
           <w:szCs w:val="20"/>
           <w:lang w:val="en-IN"/>
         </w:rPr>
-        <w:t>ingest_document</w:t>
+        <w:t>ingest_</w:t>
+      </w:r>
+      <w:proofErr w:type="gramStart"/>
+      <w:r>
+        <w:rPr>
+          <w:sz w:val="20"/>
+          <w:szCs w:val="20"/>
+          <w:lang w:val="en-IN"/>
+        </w:rPr>
+        <w:t>document</w:t>
       </w:r>
       <w:proofErr w:type="spellEnd"/>
       <w:r>
@@ -31075,6 +30411,7 @@
         <w:t>(</w:t>
       </w:r>
       <w:proofErr w:type="spellStart"/>
+      <w:proofErr w:type="gramEnd"/>
       <w:r>
         <w:rPr>
           <w:sz w:val="20"/>
@@ -31166,6 +30503,7 @@
         <w:t xml:space="preserve">            raise </w:t>
       </w:r>
       <w:proofErr w:type="spellStart"/>
+      <w:proofErr w:type="gramStart"/>
       <w:r>
         <w:rPr>
           <w:sz w:val="20"/>
@@ -31184,6 +30522,7 @@
         <w:t>(</w:t>
       </w:r>
       <w:proofErr w:type="spellStart"/>
+      <w:proofErr w:type="gramEnd"/>
       <w:r>
         <w:rPr>
           <w:sz w:val="20"/>
@@ -31296,6 +30635,7 @@
         <w:t xml:space="preserve"> '{</w:t>
       </w:r>
       <w:proofErr w:type="spellStart"/>
+      <w:proofErr w:type="gramStart"/>
       <w:r>
         <w:rPr>
           <w:sz w:val="20"/>
@@ -31305,6 +30645,7 @@
         <w:t>file.filename</w:t>
       </w:r>
       <w:proofErr w:type="spellEnd"/>
+      <w:proofErr w:type="gramEnd"/>
       <w:r>
         <w:rPr>
           <w:sz w:val="20"/>
@@ -31335,13 +30676,23 @@
         <w:t xml:space="preserve">            "</w:t>
       </w:r>
       <w:proofErr w:type="spellStart"/>
-      <w:r>
-        <w:rPr>
-          <w:sz w:val="20"/>
-          <w:szCs w:val="20"/>
-          <w:lang w:val="en-IN"/>
-        </w:rPr>
-        <w:t>chunks_created</w:t>
+      <w:proofErr w:type="gramStart"/>
+      <w:r>
+        <w:rPr>
+          <w:sz w:val="20"/>
+          <w:szCs w:val="20"/>
+          <w:lang w:val="en-IN"/>
+        </w:rPr>
+        <w:t>chunks</w:t>
+      </w:r>
+      <w:proofErr w:type="gramEnd"/>
+      <w:r>
+        <w:rPr>
+          <w:sz w:val="20"/>
+          <w:szCs w:val="20"/>
+          <w:lang w:val="en-IN"/>
+        </w:rPr>
+        <w:t>_created</w:t>
       </w:r>
       <w:proofErr w:type="spellEnd"/>
       <w:r>
@@ -31392,13 +30743,23 @@
         <w:t xml:space="preserve">            "</w:t>
       </w:r>
       <w:proofErr w:type="spellStart"/>
-      <w:r>
-        <w:rPr>
-          <w:sz w:val="20"/>
-          <w:szCs w:val="20"/>
-          <w:lang w:val="en-IN"/>
-        </w:rPr>
-        <w:t>user_id</w:t>
+      <w:proofErr w:type="gramStart"/>
+      <w:r>
+        <w:rPr>
+          <w:sz w:val="20"/>
+          <w:szCs w:val="20"/>
+          <w:lang w:val="en-IN"/>
+        </w:rPr>
+        <w:t>user</w:t>
+      </w:r>
+      <w:proofErr w:type="gramEnd"/>
+      <w:r>
+        <w:rPr>
+          <w:sz w:val="20"/>
+          <w:szCs w:val="20"/>
+          <w:lang w:val="en-IN"/>
+        </w:rPr>
+        <w:t>_id</w:t>
       </w:r>
       <w:proofErr w:type="spellEnd"/>
       <w:r>
@@ -31556,6 +30917,7 @@
         <w:t xml:space="preserve">        raise </w:t>
       </w:r>
       <w:proofErr w:type="spellStart"/>
+      <w:proofErr w:type="gramStart"/>
       <w:r>
         <w:rPr>
           <w:sz w:val="20"/>
@@ -31574,6 +30936,7 @@
         <w:t>(</w:t>
       </w:r>
       <w:proofErr w:type="spellStart"/>
+      <w:proofErr w:type="gramEnd"/>
       <w:r>
         <w:rPr>
           <w:sz w:val="20"/>
@@ -31655,13 +31018,23 @@
         <w:t xml:space="preserve">        if </w:t>
       </w:r>
       <w:proofErr w:type="spellStart"/>
-      <w:r>
-        <w:rPr>
-          <w:sz w:val="20"/>
-          <w:szCs w:val="20"/>
-          <w:lang w:val="en-IN"/>
-        </w:rPr>
-        <w:t>os.path.exists</w:t>
+      <w:proofErr w:type="gramStart"/>
+      <w:r>
+        <w:rPr>
+          <w:sz w:val="20"/>
+          <w:szCs w:val="20"/>
+          <w:lang w:val="en-IN"/>
+        </w:rPr>
+        <w:t>os.path</w:t>
+      </w:r>
+      <w:proofErr w:type="gramEnd"/>
+      <w:r>
+        <w:rPr>
+          <w:sz w:val="20"/>
+          <w:szCs w:val="20"/>
+          <w:lang w:val="en-IN"/>
+        </w:rPr>
+        <w:t>.exists</w:t>
       </w:r>
       <w:proofErr w:type="spellEnd"/>
       <w:r>
@@ -31712,6 +31085,7 @@
         <w:t xml:space="preserve">            </w:t>
       </w:r>
       <w:proofErr w:type="spellStart"/>
+      <w:proofErr w:type="gramStart"/>
       <w:r>
         <w:rPr>
           <w:sz w:val="20"/>
@@ -31721,6 +31095,7 @@
         <w:t>os.remove</w:t>
       </w:r>
       <w:proofErr w:type="spellEnd"/>
+      <w:proofErr w:type="gramEnd"/>
       <w:r>
         <w:rPr>
           <w:sz w:val="20"/>
@@ -31813,8 +31188,18 @@
           <w:szCs w:val="20"/>
           <w:lang w:val="en-IN"/>
         </w:rPr>
-        <w:t>async def ask(</w:t>
-      </w:r>
+        <w:t xml:space="preserve">async def </w:t>
+      </w:r>
+      <w:proofErr w:type="gramStart"/>
+      <w:r>
+        <w:rPr>
+          <w:sz w:val="20"/>
+          <w:szCs w:val="20"/>
+          <w:lang w:val="en-IN"/>
+        </w:rPr>
+        <w:t>ask(</w:t>
+      </w:r>
+      <w:proofErr w:type="gramEnd"/>
     </w:p>
     <w:p>
       <w:pPr>
@@ -31924,16 +31309,34 @@
           <w:szCs w:val="20"/>
           <w:lang w:val="en-IN"/>
         </w:rPr>
-        <w:t>ask_question</w:t>
-      </w:r>
-      <w:proofErr w:type="spellEnd"/>
-      <w:r>
-        <w:rPr>
-          <w:sz w:val="20"/>
-          <w:szCs w:val="20"/>
-          <w:lang w:val="en-IN"/>
-        </w:rPr>
-        <w:t xml:space="preserve">(query, </w:t>
+        <w:t>ask_</w:t>
+      </w:r>
+      <w:proofErr w:type="gramStart"/>
+      <w:r>
+        <w:rPr>
+          <w:sz w:val="20"/>
+          <w:szCs w:val="20"/>
+          <w:lang w:val="en-IN"/>
+        </w:rPr>
+        <w:t>question</w:t>
+      </w:r>
+      <w:proofErr w:type="spellEnd"/>
+      <w:r>
+        <w:rPr>
+          <w:sz w:val="20"/>
+          <w:szCs w:val="20"/>
+          <w:lang w:val="en-IN"/>
+        </w:rPr>
+        <w:t>(</w:t>
+      </w:r>
+      <w:proofErr w:type="gramEnd"/>
+      <w:r>
+        <w:rPr>
+          <w:sz w:val="20"/>
+          <w:szCs w:val="20"/>
+          <w:lang w:val="en-IN"/>
+        </w:rPr>
+        <w:t xml:space="preserve">query, </w:t>
       </w:r>
       <w:proofErr w:type="spellStart"/>
       <w:r>
@@ -32225,6 +31628,7 @@
         <w:t xml:space="preserve">        raise </w:t>
       </w:r>
       <w:proofErr w:type="spellStart"/>
+      <w:proofErr w:type="gramStart"/>
       <w:r>
         <w:rPr>
           <w:sz w:val="20"/>
@@ -32243,6 +31647,7 @@
         <w:t>(</w:t>
       </w:r>
       <w:proofErr w:type="spellStart"/>
+      <w:proofErr w:type="gramEnd"/>
       <w:r>
         <w:rPr>
           <w:sz w:val="20"/>
@@ -32358,6 +31763,7 @@
         <w:t xml:space="preserve">        "sources": </w:t>
       </w:r>
       <w:proofErr w:type="spellStart"/>
+      <w:proofErr w:type="gramStart"/>
       <w:r>
         <w:rPr>
           <w:sz w:val="20"/>
@@ -32373,7 +31779,16 @@
           <w:szCs w:val="20"/>
           <w:lang w:val="en-IN"/>
         </w:rPr>
-        <w:t>("sources", []),</w:t>
+        <w:t>(</w:t>
+      </w:r>
+      <w:proofErr w:type="gramEnd"/>
+      <w:r>
+        <w:rPr>
+          <w:sz w:val="20"/>
+          <w:szCs w:val="20"/>
+          <w:lang w:val="en-IN"/>
+        </w:rPr>
+        <w:t>"sources", []),</w:t>
       </w:r>
     </w:p>
     <w:p>
@@ -32397,13 +31812,23 @@
         <w:t xml:space="preserve">        "</w:t>
       </w:r>
       <w:proofErr w:type="spellStart"/>
-      <w:r>
-        <w:rPr>
-          <w:sz w:val="20"/>
-          <w:szCs w:val="20"/>
-          <w:lang w:val="en-IN"/>
-        </w:rPr>
-        <w:t>original_query</w:t>
+      <w:proofErr w:type="gramStart"/>
+      <w:r>
+        <w:rPr>
+          <w:sz w:val="20"/>
+          <w:szCs w:val="20"/>
+          <w:lang w:val="en-IN"/>
+        </w:rPr>
+        <w:t>original</w:t>
+      </w:r>
+      <w:proofErr w:type="gramEnd"/>
+      <w:r>
+        <w:rPr>
+          <w:sz w:val="20"/>
+          <w:szCs w:val="20"/>
+          <w:lang w:val="en-IN"/>
+        </w:rPr>
+        <w:t>_query</w:t>
       </w:r>
       <w:proofErr w:type="spellEnd"/>
       <w:r>
@@ -32415,6 +31840,7 @@
         <w:t xml:space="preserve">": </w:t>
       </w:r>
       <w:proofErr w:type="spellStart"/>
+      <w:proofErr w:type="gramStart"/>
       <w:r>
         <w:rPr>
           <w:sz w:val="20"/>
@@ -32430,7 +31856,16 @@
           <w:szCs w:val="20"/>
           <w:lang w:val="en-IN"/>
         </w:rPr>
-        <w:t>("</w:t>
+        <w:t>(</w:t>
+      </w:r>
+      <w:proofErr w:type="gramEnd"/>
+      <w:r>
+        <w:rPr>
+          <w:sz w:val="20"/>
+          <w:szCs w:val="20"/>
+          <w:lang w:val="en-IN"/>
+        </w:rPr>
+        <w:t>"</w:t>
       </w:r>
       <w:proofErr w:type="spellStart"/>
       <w:r>
@@ -32472,13 +31907,23 @@
         <w:t xml:space="preserve">        "</w:t>
       </w:r>
       <w:proofErr w:type="spellStart"/>
-      <w:r>
-        <w:rPr>
-          <w:sz w:val="20"/>
-          <w:szCs w:val="20"/>
-          <w:lang w:val="en-IN"/>
-        </w:rPr>
-        <w:t>processed_query</w:t>
+      <w:proofErr w:type="gramStart"/>
+      <w:r>
+        <w:rPr>
+          <w:sz w:val="20"/>
+          <w:szCs w:val="20"/>
+          <w:lang w:val="en-IN"/>
+        </w:rPr>
+        <w:t>processed</w:t>
+      </w:r>
+      <w:proofErr w:type="gramEnd"/>
+      <w:r>
+        <w:rPr>
+          <w:sz w:val="20"/>
+          <w:szCs w:val="20"/>
+          <w:lang w:val="en-IN"/>
+        </w:rPr>
+        <w:t>_query</w:t>
       </w:r>
       <w:proofErr w:type="spellEnd"/>
       <w:r>
@@ -32490,6 +31935,7 @@
         <w:t xml:space="preserve">": </w:t>
       </w:r>
       <w:proofErr w:type="spellStart"/>
+      <w:proofErr w:type="gramStart"/>
       <w:r>
         <w:rPr>
           <w:sz w:val="20"/>
@@ -32505,7 +31951,16 @@
           <w:szCs w:val="20"/>
           <w:lang w:val="en-IN"/>
         </w:rPr>
-        <w:t>("</w:t>
+        <w:t>(</w:t>
+      </w:r>
+      <w:proofErr w:type="gramEnd"/>
+      <w:r>
+        <w:rPr>
+          <w:sz w:val="20"/>
+          <w:szCs w:val="20"/>
+          <w:lang w:val="en-IN"/>
+        </w:rPr>
+        <w:t>"</w:t>
       </w:r>
       <w:proofErr w:type="spellStart"/>
       <w:r>
@@ -32608,16 +32063,34 @@
           <w:szCs w:val="20"/>
           <w:lang w:val="en-IN"/>
         </w:rPr>
-        <w:t>get_provider</w:t>
-      </w:r>
-      <w:proofErr w:type="spellEnd"/>
-      <w:r>
-        <w:rPr>
-          <w:sz w:val="20"/>
-          <w:szCs w:val="20"/>
-          <w:lang w:val="en-IN"/>
-        </w:rPr>
-        <w:t>():</w:t>
+        <w:t>get_</w:t>
+      </w:r>
+      <w:proofErr w:type="gramStart"/>
+      <w:r>
+        <w:rPr>
+          <w:sz w:val="20"/>
+          <w:szCs w:val="20"/>
+          <w:lang w:val="en-IN"/>
+        </w:rPr>
+        <w:t>provider</w:t>
+      </w:r>
+      <w:proofErr w:type="spellEnd"/>
+      <w:r>
+        <w:rPr>
+          <w:sz w:val="20"/>
+          <w:szCs w:val="20"/>
+          <w:lang w:val="en-IN"/>
+        </w:rPr>
+        <w:t>(</w:t>
+      </w:r>
+      <w:proofErr w:type="gramEnd"/>
+      <w:r>
+        <w:rPr>
+          <w:sz w:val="20"/>
+          <w:szCs w:val="20"/>
+          <w:lang w:val="en-IN"/>
+        </w:rPr>
+        <w:t>):</w:t>
       </w:r>
     </w:p>
     <w:p>
@@ -32668,16 +32141,34 @@
           <w:szCs w:val="20"/>
           <w:lang w:val="en-IN"/>
         </w:rPr>
-        <w:t>get_current_provider_info</w:t>
-      </w:r>
-      <w:proofErr w:type="spellEnd"/>
-      <w:r>
-        <w:rPr>
-          <w:sz w:val="20"/>
-          <w:szCs w:val="20"/>
-          <w:lang w:val="en-IN"/>
-        </w:rPr>
-        <w:t>()</w:t>
+        <w:t>get_current_provider_</w:t>
+      </w:r>
+      <w:proofErr w:type="gramStart"/>
+      <w:r>
+        <w:rPr>
+          <w:sz w:val="20"/>
+          <w:szCs w:val="20"/>
+          <w:lang w:val="en-IN"/>
+        </w:rPr>
+        <w:t>info</w:t>
+      </w:r>
+      <w:proofErr w:type="spellEnd"/>
+      <w:r>
+        <w:rPr>
+          <w:sz w:val="20"/>
+          <w:szCs w:val="20"/>
+          <w:lang w:val="en-IN"/>
+        </w:rPr>
+        <w:t>(</w:t>
+      </w:r>
+      <w:proofErr w:type="gramEnd"/>
+      <w:r>
+        <w:rPr>
+          <w:sz w:val="20"/>
+          <w:szCs w:val="20"/>
+          <w:lang w:val="en-IN"/>
+        </w:rPr>
+        <w:t>)</w:t>
       </w:r>
     </w:p>
     <w:p>
@@ -32754,7 +32245,16 @@
           <w:szCs w:val="20"/>
           <w:lang w:val="en-IN"/>
         </w:rPr>
-        <w:t>switch_provider</w:t>
+        <w:t>switch_</w:t>
+      </w:r>
+      <w:proofErr w:type="gramStart"/>
+      <w:r>
+        <w:rPr>
+          <w:sz w:val="20"/>
+          <w:szCs w:val="20"/>
+          <w:lang w:val="en-IN"/>
+        </w:rPr>
+        <w:t>provider</w:t>
       </w:r>
       <w:proofErr w:type="spellEnd"/>
       <w:r>
@@ -32765,6 +32265,7 @@
         </w:rPr>
         <w:t>(</w:t>
       </w:r>
+      <w:proofErr w:type="gramEnd"/>
     </w:p>
     <w:p>
       <w:pPr>
@@ -32784,7 +32285,25 @@
           <w:szCs w:val="20"/>
           <w:lang w:val="en-IN"/>
         </w:rPr>
-        <w:t xml:space="preserve">    provider: str = Form(...),         # "offline" | "online"</w:t>
+        <w:t xml:space="preserve">    provider: str = Form</w:t>
+      </w:r>
+      <w:proofErr w:type="gramStart"/>
+      <w:r>
+        <w:rPr>
+          <w:sz w:val="20"/>
+          <w:szCs w:val="20"/>
+          <w:lang w:val="en-IN"/>
+        </w:rPr>
+        <w:t xml:space="preserve">(...),   </w:t>
+      </w:r>
+      <w:proofErr w:type="gramEnd"/>
+      <w:r>
+        <w:rPr>
+          <w:sz w:val="20"/>
+          <w:szCs w:val="20"/>
+          <w:lang w:val="en-IN"/>
+        </w:rPr>
+        <w:t xml:space="preserve">      # "offline" | "online"</w:t>
       </w:r>
     </w:p>
     <w:p>
@@ -32823,7 +32342,25 @@
           <w:szCs w:val="20"/>
           <w:lang w:val="en-IN"/>
         </w:rPr>
-        <w:t>: str = Form(None)  # "</w:t>
+        <w:t xml:space="preserve">: str = </w:t>
+      </w:r>
+      <w:proofErr w:type="gramStart"/>
+      <w:r>
+        <w:rPr>
+          <w:sz w:val="20"/>
+          <w:szCs w:val="20"/>
+          <w:lang w:val="en-IN"/>
+        </w:rPr>
+        <w:t>Form(None)  #</w:t>
+      </w:r>
+      <w:proofErr w:type="gramEnd"/>
+      <w:r>
+        <w:rPr>
+          <w:sz w:val="20"/>
+          <w:szCs w:val="20"/>
+          <w:lang w:val="en-IN"/>
+        </w:rPr>
+        <w:t xml:space="preserve"> "</w:t>
       </w:r>
       <w:proofErr w:type="spellStart"/>
       <w:r>
@@ -33134,6 +32671,7 @@
         <w:t xml:space="preserve">        raise </w:t>
       </w:r>
       <w:proofErr w:type="spellStart"/>
+      <w:proofErr w:type="gramStart"/>
       <w:r>
         <w:rPr>
           <w:sz w:val="20"/>
@@ -33151,6 +32689,7 @@
         </w:rPr>
         <w:t>(</w:t>
       </w:r>
+      <w:proofErr w:type="gramEnd"/>
     </w:p>
     <w:p>
       <w:pPr>
@@ -33347,6 +32886,7 @@
         <w:t xml:space="preserve">        raise </w:t>
       </w:r>
       <w:proofErr w:type="spellStart"/>
+      <w:proofErr w:type="gramStart"/>
       <w:r>
         <w:rPr>
           <w:sz w:val="20"/>
@@ -33364,6 +32904,7 @@
         </w:rPr>
         <w:t>(</w:t>
       </w:r>
+      <w:proofErr w:type="gramEnd"/>
     </w:p>
     <w:p>
       <w:pPr>
@@ -33554,6 +33095,7 @@
         <w:t xml:space="preserve">    </w:t>
       </w:r>
       <w:proofErr w:type="spellStart"/>
+      <w:proofErr w:type="gramStart"/>
       <w:r>
         <w:rPr>
           <w:sz w:val="20"/>
@@ -33563,13 +33105,32 @@
         <w:t>os.environ</w:t>
       </w:r>
       <w:proofErr w:type="spellEnd"/>
-      <w:r>
-        <w:rPr>
-          <w:sz w:val="20"/>
-          <w:szCs w:val="20"/>
-          <w:lang w:val="en-IN"/>
-        </w:rPr>
-        <w:t>["LLM_PROVIDER"]    = provider</w:t>
+      <w:proofErr w:type="gramEnd"/>
+      <w:r>
+        <w:rPr>
+          <w:sz w:val="20"/>
+          <w:szCs w:val="20"/>
+          <w:lang w:val="en-IN"/>
+        </w:rPr>
+        <w:t>["LLM_PROVIDER</w:t>
+      </w:r>
+      <w:proofErr w:type="gramStart"/>
+      <w:r>
+        <w:rPr>
+          <w:sz w:val="20"/>
+          <w:szCs w:val="20"/>
+          <w:lang w:val="en-IN"/>
+        </w:rPr>
+        <w:t xml:space="preserve">"]   </w:t>
+      </w:r>
+      <w:proofErr w:type="gramEnd"/>
+      <w:r>
+        <w:rPr>
+          <w:sz w:val="20"/>
+          <w:szCs w:val="20"/>
+          <w:lang w:val="en-IN"/>
+        </w:rPr>
+        <w:t xml:space="preserve"> = provider</w:t>
       </w:r>
     </w:p>
     <w:p>
@@ -33593,6 +33154,7 @@
         <w:t xml:space="preserve">    </w:t>
       </w:r>
       <w:proofErr w:type="spellStart"/>
+      <w:proofErr w:type="gramStart"/>
       <w:r>
         <w:rPr>
           <w:sz w:val="20"/>
@@ -33602,6 +33164,7 @@
         <w:t>os.environ</w:t>
       </w:r>
       <w:proofErr w:type="spellEnd"/>
+      <w:proofErr w:type="gramEnd"/>
       <w:r>
         <w:rPr>
           <w:sz w:val="20"/>
@@ -33779,13 +33342,23 @@
         <w:t xml:space="preserve">    </w:t>
       </w:r>
       <w:proofErr w:type="spellStart"/>
-      <w:r>
-        <w:rPr>
-          <w:sz w:val="20"/>
-          <w:szCs w:val="20"/>
-          <w:lang w:val="en-IN"/>
-        </w:rPr>
-        <w:t>config.ONLINE_PROVIDER</w:t>
+      <w:proofErr w:type="gramStart"/>
+      <w:r>
+        <w:rPr>
+          <w:sz w:val="20"/>
+          <w:szCs w:val="20"/>
+          <w:lang w:val="en-IN"/>
+        </w:rPr>
+        <w:t>config.ONLINE</w:t>
+      </w:r>
+      <w:proofErr w:type="gramEnd"/>
+      <w:r>
+        <w:rPr>
+          <w:sz w:val="20"/>
+          <w:szCs w:val="20"/>
+          <w:lang w:val="en-IN"/>
+        </w:rPr>
+        <w:t>_PROVIDER</w:t>
       </w:r>
       <w:proofErr w:type="spellEnd"/>
       <w:r>
@@ -33911,16 +33484,34 @@
           <w:szCs w:val="20"/>
           <w:lang w:val="en-IN"/>
         </w:rPr>
-        <w:t>clear_llm_cache</w:t>
-      </w:r>
-      <w:proofErr w:type="spellEnd"/>
-      <w:r>
-        <w:rPr>
-          <w:sz w:val="20"/>
-          <w:szCs w:val="20"/>
-          <w:lang w:val="en-IN"/>
-        </w:rPr>
-        <w:t>()</w:t>
+        <w:t>clear_llm_</w:t>
+      </w:r>
+      <w:proofErr w:type="gramStart"/>
+      <w:r>
+        <w:rPr>
+          <w:sz w:val="20"/>
+          <w:szCs w:val="20"/>
+          <w:lang w:val="en-IN"/>
+        </w:rPr>
+        <w:t>cache</w:t>
+      </w:r>
+      <w:proofErr w:type="spellEnd"/>
+      <w:r>
+        <w:rPr>
+          <w:sz w:val="20"/>
+          <w:szCs w:val="20"/>
+          <w:lang w:val="en-IN"/>
+        </w:rPr>
+        <w:t>(</w:t>
+      </w:r>
+      <w:proofErr w:type="gramEnd"/>
+      <w:r>
+        <w:rPr>
+          <w:sz w:val="20"/>
+          <w:szCs w:val="20"/>
+          <w:lang w:val="en-IN"/>
+        </w:rPr>
+        <w:t>)</w:t>
       </w:r>
     </w:p>
     <w:p>
@@ -34095,13 +33686,23 @@
         <w:t xml:space="preserve">        "</w:t>
       </w:r>
       <w:proofErr w:type="spellStart"/>
-      <w:r>
-        <w:rPr>
-          <w:sz w:val="20"/>
-          <w:szCs w:val="20"/>
-          <w:lang w:val="en-IN"/>
-        </w:rPr>
-        <w:t>online_provider</w:t>
+      <w:proofErr w:type="gramStart"/>
+      <w:r>
+        <w:rPr>
+          <w:sz w:val="20"/>
+          <w:szCs w:val="20"/>
+          <w:lang w:val="en-IN"/>
+        </w:rPr>
+        <w:t>online</w:t>
+      </w:r>
+      <w:proofErr w:type="gramEnd"/>
+      <w:r>
+        <w:rPr>
+          <w:sz w:val="20"/>
+          <w:szCs w:val="20"/>
+          <w:lang w:val="en-IN"/>
+        </w:rPr>
+        <w:t>_provider</w:t>
       </w:r>
       <w:proofErr w:type="spellEnd"/>
       <w:r>
@@ -34192,7 +33793,16 @@
           <w:szCs w:val="20"/>
           <w:lang w:val="en-IN"/>
         </w:rPr>
-        <w:t>reset_session</w:t>
+        <w:t>reset_</w:t>
+      </w:r>
+      <w:proofErr w:type="gramStart"/>
+      <w:r>
+        <w:rPr>
+          <w:sz w:val="20"/>
+          <w:szCs w:val="20"/>
+          <w:lang w:val="en-IN"/>
+        </w:rPr>
+        <w:t>session</w:t>
       </w:r>
       <w:proofErr w:type="spellEnd"/>
       <w:r>
@@ -34203,6 +33813,7 @@
         </w:rPr>
         <w:t>(</w:t>
       </w:r>
+      <w:proofErr w:type="gramEnd"/>
     </w:p>
     <w:p>
       <w:pPr>
@@ -34405,6 +34016,7 @@
         <w:t xml:space="preserve">        raise </w:t>
       </w:r>
       <w:proofErr w:type="spellStart"/>
+      <w:proofErr w:type="gramStart"/>
       <w:r>
         <w:rPr>
           <w:sz w:val="20"/>
@@ -34423,6 +34035,7 @@
         <w:t>(</w:t>
       </w:r>
       <w:proofErr w:type="spellStart"/>
+      <w:proofErr w:type="gramEnd"/>
       <w:r>
         <w:rPr>
           <w:sz w:val="20"/>
@@ -34502,16 +34115,34 @@
           <w:szCs w:val="20"/>
           <w:lang w:val="en-IN"/>
         </w:rPr>
-        <w:t>health_check</w:t>
-      </w:r>
-      <w:proofErr w:type="spellEnd"/>
-      <w:r>
-        <w:rPr>
-          <w:sz w:val="20"/>
-          <w:szCs w:val="20"/>
-          <w:lang w:val="en-IN"/>
-        </w:rPr>
-        <w:t>():</w:t>
+        <w:t>health_</w:t>
+      </w:r>
+      <w:proofErr w:type="gramStart"/>
+      <w:r>
+        <w:rPr>
+          <w:sz w:val="20"/>
+          <w:szCs w:val="20"/>
+          <w:lang w:val="en-IN"/>
+        </w:rPr>
+        <w:t>check</w:t>
+      </w:r>
+      <w:proofErr w:type="spellEnd"/>
+      <w:r>
+        <w:rPr>
+          <w:sz w:val="20"/>
+          <w:szCs w:val="20"/>
+          <w:lang w:val="en-IN"/>
+        </w:rPr>
+        <w:t>(</w:t>
+      </w:r>
+      <w:proofErr w:type="gramEnd"/>
+      <w:r>
+        <w:rPr>
+          <w:sz w:val="20"/>
+          <w:szCs w:val="20"/>
+          <w:lang w:val="en-IN"/>
+        </w:rPr>
+        <w:t>):</w:t>
       </w:r>
     </w:p>
     <w:p>
@@ -34660,16 +34291,34 @@
           <w:szCs w:val="20"/>
           <w:lang w:val="en-IN"/>
         </w:rPr>
-        <w:t>get_current_provider_info</w:t>
-      </w:r>
-      <w:proofErr w:type="spellEnd"/>
-      <w:r>
-        <w:rPr>
-          <w:sz w:val="20"/>
-          <w:szCs w:val="20"/>
-          <w:lang w:val="en-IN"/>
-        </w:rPr>
-        <w:t>()</w:t>
+        <w:t>get_current_provider_</w:t>
+      </w:r>
+      <w:proofErr w:type="gramStart"/>
+      <w:r>
+        <w:rPr>
+          <w:sz w:val="20"/>
+          <w:szCs w:val="20"/>
+          <w:lang w:val="en-IN"/>
+        </w:rPr>
+        <w:t>info</w:t>
+      </w:r>
+      <w:proofErr w:type="spellEnd"/>
+      <w:r>
+        <w:rPr>
+          <w:sz w:val="20"/>
+          <w:szCs w:val="20"/>
+          <w:lang w:val="en-IN"/>
+        </w:rPr>
+        <w:t>(</w:t>
+      </w:r>
+      <w:proofErr w:type="gramEnd"/>
+      <w:r>
+        <w:rPr>
+          <w:sz w:val="20"/>
+          <w:szCs w:val="20"/>
+          <w:lang w:val="en-IN"/>
+        </w:rPr>
+        <w:t>)</w:t>
       </w:r>
     </w:p>
     <w:p>
@@ -34717,16 +34366,34 @@
           <w:szCs w:val="20"/>
           <w:lang w:val="en-IN"/>
         </w:rPr>
-        <w:t>is_ollama_running</w:t>
-      </w:r>
-      <w:proofErr w:type="spellEnd"/>
-      <w:r>
-        <w:rPr>
-          <w:sz w:val="20"/>
-          <w:szCs w:val="20"/>
-          <w:lang w:val="en-IN"/>
-        </w:rPr>
-        <w:t>() if LLM_PROVIDER == "offline" else None</w:t>
+        <w:t>is_ollama_</w:t>
+      </w:r>
+      <w:proofErr w:type="gramStart"/>
+      <w:r>
+        <w:rPr>
+          <w:sz w:val="20"/>
+          <w:szCs w:val="20"/>
+          <w:lang w:val="en-IN"/>
+        </w:rPr>
+        <w:t>running</w:t>
+      </w:r>
+      <w:proofErr w:type="spellEnd"/>
+      <w:r>
+        <w:rPr>
+          <w:sz w:val="20"/>
+          <w:szCs w:val="20"/>
+          <w:lang w:val="en-IN"/>
+        </w:rPr>
+        <w:t>(</w:t>
+      </w:r>
+      <w:proofErr w:type="gramEnd"/>
+      <w:r>
+        <w:rPr>
+          <w:sz w:val="20"/>
+          <w:szCs w:val="20"/>
+          <w:lang w:val="en-IN"/>
+        </w:rPr>
+        <w:t>) if LLM_PROVIDER == "offline" else None</w:t>
       </w:r>
     </w:p>
     <w:p>
@@ -34774,16 +34441,34 @@
           <w:szCs w:val="20"/>
           <w:lang w:val="en-IN"/>
         </w:rPr>
-        <w:t>is_model_available</w:t>
-      </w:r>
-      <w:proofErr w:type="spellEnd"/>
-      <w:r>
-        <w:rPr>
-          <w:sz w:val="20"/>
-          <w:szCs w:val="20"/>
-          <w:lang w:val="en-IN"/>
-        </w:rPr>
-        <w:t xml:space="preserve">(OLLAMA_MODEL) if </w:t>
+        <w:t>is_model_</w:t>
+      </w:r>
+      <w:proofErr w:type="gramStart"/>
+      <w:r>
+        <w:rPr>
+          <w:sz w:val="20"/>
+          <w:szCs w:val="20"/>
+          <w:lang w:val="en-IN"/>
+        </w:rPr>
+        <w:t>available</w:t>
+      </w:r>
+      <w:proofErr w:type="spellEnd"/>
+      <w:r>
+        <w:rPr>
+          <w:sz w:val="20"/>
+          <w:szCs w:val="20"/>
+          <w:lang w:val="en-IN"/>
+        </w:rPr>
+        <w:t>(</w:t>
+      </w:r>
+      <w:proofErr w:type="gramEnd"/>
+      <w:r>
+        <w:rPr>
+          <w:sz w:val="20"/>
+          <w:szCs w:val="20"/>
+          <w:lang w:val="en-IN"/>
+        </w:rPr>
+        <w:t xml:space="preserve">OLLAMA_MODEL) if </w:t>
       </w:r>
       <w:proofErr w:type="spellStart"/>
       <w:r>
@@ -34880,13 +34565,23 @@
         <w:t xml:space="preserve">        "</w:t>
       </w:r>
       <w:proofErr w:type="spellStart"/>
-      <w:r>
-        <w:rPr>
-          <w:sz w:val="20"/>
-          <w:szCs w:val="20"/>
-          <w:lang w:val="en-IN"/>
-        </w:rPr>
-        <w:t>active_provider</w:t>
+      <w:proofErr w:type="gramStart"/>
+      <w:r>
+        <w:rPr>
+          <w:sz w:val="20"/>
+          <w:szCs w:val="20"/>
+          <w:lang w:val="en-IN"/>
+        </w:rPr>
+        <w:t>active</w:t>
+      </w:r>
+      <w:proofErr w:type="gramEnd"/>
+      <w:r>
+        <w:rPr>
+          <w:sz w:val="20"/>
+          <w:szCs w:val="20"/>
+          <w:lang w:val="en-IN"/>
+        </w:rPr>
+        <w:t>_provider</w:t>
       </w:r>
       <w:proofErr w:type="spellEnd"/>
       <w:r>
@@ -34937,13 +34632,23 @@
         <w:t xml:space="preserve">        "</w:t>
       </w:r>
       <w:proofErr w:type="spellStart"/>
-      <w:r>
-        <w:rPr>
-          <w:sz w:val="20"/>
-          <w:szCs w:val="20"/>
-          <w:lang w:val="en-IN"/>
-        </w:rPr>
-        <w:t>ollama_running</w:t>
+      <w:proofErr w:type="gramStart"/>
+      <w:r>
+        <w:rPr>
+          <w:sz w:val="20"/>
+          <w:szCs w:val="20"/>
+          <w:lang w:val="en-IN"/>
+        </w:rPr>
+        <w:t>ollama</w:t>
+      </w:r>
+      <w:proofErr w:type="gramEnd"/>
+      <w:r>
+        <w:rPr>
+          <w:sz w:val="20"/>
+          <w:szCs w:val="20"/>
+          <w:lang w:val="en-IN"/>
+        </w:rPr>
+        <w:t>_running</w:t>
       </w:r>
       <w:proofErr w:type="spellEnd"/>
       <w:r>
@@ -34994,13 +34699,23 @@
         <w:t xml:space="preserve">        "</w:t>
       </w:r>
       <w:proofErr w:type="spellStart"/>
-      <w:r>
-        <w:rPr>
-          <w:sz w:val="20"/>
-          <w:szCs w:val="20"/>
-          <w:lang w:val="en-IN"/>
-        </w:rPr>
-        <w:t>ollama_model_ready</w:t>
+      <w:proofErr w:type="gramStart"/>
+      <w:r>
+        <w:rPr>
+          <w:sz w:val="20"/>
+          <w:szCs w:val="20"/>
+          <w:lang w:val="en-IN"/>
+        </w:rPr>
+        <w:t>ollama</w:t>
+      </w:r>
+      <w:proofErr w:type="gramEnd"/>
+      <w:r>
+        <w:rPr>
+          <w:sz w:val="20"/>
+          <w:szCs w:val="20"/>
+          <w:lang w:val="en-IN"/>
+        </w:rPr>
+        <w:t>_model_ready</w:t>
       </w:r>
       <w:proofErr w:type="spellEnd"/>
       <w:r>
@@ -42179,7 +41894,7 @@
                     <pic:cNvPicPr/>
                   </pic:nvPicPr>
                   <pic:blipFill>
-                    <a:blip r:embed="rId22"/>
+                    <a:blip r:embed="rId21"/>
                     <a:stretch>
                       <a:fillRect/>
                     </a:stretch>
@@ -42508,7 +42223,7 @@
         </w:rPr>
         <w:t xml:space="preserve"> </w:t>
       </w:r>
-      <w:hyperlink r:id="rId23" w:history="1">
+      <w:hyperlink r:id="rId22" w:history="1">
         <w:r>
           <w:rPr>
             <w:rStyle w:val="Hyperlink"/>
@@ -42638,7 +42353,7 @@
                     <pic:cNvPicPr/>
                   </pic:nvPicPr>
                   <pic:blipFill>
-                    <a:blip r:embed="rId24">
+                    <a:blip r:embed="rId23">
                       <a:extLst>
                         <a:ext uri="{28A0092B-C50C-407E-A947-70E740481C1C}">
                           <a14:useLocalDpi xmlns:a14="http://schemas.microsoft.com/office/drawing/2010/main" val="0"/>
@@ -42976,7 +42691,7 @@
         </w:rPr>
         <w:t xml:space="preserve"> </w:t>
       </w:r>
-      <w:hyperlink r:id="rId25" w:history="1">
+      <w:hyperlink r:id="rId24" w:history="1">
         <w:r>
           <w:rPr>
             <w:rStyle w:val="Hyperlink"/>
@@ -43127,7 +42842,7 @@
                     <pic:cNvPicPr/>
                   </pic:nvPicPr>
                   <pic:blipFill>
-                    <a:blip r:embed="rId26"/>
+                    <a:blip r:embed="rId25"/>
                     <a:stretch>
                       <a:fillRect/>
                     </a:stretch>
@@ -43430,7 +43145,7 @@
         </w:rPr>
         <w:t xml:space="preserve"> </w:t>
       </w:r>
-      <w:hyperlink r:id="rId27" w:history="1">
+      <w:hyperlink r:id="rId26" w:history="1">
         <w:r>
           <w:rPr>
             <w:rStyle w:val="Hyperlink"/>
@@ -43605,7 +43320,7 @@
                     <pic:cNvPicPr/>
                   </pic:nvPicPr>
                   <pic:blipFill>
-                    <a:blip r:embed="rId28"/>
+                    <a:blip r:embed="rId27"/>
                     <a:stretch>
                       <a:fillRect/>
                     </a:stretch>
@@ -44074,7 +43789,7 @@
                     <pic:cNvPicPr/>
                   </pic:nvPicPr>
                   <pic:blipFill>
-                    <a:blip r:embed="rId29">
+                    <a:blip r:embed="rId28">
                       <a:extLst>
                         <a:ext uri="{28A0092B-C50C-407E-A947-70E740481C1C}">
                           <a14:useLocalDpi xmlns:a14="http://schemas.microsoft.com/office/drawing/2010/main" val="0"/>
@@ -44435,7 +44150,7 @@
       </w:pPr>
     </w:p>
     <w:sectPr>
-      <w:footerReference w:type="default" r:id="rId30"/>
+      <w:footerReference w:type="default" r:id="rId29"/>
       <w:pgSz w:w="11910" w:h="16840" w:code="9"/>
       <w:pgMar w:top="1440" w:right="1440" w:bottom="1440" w:left="1440" w:header="720" w:footer="567" w:gutter="0"/>
       <w:pgNumType w:start="1"/>
@@ -44655,10 +44370,31 @@
         </w:pPr>
         <w:r>
           <w:rPr>
+            <w:sz w:val="20"/>
+            <w:szCs w:val="20"/>
+          </w:rPr>
+          <w:t xml:space="preserve">DEPARTMENT OF CSE, DR. APJ ABDUL KALAM </w:t>
+        </w:r>
+        <w:r>
+          <w:rPr>
+            <w:sz w:val="20"/>
+            <w:szCs w:val="20"/>
+          </w:rPr>
+          <w:t xml:space="preserve">GOVERNMENT </w:t>
+        </w:r>
+        <w:r>
+          <w:rPr>
+            <w:sz w:val="20"/>
+            <w:szCs w:val="20"/>
+          </w:rPr>
+          <w:t>INSTITUTE OF TECHNOLOGY</w:t>
+        </w:r>
+        <w:r>
+          <w:rPr>
             <w:sz w:val="22"/>
             <w:szCs w:val="20"/>
           </w:rPr>
-          <w:t xml:space="preserve">DEPARTMENT OF CSE, DR. APJ ABDUL KALAM INSTITUTE OF TECHNOLOGY            </w:t>
+          <w:t xml:space="preserve">            </w:t>
         </w:r>
       </w:p>
     </w:sdtContent>
@@ -45796,6 +45532,7 @@
   <w:style w:type="character" w:default="1" w:styleId="DefaultParagraphFont">
     <w:name w:val="Default Paragraph Font"/>
     <w:uiPriority w:val="1"/>
+    <w:semiHidden/>
     <w:unhideWhenUsed/>
   </w:style>
   <w:style w:type="table" w:default="1" w:styleId="TableNormal">
